--- a/sample_protocols/Autorizované protokoly pro MUŽE/lsz_placeholdery_v2_females.docx
+++ b/sample_protocols/Autorizované protokoly pro MUŽE/lsz_placeholdery_v2_females.docx
@@ -908,6 +908,16 @@
         </w:rPr>
         <w:t>}}</w:t>
       </w:r>
+      <w:r>
+        <w:rPr>
+          <w:rFonts w:ascii="Cambria" w:eastAsia="Times New Roman" w:hAnsi="Cambria" w:cs="Arial CE"/>
+          <w:b/>
+          <w:sz w:val="24"/>
+          <w:szCs w:val="24"/>
+          <w:lang w:eastAsia="cs-CZ"/>
+        </w:rPr>
+        <w:t xml:space="preserve"> - ženy</w:t>
+      </w:r>
     </w:p>
     <w:p>
       <w:pPr>
@@ -1216,7 +1226,31 @@
           <w:highlight w:val="magenta"/>
           <w:lang w:eastAsia="cs-CZ"/>
         </w:rPr>
-        <w:t>{{today_date}}</w:t>
+        <w:t>{{</w:t>
+      </w:r>
+      <w:proofErr w:type="spellStart"/>
+      <w:r>
+        <w:rPr>
+          <w:rFonts w:ascii="Cambria" w:eastAsia="Times New Roman" w:hAnsi="Cambria" w:cs="Arial CE"/>
+          <w:b/>
+          <w:sz w:val="24"/>
+          <w:szCs w:val="24"/>
+          <w:highlight w:val="magenta"/>
+          <w:lang w:eastAsia="cs-CZ"/>
+        </w:rPr>
+        <w:t>today_date</w:t>
+      </w:r>
+      <w:proofErr w:type="spellEnd"/>
+      <w:r>
+        <w:rPr>
+          <w:rFonts w:ascii="Cambria" w:eastAsia="Times New Roman" w:hAnsi="Cambria" w:cs="Arial CE"/>
+          <w:b/>
+          <w:sz w:val="24"/>
+          <w:szCs w:val="24"/>
+          <w:highlight w:val="magenta"/>
+          <w:lang w:eastAsia="cs-CZ"/>
+        </w:rPr>
+        <w:t>}}</w:t>
       </w:r>
       <w:r>
         <w:rPr>
@@ -1394,8 +1428,9 @@
           <w:szCs w:val="20"/>
           <w:lang w:eastAsia="cs-CZ"/>
         </w:rPr>
-        <w:t>Měření lokální svalové zátěže bylo provedeno metodou integrované elektromyografie přístrojem EMG Holter. Integrace je matematický proces, který vypočítává plochu opsanou křivkou. Pro integraci EMG signálu je použit celovlnný usměrňovač a elektrický integrátor. Integrovaný elektromyogram představuje celkovou svalovou aktivitu a je funkcí amplitudy, trvání a frekvence v průběhu jednotlivých EMG potenciálů. EMG potenciály jsou snímány speciálními povrchovými elektrodami. Snímaný signál je zesílen diferenciálním zesilovačem, filtrován, celovlnně usměrňován, integrován, digitalizován a průběžně ukládán do paměti, EMG signály jsou vzorko</w:t>
-      </w:r>
+        <w:t xml:space="preserve">Měření lokální svalové zátěže bylo provedeno metodou integrované elektromyografie přístrojem EMG </w:t>
+      </w:r>
+      <w:proofErr w:type="spellStart"/>
       <w:r>
         <w:rPr>
           <w:rFonts w:asciiTheme="minorHAnsi" w:eastAsia="Times New Roman" w:hAnsiTheme="minorHAnsi" w:cstheme="minorHAnsi"/>
@@ -1405,8 +1440,9 @@
           <w:szCs w:val="20"/>
           <w:lang w:eastAsia="cs-CZ"/>
         </w:rPr>
-        <w:t>vány 20</w:t>
-      </w:r>
+        <w:t>Holter</w:t>
+      </w:r>
+      <w:proofErr w:type="spellEnd"/>
       <w:r>
         <w:rPr>
           <w:rFonts w:asciiTheme="minorHAnsi" w:eastAsia="Times New Roman" w:hAnsiTheme="minorHAnsi" w:cstheme="minorHAnsi"/>
@@ -1416,6 +1452,76 @@
           <w:szCs w:val="20"/>
           <w:lang w:eastAsia="cs-CZ"/>
         </w:rPr>
+        <w:t xml:space="preserve">. Integrace je matematický proces, který vypočítává plochu opsanou křivkou. Pro integraci EMG signálu je použit </w:t>
+      </w:r>
+      <w:proofErr w:type="spellStart"/>
+      <w:r>
+        <w:rPr>
+          <w:rFonts w:asciiTheme="minorHAnsi" w:eastAsia="Times New Roman" w:hAnsiTheme="minorHAnsi" w:cstheme="minorHAnsi"/>
+          <w:b w:val="0"/>
+          <w:bCs w:val="0"/>
+          <w:sz w:val="20"/>
+          <w:szCs w:val="20"/>
+          <w:lang w:eastAsia="cs-CZ"/>
+        </w:rPr>
+        <w:t>celovlnný</w:t>
+      </w:r>
+      <w:proofErr w:type="spellEnd"/>
+      <w:r>
+        <w:rPr>
+          <w:rFonts w:asciiTheme="minorHAnsi" w:eastAsia="Times New Roman" w:hAnsiTheme="minorHAnsi" w:cstheme="minorHAnsi"/>
+          <w:b w:val="0"/>
+          <w:bCs w:val="0"/>
+          <w:sz w:val="20"/>
+          <w:szCs w:val="20"/>
+          <w:lang w:eastAsia="cs-CZ"/>
+        </w:rPr>
+        <w:t xml:space="preserve"> usměrňovač a elektrický integrátor. Integrovaný elektromyogram představuje celkovou svalovou aktivitu a je funkcí amplitudy, trvání a frekvence v průběhu jednotlivých EMG potenciálů. EMG potenciály jsou snímány speciálními povrchovými elektrodami. Snímaný signál je zesílen diferenciálním zesilovačem, filtrován, </w:t>
+      </w:r>
+      <w:proofErr w:type="spellStart"/>
+      <w:r>
+        <w:rPr>
+          <w:rFonts w:asciiTheme="minorHAnsi" w:eastAsia="Times New Roman" w:hAnsiTheme="minorHAnsi" w:cstheme="minorHAnsi"/>
+          <w:b w:val="0"/>
+          <w:bCs w:val="0"/>
+          <w:sz w:val="20"/>
+          <w:szCs w:val="20"/>
+          <w:lang w:eastAsia="cs-CZ"/>
+        </w:rPr>
+        <w:t>celovlnně</w:t>
+      </w:r>
+      <w:proofErr w:type="spellEnd"/>
+      <w:r>
+        <w:rPr>
+          <w:rFonts w:asciiTheme="minorHAnsi" w:eastAsia="Times New Roman" w:hAnsiTheme="minorHAnsi" w:cstheme="minorHAnsi"/>
+          <w:b w:val="0"/>
+          <w:bCs w:val="0"/>
+          <w:sz w:val="20"/>
+          <w:szCs w:val="20"/>
+          <w:lang w:eastAsia="cs-CZ"/>
+        </w:rPr>
+        <w:t xml:space="preserve"> usměrňován, integrován, digitalizován a průběžně ukládán do paměti, EMG signály jsou vzorko</w:t>
+      </w:r>
+      <w:r>
+        <w:rPr>
+          <w:rFonts w:asciiTheme="minorHAnsi" w:eastAsia="Times New Roman" w:hAnsiTheme="minorHAnsi" w:cstheme="minorHAnsi"/>
+          <w:b w:val="0"/>
+          <w:bCs w:val="0"/>
+          <w:sz w:val="20"/>
+          <w:szCs w:val="20"/>
+          <w:lang w:eastAsia="cs-CZ"/>
+        </w:rPr>
+        <w:t>vány 20</w:t>
+      </w:r>
+      <w:r>
+        <w:rPr>
+          <w:rFonts w:asciiTheme="minorHAnsi" w:eastAsia="Times New Roman" w:hAnsiTheme="minorHAnsi" w:cstheme="minorHAnsi"/>
+          <w:b w:val="0"/>
+          <w:bCs w:val="0"/>
+          <w:sz w:val="20"/>
+          <w:szCs w:val="20"/>
+          <w:lang w:eastAsia="cs-CZ"/>
+        </w:rPr>
         <w:t xml:space="preserve">x za sekundu. Následně je vypočtena jejich průměrná hodnota, která je ukládána do paměti přístroje. </w:t>
       </w:r>
     </w:p>
@@ -1475,8 +1581,9 @@
           <w:szCs w:val="20"/>
           <w:lang w:eastAsia="cs-CZ"/>
         </w:rPr>
-        <w:t xml:space="preserve"> činí použitá hodnota pro všechny měřené svalové skupiny 3,00 % Fmax. U činností jako jsou příprava a úklid pracoviště, jsou pro časové vážení užity hodnoty 5,00–8,00 % Fmax pro všechny měřené svalové skupiny (pokud tyto činnosti nebyly měřen</w:t>
-      </w:r>
+        <w:t xml:space="preserve"> činí použitá hodnota pro všechny měřené svalové skupiny 3,00 % </w:t>
+      </w:r>
+      <w:proofErr w:type="spellStart"/>
       <w:r>
         <w:rPr>
           <w:rFonts w:asciiTheme="minorHAnsi" w:eastAsia="Times New Roman" w:hAnsiTheme="minorHAnsi" w:cstheme="minorHAnsi"/>
@@ -1486,8 +1593,9 @@
           <w:szCs w:val="20"/>
           <w:lang w:eastAsia="cs-CZ"/>
         </w:rPr>
-        <w:t xml:space="preserve">y). </w:t>
-      </w:r>
+        <w:t>Fmax</w:t>
+      </w:r>
+      <w:proofErr w:type="spellEnd"/>
       <w:r>
         <w:rPr>
           <w:rFonts w:asciiTheme="minorHAnsi" w:eastAsia="Times New Roman" w:hAnsiTheme="minorHAnsi" w:cstheme="minorHAnsi"/>
@@ -1497,8 +1605,9 @@
           <w:szCs w:val="20"/>
           <w:lang w:eastAsia="cs-CZ"/>
         </w:rPr>
-        <w:t>Hodnoceny</w:t>
-      </w:r>
+        <w:t xml:space="preserve">. U činností jako jsou příprava a úklid pracoviště, jsou pro časové vážení užity hodnoty 5,00–8,00 % </w:t>
+      </w:r>
+      <w:proofErr w:type="spellStart"/>
       <w:r>
         <w:rPr>
           <w:rFonts w:asciiTheme="minorHAnsi" w:eastAsia="Times New Roman" w:hAnsiTheme="minorHAnsi" w:cstheme="minorHAnsi"/>
@@ -1508,8 +1617,9 @@
           <w:szCs w:val="20"/>
           <w:lang w:eastAsia="cs-CZ"/>
         </w:rPr>
-        <w:t xml:space="preserve"> byly změny EMG potenciálů flexorů a extenzorů rukou a předloktí obou horních končetin (EMG 1</w:t>
-      </w:r>
+        <w:t>Fmax</w:t>
+      </w:r>
+      <w:proofErr w:type="spellEnd"/>
       <w:r>
         <w:rPr>
           <w:rFonts w:asciiTheme="minorHAnsi" w:eastAsia="Times New Roman" w:hAnsiTheme="minorHAnsi" w:cstheme="minorHAnsi"/>
@@ -1519,7 +1629,7 @@
           <w:szCs w:val="20"/>
           <w:lang w:eastAsia="cs-CZ"/>
         </w:rPr>
-        <w:t xml:space="preserve"> </w:t>
+        <w:t xml:space="preserve"> pro všechny měřené svalové skupiny (pokud tyto činnosti nebyly měřen</w:t>
       </w:r>
       <w:r>
         <w:rPr>
@@ -1530,7 +1640,7 @@
           <w:szCs w:val="20"/>
           <w:lang w:eastAsia="cs-CZ"/>
         </w:rPr>
-        <w:t>–</w:t>
+        <w:t xml:space="preserve">y). </w:t>
       </w:r>
       <w:r>
         <w:rPr>
@@ -1541,7 +1651,7 @@
           <w:szCs w:val="20"/>
           <w:lang w:eastAsia="cs-CZ"/>
         </w:rPr>
-        <w:t xml:space="preserve"> </w:t>
+        <w:t>Hodnoceny</w:t>
       </w:r>
       <w:r>
         <w:rPr>
@@ -1552,7 +1662,7 @@
           <w:szCs w:val="20"/>
           <w:lang w:eastAsia="cs-CZ"/>
         </w:rPr>
-        <w:t>svalové skupiny extenzorů pravé ruky a</w:t>
+        <w:t xml:space="preserve"> byly změny EMG potenciálů flexorů a extenzorů rukou a předloktí obou horních končetin (EMG 1</w:t>
       </w:r>
       <w:r>
         <w:rPr>
@@ -1563,7 +1673,7 @@
           <w:szCs w:val="20"/>
           <w:lang w:eastAsia="cs-CZ"/>
         </w:rPr>
-        <w:t> </w:t>
+        <w:t xml:space="preserve"> </w:t>
       </w:r>
       <w:r>
         <w:rPr>
@@ -1574,7 +1684,7 @@
           <w:szCs w:val="20"/>
           <w:lang w:eastAsia="cs-CZ"/>
         </w:rPr>
-        <w:t>předloktí, EMG 2</w:t>
+        <w:t>–</w:t>
       </w:r>
       <w:r>
         <w:rPr>
@@ -1596,7 +1706,7 @@
           <w:szCs w:val="20"/>
           <w:lang w:eastAsia="cs-CZ"/>
         </w:rPr>
-        <w:t>–</w:t>
+        <w:t>svalové skupiny extenzorů pravé ruky a</w:t>
       </w:r>
       <w:r>
         <w:rPr>
@@ -1607,7 +1717,7 @@
           <w:szCs w:val="20"/>
           <w:lang w:eastAsia="cs-CZ"/>
         </w:rPr>
-        <w:t xml:space="preserve"> </w:t>
+        <w:t> </w:t>
       </w:r>
       <w:r>
         <w:rPr>
@@ -1618,7 +1728,7 @@
           <w:szCs w:val="20"/>
           <w:lang w:eastAsia="cs-CZ"/>
         </w:rPr>
-        <w:t>svalové skupiny flexorů pravé ruky a předloktí, EMG 3</w:t>
+        <w:t>předloktí, EMG 2</w:t>
       </w:r>
       <w:r>
         <w:rPr>
@@ -1662,7 +1772,7 @@
           <w:szCs w:val="20"/>
           <w:lang w:eastAsia="cs-CZ"/>
         </w:rPr>
-        <w:t>svalové skupiny extenzorů levé ruky a předloktí, EMG 4</w:t>
+        <w:t>svalové skupiny flexorů pravé ruky a předloktí, EMG 3</w:t>
       </w:r>
       <w:r>
         <w:rPr>
@@ -1706,6 +1816,50 @@
           <w:szCs w:val="20"/>
           <w:lang w:eastAsia="cs-CZ"/>
         </w:rPr>
+        <w:t>svalové skupiny extenzorů levé ruky a předloktí, EMG 4</w:t>
+      </w:r>
+      <w:r>
+        <w:rPr>
+          <w:rFonts w:asciiTheme="minorHAnsi" w:eastAsia="Times New Roman" w:hAnsiTheme="minorHAnsi" w:cstheme="minorHAnsi"/>
+          <w:b w:val="0"/>
+          <w:bCs w:val="0"/>
+          <w:sz w:val="20"/>
+          <w:szCs w:val="20"/>
+          <w:lang w:eastAsia="cs-CZ"/>
+        </w:rPr>
+        <w:t xml:space="preserve"> </w:t>
+      </w:r>
+      <w:r>
+        <w:rPr>
+          <w:rFonts w:asciiTheme="minorHAnsi" w:eastAsia="Times New Roman" w:hAnsiTheme="minorHAnsi" w:cstheme="minorHAnsi"/>
+          <w:b w:val="0"/>
+          <w:bCs w:val="0"/>
+          <w:sz w:val="20"/>
+          <w:szCs w:val="20"/>
+          <w:lang w:eastAsia="cs-CZ"/>
+        </w:rPr>
+        <w:t>–</w:t>
+      </w:r>
+      <w:r>
+        <w:rPr>
+          <w:rFonts w:asciiTheme="minorHAnsi" w:eastAsia="Times New Roman" w:hAnsiTheme="minorHAnsi" w:cstheme="minorHAnsi"/>
+          <w:b w:val="0"/>
+          <w:bCs w:val="0"/>
+          <w:sz w:val="20"/>
+          <w:szCs w:val="20"/>
+          <w:lang w:eastAsia="cs-CZ"/>
+        </w:rPr>
+        <w:t xml:space="preserve"> </w:t>
+      </w:r>
+      <w:r>
+        <w:rPr>
+          <w:rFonts w:asciiTheme="minorHAnsi" w:eastAsia="Times New Roman" w:hAnsiTheme="minorHAnsi" w:cstheme="minorHAnsi"/>
+          <w:b w:val="0"/>
+          <w:bCs w:val="0"/>
+          <w:sz w:val="20"/>
+          <w:szCs w:val="20"/>
+          <w:lang w:eastAsia="cs-CZ"/>
+        </w:rPr>
         <w:t xml:space="preserve">svalové skupiny flexorů levé ruky a předloktí). Četnost pracovních pohybů byla kalkulována na základě videozáznamu měřených pracovních činností v kombinaci s přímým odečtem při měření na pracovišti. </w:t>
       </w:r>
     </w:p>
@@ -1857,6 +2011,7 @@
         </w:rPr>
         <w:t>{{</w:t>
       </w:r>
+      <w:proofErr w:type="spellStart"/>
       <w:r>
         <w:rPr>
           <w:lang w:eastAsia="cs-CZ"/>
@@ -1881,7 +2036,14 @@
         <w:rPr>
           <w:lang w:eastAsia="cs-CZ"/>
         </w:rPr>
-        <w:t>|czech}}</w:t>
+        <w:t>|czech</w:t>
+      </w:r>
+      <w:proofErr w:type="spellEnd"/>
+      <w:r>
+        <w:rPr>
+          <w:lang w:eastAsia="cs-CZ"/>
+        </w:rPr>
+        <w:t>}}</w:t>
       </w:r>
     </w:p>
     <w:p>
@@ -1987,7 +2149,25 @@
                 <w:color w:val="000000"/>
                 <w:szCs w:val="20"/>
               </w:rPr>
-              <w:t>EMG Holter č. 60/16 + příslušenství</w:t>
+              <w:t xml:space="preserve">EMG </w:t>
+            </w:r>
+            <w:proofErr w:type="spellStart"/>
+            <w:r>
+              <w:rPr>
+                <w:rFonts w:ascii="Calibri" w:hAnsi="Calibri" w:cs="Calibri"/>
+                <w:color w:val="000000"/>
+                <w:szCs w:val="20"/>
+              </w:rPr>
+              <w:t>Holter</w:t>
+            </w:r>
+            <w:proofErr w:type="spellEnd"/>
+            <w:r>
+              <w:rPr>
+                <w:rFonts w:ascii="Calibri" w:hAnsi="Calibri" w:cs="Calibri"/>
+                <w:color w:val="000000"/>
+                <w:szCs w:val="20"/>
+              </w:rPr>
+              <w:t xml:space="preserve"> č. 60/16 + příslušenství</w:t>
             </w:r>
           </w:p>
         </w:tc>
@@ -2040,7 +2220,25 @@
                 <w:color w:val="000000"/>
                 <w:szCs w:val="20"/>
               </w:rPr>
-              <w:t>EMG Holter č. 65/17 + příslušenství</w:t>
+              <w:t xml:space="preserve">EMG </w:t>
+            </w:r>
+            <w:proofErr w:type="spellStart"/>
+            <w:r>
+              <w:rPr>
+                <w:rFonts w:ascii="Calibri" w:hAnsi="Calibri" w:cs="Calibri"/>
+                <w:color w:val="000000"/>
+                <w:szCs w:val="20"/>
+              </w:rPr>
+              <w:t>Holter</w:t>
+            </w:r>
+            <w:proofErr w:type="spellEnd"/>
+            <w:r>
+              <w:rPr>
+                <w:rFonts w:ascii="Calibri" w:hAnsi="Calibri" w:cs="Calibri"/>
+                <w:color w:val="000000"/>
+                <w:szCs w:val="20"/>
+              </w:rPr>
+              <w:t xml:space="preserve"> č. 65/17 + příslušenství</w:t>
             </w:r>
           </w:p>
         </w:tc>
@@ -2092,7 +2290,23 @@
                 <w:rFonts w:ascii="Calibri" w:hAnsi="Calibri" w:cs="Calibri"/>
                 <w:szCs w:val="20"/>
               </w:rPr>
-              <w:t>EMG Holter č. 84/19 + příslušenství</w:t>
+              <w:t xml:space="preserve">EMG </w:t>
+            </w:r>
+            <w:proofErr w:type="spellStart"/>
+            <w:r>
+              <w:rPr>
+                <w:rFonts w:ascii="Calibri" w:hAnsi="Calibri" w:cs="Calibri"/>
+                <w:szCs w:val="20"/>
+              </w:rPr>
+              <w:t>Holter</w:t>
+            </w:r>
+            <w:proofErr w:type="spellEnd"/>
+            <w:r>
+              <w:rPr>
+                <w:rFonts w:ascii="Calibri" w:hAnsi="Calibri" w:cs="Calibri"/>
+                <w:szCs w:val="20"/>
+              </w:rPr>
+              <w:t xml:space="preserve"> č. 84/19 + příslušenství</w:t>
             </w:r>
           </w:p>
         </w:tc>
@@ -2144,7 +2358,23 @@
                 <w:rFonts w:ascii="Calibri" w:hAnsi="Calibri" w:cs="Calibri"/>
                 <w:szCs w:val="20"/>
               </w:rPr>
-              <w:t>EMG Holter č. 85/19 + příslušenství</w:t>
+              <w:t xml:space="preserve">EMG </w:t>
+            </w:r>
+            <w:proofErr w:type="spellStart"/>
+            <w:r>
+              <w:rPr>
+                <w:rFonts w:ascii="Calibri" w:hAnsi="Calibri" w:cs="Calibri"/>
+                <w:szCs w:val="20"/>
+              </w:rPr>
+              <w:t>Holter</w:t>
+            </w:r>
+            <w:proofErr w:type="spellEnd"/>
+            <w:r>
+              <w:rPr>
+                <w:rFonts w:ascii="Calibri" w:hAnsi="Calibri" w:cs="Calibri"/>
+                <w:szCs w:val="20"/>
+              </w:rPr>
+              <w:t xml:space="preserve"> č. 85/19 + příslušenství</w:t>
             </w:r>
           </w:p>
         </w:tc>
@@ -2197,7 +2427,25 @@
                 <w:color w:val="000000"/>
                 <w:szCs w:val="20"/>
               </w:rPr>
-              <w:t>EMG Holter č. 86/20 + příslušenství</w:t>
+              <w:t xml:space="preserve">EMG </w:t>
+            </w:r>
+            <w:proofErr w:type="spellStart"/>
+            <w:r>
+              <w:rPr>
+                <w:rFonts w:ascii="Calibri" w:hAnsi="Calibri" w:cs="Calibri"/>
+                <w:color w:val="000000"/>
+                <w:szCs w:val="20"/>
+              </w:rPr>
+              <w:t>Holter</w:t>
+            </w:r>
+            <w:proofErr w:type="spellEnd"/>
+            <w:r>
+              <w:rPr>
+                <w:rFonts w:ascii="Calibri" w:hAnsi="Calibri" w:cs="Calibri"/>
+                <w:color w:val="000000"/>
+                <w:szCs w:val="20"/>
+              </w:rPr>
+              <w:t xml:space="preserve"> č. 86/20 + příslušenství</w:t>
             </w:r>
           </w:p>
         </w:tc>
@@ -2251,7 +2499,25 @@
                 <w:color w:val="000000"/>
                 <w:szCs w:val="20"/>
               </w:rPr>
-              <w:t>EMG Holter č. 87/20 + příslušenství</w:t>
+              <w:t xml:space="preserve">EMG </w:t>
+            </w:r>
+            <w:proofErr w:type="spellStart"/>
+            <w:r>
+              <w:rPr>
+                <w:rFonts w:ascii="Calibri" w:hAnsi="Calibri" w:cs="Calibri"/>
+                <w:color w:val="000000"/>
+                <w:szCs w:val="20"/>
+              </w:rPr>
+              <w:t>Holter</w:t>
+            </w:r>
+            <w:proofErr w:type="spellEnd"/>
+            <w:r>
+              <w:rPr>
+                <w:rFonts w:ascii="Calibri" w:hAnsi="Calibri" w:cs="Calibri"/>
+                <w:color w:val="000000"/>
+                <w:szCs w:val="20"/>
+              </w:rPr>
+              <w:t xml:space="preserve"> č. 87/20 + příslušenství</w:t>
             </w:r>
           </w:p>
         </w:tc>
@@ -2503,8 +2769,13 @@
     </w:p>
     <w:p>
       <w:r>
-        <w:t>{{popisprace</w:t>
-      </w:r>
+        <w:t>{{</w:t>
+      </w:r>
+      <w:proofErr w:type="spellStart"/>
+      <w:r>
+        <w:t>popisprace</w:t>
+      </w:r>
+      <w:proofErr w:type="spellEnd"/>
       <w:r>
         <w:t>}}</w:t>
       </w:r>
@@ -4048,7 +4319,7 @@
         <w:tc>
           <w:tcPr>
             <w:tcW w:w="743" w:type="pct"/>
-            <w:shd w:val="clear" w:color="auto" w:fill="DBE5F1" w:themeFill="accent1" w:themeFillTint="33"/>
+            <w:shd w:val="clear" w:color="auto" w:fill="FDE9D9" w:themeFill="accent6" w:themeFillTint="33"/>
             <w:vAlign w:val="center"/>
           </w:tcPr>
           <w:p>
@@ -4072,7 +4343,7 @@
           <w:tcPr>
             <w:tcW w:w="1340" w:type="pct"/>
             <w:gridSpan w:val="2"/>
-            <w:shd w:val="clear" w:color="auto" w:fill="DBE5F1" w:themeFill="accent1" w:themeFillTint="33"/>
+            <w:shd w:val="clear" w:color="auto" w:fill="FDE9D9" w:themeFill="accent6" w:themeFillTint="33"/>
             <w:vAlign w:val="center"/>
           </w:tcPr>
           <w:p>
@@ -4098,7 +4369,7 @@
         <w:tc>
           <w:tcPr>
             <w:tcW w:w="688" w:type="pct"/>
-            <w:shd w:val="clear" w:color="auto" w:fill="DBE5F1" w:themeFill="accent1" w:themeFillTint="33"/>
+            <w:shd w:val="clear" w:color="auto" w:fill="FDE9D9" w:themeFill="accent6" w:themeFillTint="33"/>
             <w:vAlign w:val="center"/>
           </w:tcPr>
           <w:p>
@@ -4133,7 +4404,7 @@
         <w:tc>
           <w:tcPr>
             <w:tcW w:w="774" w:type="pct"/>
-            <w:shd w:val="clear" w:color="auto" w:fill="DBE5F1" w:themeFill="accent1" w:themeFillTint="33"/>
+            <w:shd w:val="clear" w:color="auto" w:fill="FDE9D9" w:themeFill="accent6" w:themeFillTint="33"/>
             <w:vAlign w:val="center"/>
           </w:tcPr>
           <w:p>
@@ -4168,7 +4439,7 @@
         <w:tc>
           <w:tcPr>
             <w:tcW w:w="699" w:type="pct"/>
-            <w:shd w:val="clear" w:color="auto" w:fill="DBE5F1" w:themeFill="accent1" w:themeFillTint="33"/>
+            <w:shd w:val="clear" w:color="auto" w:fill="FDE9D9" w:themeFill="accent6" w:themeFillTint="33"/>
             <w:vAlign w:val="center"/>
           </w:tcPr>
           <w:p>
@@ -4203,7 +4474,7 @@
         <w:tc>
           <w:tcPr>
             <w:tcW w:w="757" w:type="pct"/>
-            <w:shd w:val="clear" w:color="auto" w:fill="DBE5F1" w:themeFill="accent1" w:themeFillTint="33"/>
+            <w:shd w:val="clear" w:color="auto" w:fill="FDE9D9" w:themeFill="accent6" w:themeFillTint="33"/>
             <w:vAlign w:val="center"/>
           </w:tcPr>
           <w:p>
@@ -5086,8 +5357,19 @@
           <w:szCs w:val="24"/>
           <w:lang w:eastAsia="cs-CZ"/>
         </w:rPr>
-        <w:t>íla % Fmax</w:t>
-      </w:r>
+        <w:t xml:space="preserve">íla % </w:t>
+      </w:r>
+      <w:proofErr w:type="spellStart"/>
+      <w:r>
+        <w:rPr>
+          <w:b/>
+          <w:sz w:val="24"/>
+          <w:szCs w:val="24"/>
+          <w:lang w:eastAsia="cs-CZ"/>
+        </w:rPr>
+        <w:t>Fmax</w:t>
+      </w:r>
+      <w:proofErr w:type="spellEnd"/>
       <w:r>
         <w:rPr>
           <w:b/>
@@ -5319,7 +5601,25 @@
                 <w:szCs w:val="20"/>
                 <w:lang w:eastAsia="cs-CZ"/>
               </w:rPr>
-              <w:t>PHK [% Fmax]</w:t>
+              <w:t xml:space="preserve">PHK [% </w:t>
+            </w:r>
+            <w:proofErr w:type="spellStart"/>
+            <w:r>
+              <w:rPr>
+                <w:rFonts w:ascii="Calibri" w:eastAsia="Times New Roman" w:hAnsi="Calibri" w:cs="Calibri"/>
+                <w:szCs w:val="20"/>
+                <w:lang w:eastAsia="cs-CZ"/>
+              </w:rPr>
+              <w:t>Fmax</w:t>
+            </w:r>
+            <w:proofErr w:type="spellEnd"/>
+            <w:r>
+              <w:rPr>
+                <w:rFonts w:ascii="Calibri" w:eastAsia="Times New Roman" w:hAnsi="Calibri" w:cs="Calibri"/>
+                <w:szCs w:val="20"/>
+                <w:lang w:eastAsia="cs-CZ"/>
+              </w:rPr>
+              <w:t>]</w:t>
             </w:r>
           </w:p>
         </w:tc>
@@ -5352,7 +5652,25 @@
                 <w:szCs w:val="20"/>
                 <w:lang w:eastAsia="cs-CZ"/>
               </w:rPr>
-              <w:t>LHK [% Fmax]</w:t>
+              <w:t xml:space="preserve">LHK [% </w:t>
+            </w:r>
+            <w:proofErr w:type="spellStart"/>
+            <w:r>
+              <w:rPr>
+                <w:rFonts w:ascii="Calibri" w:eastAsia="Times New Roman" w:hAnsi="Calibri" w:cs="Calibri"/>
+                <w:szCs w:val="20"/>
+                <w:lang w:eastAsia="cs-CZ"/>
+              </w:rPr>
+              <w:t>Fmax</w:t>
+            </w:r>
+            <w:proofErr w:type="spellEnd"/>
+            <w:r>
+              <w:rPr>
+                <w:rFonts w:ascii="Calibri" w:eastAsia="Times New Roman" w:hAnsi="Calibri" w:cs="Calibri"/>
+                <w:szCs w:val="20"/>
+                <w:lang w:eastAsia="cs-CZ"/>
+              </w:rPr>
+              <w:t>]</w:t>
             </w:r>
           </w:p>
         </w:tc>
@@ -7376,7 +7694,7 @@
               <w:bottom w:val="single" w:sz="8" w:space="0" w:color="auto"/>
               <w:right w:val="nil"/>
             </w:tcBorders>
-            <w:shd w:val="clear" w:color="000000" w:fill="DBE5F1"/>
+            <w:shd w:val="clear" w:color="auto" w:fill="FDE9D9" w:themeFill="accent6" w:themeFillTint="33"/>
             <w:noWrap/>
             <w:vAlign w:val="center"/>
             <w:hideMark/>
@@ -7422,7 +7740,7 @@
               <w:bottom w:val="single" w:sz="8" w:space="0" w:color="auto"/>
               <w:right w:val="nil"/>
             </w:tcBorders>
-            <w:shd w:val="clear" w:color="000000" w:fill="DBE5F1"/>
+            <w:shd w:val="clear" w:color="auto" w:fill="FDE9D9" w:themeFill="accent6" w:themeFillTint="33"/>
             <w:noWrap/>
             <w:vAlign w:val="center"/>
           </w:tcPr>
@@ -7468,7 +7786,7 @@
               <w:bottom w:val="single" w:sz="8" w:space="0" w:color="auto"/>
               <w:right w:val="single" w:sz="4" w:space="0" w:color="auto"/>
             </w:tcBorders>
-            <w:shd w:val="clear" w:color="000000" w:fill="DBE5F1"/>
+            <w:shd w:val="clear" w:color="auto" w:fill="FDE9D9" w:themeFill="accent6" w:themeFillTint="33"/>
             <w:noWrap/>
             <w:vAlign w:val="center"/>
           </w:tcPr>
@@ -7514,7 +7832,7 @@
               <w:bottom w:val="single" w:sz="8" w:space="0" w:color="auto"/>
               <w:right w:val="single" w:sz="4" w:space="0" w:color="auto"/>
             </w:tcBorders>
-            <w:shd w:val="clear" w:color="000000" w:fill="DBE5F1"/>
+            <w:shd w:val="clear" w:color="auto" w:fill="FDE9D9" w:themeFill="accent6" w:themeFillTint="33"/>
             <w:noWrap/>
             <w:vAlign w:val="center"/>
           </w:tcPr>
@@ -7560,7 +7878,7 @@
               <w:bottom w:val="single" w:sz="8" w:space="0" w:color="auto"/>
               <w:right w:val="single" w:sz="4" w:space="0" w:color="auto"/>
             </w:tcBorders>
-            <w:shd w:val="clear" w:color="000000" w:fill="DBE5F1"/>
+            <w:shd w:val="clear" w:color="auto" w:fill="FDE9D9" w:themeFill="accent6" w:themeFillTint="33"/>
             <w:noWrap/>
             <w:vAlign w:val="center"/>
           </w:tcPr>
@@ -7606,7 +7924,7 @@
               <w:bottom w:val="single" w:sz="8" w:space="0" w:color="auto"/>
               <w:right w:val="single" w:sz="8" w:space="0" w:color="auto"/>
             </w:tcBorders>
-            <w:shd w:val="clear" w:color="000000" w:fill="DBE5F1"/>
+            <w:shd w:val="clear" w:color="auto" w:fill="FDE9D9" w:themeFill="accent6" w:themeFillTint="33"/>
             <w:noWrap/>
             <w:vAlign w:val="center"/>
           </w:tcPr>
@@ -9202,7 +9520,7 @@
               <w:bottom w:val="single" w:sz="8" w:space="0" w:color="auto"/>
               <w:right w:val="nil"/>
             </w:tcBorders>
-            <w:shd w:val="clear" w:color="000000" w:fill="DBE5F1"/>
+            <w:shd w:val="clear" w:color="auto" w:fill="FDE9D9" w:themeFill="accent6" w:themeFillTint="33"/>
             <w:noWrap/>
             <w:vAlign w:val="center"/>
             <w:hideMark/>
@@ -9266,7 +9584,7 @@
               <w:bottom w:val="single" w:sz="8" w:space="0" w:color="auto"/>
               <w:right w:val="nil"/>
             </w:tcBorders>
-            <w:shd w:val="clear" w:color="000000" w:fill="DBE5F1"/>
+            <w:shd w:val="clear" w:color="auto" w:fill="FDE9D9" w:themeFill="accent6" w:themeFillTint="33"/>
             <w:noWrap/>
             <w:vAlign w:val="center"/>
           </w:tcPr>
@@ -9330,7 +9648,7 @@
               <w:bottom w:val="single" w:sz="8" w:space="0" w:color="auto"/>
               <w:right w:val="single" w:sz="4" w:space="0" w:color="auto"/>
             </w:tcBorders>
-            <w:shd w:val="clear" w:color="000000" w:fill="DBE5F1"/>
+            <w:shd w:val="clear" w:color="auto" w:fill="FDE9D9" w:themeFill="accent6" w:themeFillTint="33"/>
             <w:noWrap/>
             <w:vAlign w:val="center"/>
           </w:tcPr>
@@ -9394,7 +9712,7 @@
               <w:bottom w:val="single" w:sz="8" w:space="0" w:color="auto"/>
               <w:right w:val="single" w:sz="4" w:space="0" w:color="auto"/>
             </w:tcBorders>
-            <w:shd w:val="clear" w:color="000000" w:fill="DBE5F1"/>
+            <w:shd w:val="clear" w:color="auto" w:fill="FDE9D9" w:themeFill="accent6" w:themeFillTint="33"/>
             <w:noWrap/>
             <w:vAlign w:val="center"/>
           </w:tcPr>
@@ -9458,7 +9776,7 @@
               <w:bottom w:val="single" w:sz="8" w:space="0" w:color="auto"/>
               <w:right w:val="single" w:sz="4" w:space="0" w:color="auto"/>
             </w:tcBorders>
-            <w:shd w:val="clear" w:color="000000" w:fill="DBE5F1"/>
+            <w:shd w:val="clear" w:color="auto" w:fill="FDE9D9" w:themeFill="accent6" w:themeFillTint="33"/>
             <w:noWrap/>
             <w:vAlign w:val="center"/>
           </w:tcPr>
@@ -9522,7 +9840,7 @@
               <w:bottom w:val="single" w:sz="8" w:space="0" w:color="auto"/>
               <w:right w:val="single" w:sz="8" w:space="0" w:color="auto"/>
             </w:tcBorders>
-            <w:shd w:val="clear" w:color="000000" w:fill="DBE5F1"/>
+            <w:shd w:val="clear" w:color="auto" w:fill="FDE9D9" w:themeFill="accent6" w:themeFillTint="33"/>
             <w:noWrap/>
             <w:vAlign w:val="center"/>
           </w:tcPr>
@@ -9632,7 +9950,25 @@
           <w:sz w:val="18"/>
           <w:szCs w:val="18"/>
         </w:rPr>
-        <w:t>% Fmax.</w:t>
+        <w:t xml:space="preserve">% </w:t>
+      </w:r>
+      <w:proofErr w:type="spellStart"/>
+      <w:r>
+        <w:rPr>
+          <w:i/>
+          <w:sz w:val="18"/>
+          <w:szCs w:val="18"/>
+        </w:rPr>
+        <w:t>Fmax</w:t>
+      </w:r>
+      <w:proofErr w:type="spellEnd"/>
+      <w:r>
+        <w:rPr>
+          <w:i/>
+          <w:sz w:val="18"/>
+          <w:szCs w:val="18"/>
+        </w:rPr>
+        <w:t>.</w:t>
       </w:r>
     </w:p>
     <w:p>
@@ -9742,7 +10078,25 @@
           <w:sz w:val="18"/>
           <w:szCs w:val="18"/>
         </w:rPr>
-        <w:t>% Fmax.</w:t>
+        <w:t xml:space="preserve">% </w:t>
+      </w:r>
+      <w:proofErr w:type="spellStart"/>
+      <w:r>
+        <w:rPr>
+          <w:i/>
+          <w:sz w:val="18"/>
+          <w:szCs w:val="18"/>
+        </w:rPr>
+        <w:t>Fmax</w:t>
+      </w:r>
+      <w:proofErr w:type="spellEnd"/>
+      <w:r>
+        <w:rPr>
+          <w:i/>
+          <w:sz w:val="18"/>
+          <w:szCs w:val="18"/>
+        </w:rPr>
+        <w:t>.</w:t>
       </w:r>
     </w:p>
     <w:p>
@@ -10594,6 +10948,7 @@
               </w:rPr>
               <w:t xml:space="preserve"> </w:t>
             </w:r>
+            <w:proofErr w:type="spellStart"/>
             <w:r>
               <w:rPr>
                 <w:rFonts w:ascii="Calibri" w:eastAsia="Times New Roman" w:hAnsi="Calibri" w:cs="Calibri"/>
@@ -10603,6 +10958,7 @@
               </w:rPr>
               <w:t>movements_per_unit_phk</w:t>
             </w:r>
+            <w:proofErr w:type="spellEnd"/>
           </w:p>
           <w:p>
             <w:pPr>
@@ -10620,7 +10976,27 @@
                 <w:highlight w:val="magenta"/>
                 <w:lang w:eastAsia="cs-CZ"/>
               </w:rPr>
-              <w:t>|czech}}</w:t>
+              <w:t>|</w:t>
+            </w:r>
+            <w:proofErr w:type="spellStart"/>
+            <w:r>
+              <w:rPr>
+                <w:rFonts w:ascii="Calibri" w:eastAsia="Times New Roman" w:hAnsi="Calibri" w:cs="Calibri"/>
+                <w:szCs w:val="20"/>
+                <w:highlight w:val="magenta"/>
+                <w:lang w:eastAsia="cs-CZ"/>
+              </w:rPr>
+              <w:t>czech</w:t>
+            </w:r>
+            <w:proofErr w:type="spellEnd"/>
+            <w:r>
+              <w:rPr>
+                <w:rFonts w:ascii="Calibri" w:eastAsia="Times New Roman" w:hAnsi="Calibri" w:cs="Calibri"/>
+                <w:szCs w:val="20"/>
+                <w:highlight w:val="magenta"/>
+                <w:lang w:eastAsia="cs-CZ"/>
+              </w:rPr>
+              <w:t>}}</w:t>
             </w:r>
           </w:p>
         </w:tc>
@@ -10665,6 +11041,7 @@
               </w:rPr>
               <w:t xml:space="preserve"> </w:t>
             </w:r>
+            <w:proofErr w:type="spellStart"/>
             <w:r>
               <w:rPr>
                 <w:rFonts w:ascii="Calibri" w:eastAsia="Times New Roman" w:hAnsi="Calibri" w:cs="Calibri"/>
@@ -10674,6 +11051,7 @@
               </w:rPr>
               <w:t>movements_per_unit_lhk</w:t>
             </w:r>
+            <w:proofErr w:type="spellEnd"/>
           </w:p>
           <w:p>
             <w:pPr>
@@ -10691,7 +11069,27 @@
                 <w:highlight w:val="magenta"/>
                 <w:lang w:eastAsia="cs-CZ"/>
               </w:rPr>
-              <w:t>|czech}}</w:t>
+              <w:t>|</w:t>
+            </w:r>
+            <w:proofErr w:type="spellStart"/>
+            <w:r>
+              <w:rPr>
+                <w:rFonts w:ascii="Calibri" w:eastAsia="Times New Roman" w:hAnsi="Calibri" w:cs="Calibri"/>
+                <w:szCs w:val="20"/>
+                <w:highlight w:val="magenta"/>
+                <w:lang w:eastAsia="cs-CZ"/>
+              </w:rPr>
+              <w:t>czech</w:t>
+            </w:r>
+            <w:proofErr w:type="spellEnd"/>
+            <w:r>
+              <w:rPr>
+                <w:rFonts w:ascii="Calibri" w:eastAsia="Times New Roman" w:hAnsi="Calibri" w:cs="Calibri"/>
+                <w:szCs w:val="20"/>
+                <w:highlight w:val="magenta"/>
+                <w:lang w:eastAsia="cs-CZ"/>
+              </w:rPr>
+              <w:t>}}</w:t>
             </w:r>
           </w:p>
         </w:tc>
@@ -10959,6 +11357,7 @@
               </w:rPr>
               <w:t xml:space="preserve"> </w:t>
             </w:r>
+            <w:proofErr w:type="spellStart"/>
             <w:r>
               <w:rPr>
                 <w:rFonts w:ascii="Calibri" w:eastAsia="Times New Roman" w:hAnsi="Calibri" w:cs="Calibri"/>
@@ -10968,6 +11367,7 @@
               </w:rPr>
               <w:t>movements_per_unit_phk</w:t>
             </w:r>
+            <w:proofErr w:type="spellEnd"/>
           </w:p>
           <w:p>
             <w:pPr>
@@ -10986,7 +11386,27 @@
                 <w:highlight w:val="magenta"/>
                 <w:lang w:eastAsia="cs-CZ"/>
               </w:rPr>
-              <w:t>|czech}}</w:t>
+              <w:t>|</w:t>
+            </w:r>
+            <w:proofErr w:type="spellStart"/>
+            <w:r>
+              <w:rPr>
+                <w:rFonts w:ascii="Calibri" w:eastAsia="Times New Roman" w:hAnsi="Calibri" w:cs="Calibri"/>
+                <w:szCs w:val="20"/>
+                <w:highlight w:val="magenta"/>
+                <w:lang w:eastAsia="cs-CZ"/>
+              </w:rPr>
+              <w:t>czech</w:t>
+            </w:r>
+            <w:proofErr w:type="spellEnd"/>
+            <w:r>
+              <w:rPr>
+                <w:rFonts w:ascii="Calibri" w:eastAsia="Times New Roman" w:hAnsi="Calibri" w:cs="Calibri"/>
+                <w:szCs w:val="20"/>
+                <w:highlight w:val="magenta"/>
+                <w:lang w:eastAsia="cs-CZ"/>
+              </w:rPr>
+              <w:t>}}</w:t>
             </w:r>
           </w:p>
         </w:tc>
@@ -11031,6 +11451,7 @@
               </w:rPr>
               <w:t xml:space="preserve"> </w:t>
             </w:r>
+            <w:proofErr w:type="spellStart"/>
             <w:r>
               <w:rPr>
                 <w:rFonts w:ascii="Calibri" w:eastAsia="Times New Roman" w:hAnsi="Calibri" w:cs="Calibri"/>
@@ -11040,6 +11461,7 @@
               </w:rPr>
               <w:t>movements_per_unit_lhk</w:t>
             </w:r>
+            <w:proofErr w:type="spellEnd"/>
           </w:p>
           <w:p>
             <w:pPr>
@@ -11058,7 +11480,27 @@
                 <w:highlight w:val="magenta"/>
                 <w:lang w:eastAsia="cs-CZ"/>
               </w:rPr>
-              <w:t>|czech}}</w:t>
+              <w:t>|</w:t>
+            </w:r>
+            <w:proofErr w:type="spellStart"/>
+            <w:r>
+              <w:rPr>
+                <w:rFonts w:ascii="Calibri" w:eastAsia="Times New Roman" w:hAnsi="Calibri" w:cs="Calibri"/>
+                <w:szCs w:val="20"/>
+                <w:highlight w:val="magenta"/>
+                <w:lang w:eastAsia="cs-CZ"/>
+              </w:rPr>
+              <w:t>czech</w:t>
+            </w:r>
+            <w:proofErr w:type="spellEnd"/>
+            <w:r>
+              <w:rPr>
+                <w:rFonts w:ascii="Calibri" w:eastAsia="Times New Roman" w:hAnsi="Calibri" w:cs="Calibri"/>
+                <w:szCs w:val="20"/>
+                <w:highlight w:val="magenta"/>
+                <w:lang w:eastAsia="cs-CZ"/>
+              </w:rPr>
+              <w:t>}}</w:t>
             </w:r>
           </w:p>
         </w:tc>
@@ -11330,6 +11772,7 @@
               </w:rPr>
               <w:t xml:space="preserve"> </w:t>
             </w:r>
+            <w:proofErr w:type="spellStart"/>
             <w:r>
               <w:rPr>
                 <w:rFonts w:ascii="Calibri" w:eastAsia="Times New Roman" w:hAnsi="Calibri" w:cs="Calibri"/>
@@ -11339,6 +11782,7 @@
               </w:rPr>
               <w:t>movements_per_unit_phk</w:t>
             </w:r>
+            <w:proofErr w:type="spellEnd"/>
           </w:p>
           <w:p>
             <w:pPr>
@@ -11357,7 +11801,27 @@
                 <w:highlight w:val="magenta"/>
                 <w:lang w:eastAsia="cs-CZ"/>
               </w:rPr>
-              <w:t>|czech}}</w:t>
+              <w:t>|</w:t>
+            </w:r>
+            <w:proofErr w:type="spellStart"/>
+            <w:r>
+              <w:rPr>
+                <w:rFonts w:ascii="Calibri" w:eastAsia="Times New Roman" w:hAnsi="Calibri" w:cs="Calibri"/>
+                <w:szCs w:val="20"/>
+                <w:highlight w:val="magenta"/>
+                <w:lang w:eastAsia="cs-CZ"/>
+              </w:rPr>
+              <w:t>czech</w:t>
+            </w:r>
+            <w:proofErr w:type="spellEnd"/>
+            <w:r>
+              <w:rPr>
+                <w:rFonts w:ascii="Calibri" w:eastAsia="Times New Roman" w:hAnsi="Calibri" w:cs="Calibri"/>
+                <w:szCs w:val="20"/>
+                <w:highlight w:val="magenta"/>
+                <w:lang w:eastAsia="cs-CZ"/>
+              </w:rPr>
+              <w:t>}}</w:t>
             </w:r>
           </w:p>
         </w:tc>
@@ -11402,6 +11866,7 @@
               </w:rPr>
               <w:t xml:space="preserve"> </w:t>
             </w:r>
+            <w:proofErr w:type="spellStart"/>
             <w:r>
               <w:rPr>
                 <w:rFonts w:ascii="Calibri" w:eastAsia="Times New Roman" w:hAnsi="Calibri" w:cs="Calibri"/>
@@ -11411,6 +11876,7 @@
               </w:rPr>
               <w:t>movements_per_unit_lhk</w:t>
             </w:r>
+            <w:proofErr w:type="spellEnd"/>
           </w:p>
           <w:p>
             <w:pPr>
@@ -11429,7 +11895,27 @@
                 <w:highlight w:val="magenta"/>
                 <w:lang w:eastAsia="cs-CZ"/>
               </w:rPr>
-              <w:t>|czech}}</w:t>
+              <w:t>|</w:t>
+            </w:r>
+            <w:proofErr w:type="spellStart"/>
+            <w:r>
+              <w:rPr>
+                <w:rFonts w:ascii="Calibri" w:eastAsia="Times New Roman" w:hAnsi="Calibri" w:cs="Calibri"/>
+                <w:szCs w:val="20"/>
+                <w:highlight w:val="magenta"/>
+                <w:lang w:eastAsia="cs-CZ"/>
+              </w:rPr>
+              <w:t>czech</w:t>
+            </w:r>
+            <w:proofErr w:type="spellEnd"/>
+            <w:r>
+              <w:rPr>
+                <w:rFonts w:ascii="Calibri" w:eastAsia="Times New Roman" w:hAnsi="Calibri" w:cs="Calibri"/>
+                <w:szCs w:val="20"/>
+                <w:highlight w:val="magenta"/>
+                <w:lang w:eastAsia="cs-CZ"/>
+              </w:rPr>
+              <w:t>}}</w:t>
             </w:r>
           </w:p>
         </w:tc>
@@ -11701,6 +12187,7 @@
               </w:rPr>
               <w:t xml:space="preserve"> </w:t>
             </w:r>
+            <w:proofErr w:type="spellStart"/>
             <w:r>
               <w:rPr>
                 <w:rFonts w:ascii="Calibri" w:eastAsia="Times New Roman" w:hAnsi="Calibri" w:cs="Calibri"/>
@@ -11710,6 +12197,7 @@
               </w:rPr>
               <w:t>movements_per_unit_phk</w:t>
             </w:r>
+            <w:proofErr w:type="spellEnd"/>
           </w:p>
           <w:p>
             <w:pPr>
@@ -11728,7 +12216,27 @@
                 <w:highlight w:val="magenta"/>
                 <w:lang w:eastAsia="cs-CZ"/>
               </w:rPr>
-              <w:t>|czech}}</w:t>
+              <w:t>|</w:t>
+            </w:r>
+            <w:proofErr w:type="spellStart"/>
+            <w:r>
+              <w:rPr>
+                <w:rFonts w:ascii="Calibri" w:eastAsia="Times New Roman" w:hAnsi="Calibri" w:cs="Calibri"/>
+                <w:szCs w:val="20"/>
+                <w:highlight w:val="magenta"/>
+                <w:lang w:eastAsia="cs-CZ"/>
+              </w:rPr>
+              <w:t>czech</w:t>
+            </w:r>
+            <w:proofErr w:type="spellEnd"/>
+            <w:r>
+              <w:rPr>
+                <w:rFonts w:ascii="Calibri" w:eastAsia="Times New Roman" w:hAnsi="Calibri" w:cs="Calibri"/>
+                <w:szCs w:val="20"/>
+                <w:highlight w:val="magenta"/>
+                <w:lang w:eastAsia="cs-CZ"/>
+              </w:rPr>
+              <w:t>}}</w:t>
             </w:r>
           </w:p>
         </w:tc>
@@ -11773,6 +12281,7 @@
               </w:rPr>
               <w:t xml:space="preserve"> </w:t>
             </w:r>
+            <w:proofErr w:type="spellStart"/>
             <w:r>
               <w:rPr>
                 <w:rFonts w:ascii="Calibri" w:eastAsia="Times New Roman" w:hAnsi="Calibri" w:cs="Calibri"/>
@@ -11782,6 +12291,7 @@
               </w:rPr>
               <w:t>movements_per_unit_lhk</w:t>
             </w:r>
+            <w:proofErr w:type="spellEnd"/>
           </w:p>
           <w:p>
             <w:pPr>
@@ -11800,7 +12310,27 @@
                 <w:highlight w:val="magenta"/>
                 <w:lang w:eastAsia="cs-CZ"/>
               </w:rPr>
-              <w:t>|czech}}</w:t>
+              <w:t>|</w:t>
+            </w:r>
+            <w:proofErr w:type="spellStart"/>
+            <w:r>
+              <w:rPr>
+                <w:rFonts w:ascii="Calibri" w:eastAsia="Times New Roman" w:hAnsi="Calibri" w:cs="Calibri"/>
+                <w:szCs w:val="20"/>
+                <w:highlight w:val="magenta"/>
+                <w:lang w:eastAsia="cs-CZ"/>
+              </w:rPr>
+              <w:t>czech</w:t>
+            </w:r>
+            <w:proofErr w:type="spellEnd"/>
+            <w:r>
+              <w:rPr>
+                <w:rFonts w:ascii="Calibri" w:eastAsia="Times New Roman" w:hAnsi="Calibri" w:cs="Calibri"/>
+                <w:szCs w:val="20"/>
+                <w:highlight w:val="magenta"/>
+                <w:lang w:eastAsia="cs-CZ"/>
+              </w:rPr>
+              <w:t>}}</w:t>
             </w:r>
           </w:p>
         </w:tc>
@@ -12071,6 +12601,7 @@
               </w:rPr>
               <w:t xml:space="preserve"> </w:t>
             </w:r>
+            <w:proofErr w:type="spellStart"/>
             <w:r>
               <w:rPr>
                 <w:rFonts w:ascii="Calibri" w:eastAsia="Times New Roman" w:hAnsi="Calibri" w:cs="Calibri"/>
@@ -12080,6 +12611,7 @@
               </w:rPr>
               <w:t>movements_per_unit_phk</w:t>
             </w:r>
+            <w:proofErr w:type="spellEnd"/>
           </w:p>
           <w:p>
             <w:pPr>
@@ -12098,7 +12630,27 @@
                 <w:highlight w:val="magenta"/>
                 <w:lang w:eastAsia="cs-CZ"/>
               </w:rPr>
-              <w:t>|czech}}</w:t>
+              <w:t>|</w:t>
+            </w:r>
+            <w:proofErr w:type="spellStart"/>
+            <w:r>
+              <w:rPr>
+                <w:rFonts w:ascii="Calibri" w:eastAsia="Times New Roman" w:hAnsi="Calibri" w:cs="Calibri"/>
+                <w:szCs w:val="20"/>
+                <w:highlight w:val="magenta"/>
+                <w:lang w:eastAsia="cs-CZ"/>
+              </w:rPr>
+              <w:t>czech</w:t>
+            </w:r>
+            <w:proofErr w:type="spellEnd"/>
+            <w:r>
+              <w:rPr>
+                <w:rFonts w:ascii="Calibri" w:eastAsia="Times New Roman" w:hAnsi="Calibri" w:cs="Calibri"/>
+                <w:szCs w:val="20"/>
+                <w:highlight w:val="magenta"/>
+                <w:lang w:eastAsia="cs-CZ"/>
+              </w:rPr>
+              <w:t>}}</w:t>
             </w:r>
           </w:p>
         </w:tc>
@@ -12143,6 +12695,7 @@
               </w:rPr>
               <w:t xml:space="preserve"> </w:t>
             </w:r>
+            <w:proofErr w:type="spellStart"/>
             <w:r>
               <w:rPr>
                 <w:rFonts w:ascii="Calibri" w:eastAsia="Times New Roman" w:hAnsi="Calibri" w:cs="Calibri"/>
@@ -12152,6 +12705,7 @@
               </w:rPr>
               <w:t>movements_per_unit_lhk</w:t>
             </w:r>
+            <w:proofErr w:type="spellEnd"/>
           </w:p>
           <w:p>
             <w:pPr>
@@ -12170,7 +12724,27 @@
                 <w:highlight w:val="magenta"/>
                 <w:lang w:eastAsia="cs-CZ"/>
               </w:rPr>
-              <w:t>|czech}}</w:t>
+              <w:t>|</w:t>
+            </w:r>
+            <w:proofErr w:type="spellStart"/>
+            <w:r>
+              <w:rPr>
+                <w:rFonts w:ascii="Calibri" w:eastAsia="Times New Roman" w:hAnsi="Calibri" w:cs="Calibri"/>
+                <w:szCs w:val="20"/>
+                <w:highlight w:val="magenta"/>
+                <w:lang w:eastAsia="cs-CZ"/>
+              </w:rPr>
+              <w:t>czech</w:t>
+            </w:r>
+            <w:proofErr w:type="spellEnd"/>
+            <w:r>
+              <w:rPr>
+                <w:rFonts w:ascii="Calibri" w:eastAsia="Times New Roman" w:hAnsi="Calibri" w:cs="Calibri"/>
+                <w:szCs w:val="20"/>
+                <w:highlight w:val="magenta"/>
+                <w:lang w:eastAsia="cs-CZ"/>
+              </w:rPr>
+              <w:t>}}</w:t>
             </w:r>
           </w:p>
         </w:tc>
@@ -12441,6 +13015,7 @@
               </w:rPr>
               <w:t xml:space="preserve"> </w:t>
             </w:r>
+            <w:proofErr w:type="spellStart"/>
             <w:r>
               <w:rPr>
                 <w:rFonts w:ascii="Calibri" w:eastAsia="Times New Roman" w:hAnsi="Calibri" w:cs="Calibri"/>
@@ -12460,6 +13035,7 @@
               <w:lastRenderedPageBreak/>
               <w:t>t_phk</w:t>
             </w:r>
+            <w:proofErr w:type="spellEnd"/>
           </w:p>
           <w:p>
             <w:pPr>
@@ -12478,7 +13054,27 @@
                 <w:highlight w:val="magenta"/>
                 <w:lang w:eastAsia="cs-CZ"/>
               </w:rPr>
-              <w:t>|czech}}</w:t>
+              <w:t>|</w:t>
+            </w:r>
+            <w:proofErr w:type="spellStart"/>
+            <w:r>
+              <w:rPr>
+                <w:rFonts w:ascii="Calibri" w:eastAsia="Times New Roman" w:hAnsi="Calibri" w:cs="Calibri"/>
+                <w:szCs w:val="20"/>
+                <w:highlight w:val="magenta"/>
+                <w:lang w:eastAsia="cs-CZ"/>
+              </w:rPr>
+              <w:t>czech</w:t>
+            </w:r>
+            <w:proofErr w:type="spellEnd"/>
+            <w:r>
+              <w:rPr>
+                <w:rFonts w:ascii="Calibri" w:eastAsia="Times New Roman" w:hAnsi="Calibri" w:cs="Calibri"/>
+                <w:szCs w:val="20"/>
+                <w:highlight w:val="magenta"/>
+                <w:lang w:eastAsia="cs-CZ"/>
+              </w:rPr>
+              <w:t>}}</w:t>
             </w:r>
           </w:p>
         </w:tc>
@@ -12524,6 +13120,7 @@
               </w:rPr>
               <w:t xml:space="preserve"> </w:t>
             </w:r>
+            <w:proofErr w:type="spellStart"/>
             <w:r>
               <w:rPr>
                 <w:rFonts w:ascii="Calibri" w:eastAsia="Times New Roman" w:hAnsi="Calibri" w:cs="Calibri"/>
@@ -12543,6 +13140,7 @@
               <w:lastRenderedPageBreak/>
               <w:t>t_lhk</w:t>
             </w:r>
+            <w:proofErr w:type="spellEnd"/>
           </w:p>
           <w:p>
             <w:pPr>
@@ -12561,7 +13159,27 @@
                 <w:highlight w:val="magenta"/>
                 <w:lang w:eastAsia="cs-CZ"/>
               </w:rPr>
-              <w:t>|czech}}</w:t>
+              <w:t>|</w:t>
+            </w:r>
+            <w:proofErr w:type="spellStart"/>
+            <w:r>
+              <w:rPr>
+                <w:rFonts w:ascii="Calibri" w:eastAsia="Times New Roman" w:hAnsi="Calibri" w:cs="Calibri"/>
+                <w:szCs w:val="20"/>
+                <w:highlight w:val="magenta"/>
+                <w:lang w:eastAsia="cs-CZ"/>
+              </w:rPr>
+              <w:t>czech</w:t>
+            </w:r>
+            <w:proofErr w:type="spellEnd"/>
+            <w:r>
+              <w:rPr>
+                <w:rFonts w:ascii="Calibri" w:eastAsia="Times New Roman" w:hAnsi="Calibri" w:cs="Calibri"/>
+                <w:szCs w:val="20"/>
+                <w:highlight w:val="magenta"/>
+                <w:lang w:eastAsia="cs-CZ"/>
+              </w:rPr>
+              <w:t>}}</w:t>
             </w:r>
           </w:p>
         </w:tc>
@@ -12676,7 +13294,7 @@
               <w:bottom w:val="single" w:sz="8" w:space="0" w:color="auto"/>
               <w:right w:val="single" w:sz="4" w:space="0" w:color="auto"/>
             </w:tcBorders>
-            <w:shd w:val="clear" w:color="000000" w:fill="DBE5F1"/>
+            <w:shd w:val="clear" w:color="auto" w:fill="FDE9D9" w:themeFill="accent6" w:themeFillTint="33"/>
             <w:noWrap/>
             <w:vAlign w:val="center"/>
             <w:hideMark/>
@@ -12722,7 +13340,7 @@
               <w:bottom w:val="single" w:sz="8" w:space="0" w:color="auto"/>
               <w:right w:val="single" w:sz="4" w:space="0" w:color="auto"/>
             </w:tcBorders>
-            <w:shd w:val="clear" w:color="auto" w:fill="DBE5F1" w:themeFill="accent1" w:themeFillTint="33"/>
+            <w:shd w:val="clear" w:color="auto" w:fill="FDE9D9" w:themeFill="accent6" w:themeFillTint="33"/>
             <w:vAlign w:val="center"/>
           </w:tcPr>
           <w:p>
@@ -12766,7 +13384,7 @@
               <w:bottom w:val="single" w:sz="8" w:space="0" w:color="auto"/>
               <w:right w:val="single" w:sz="4" w:space="0" w:color="auto"/>
             </w:tcBorders>
-            <w:shd w:val="clear" w:color="auto" w:fill="DBE5F1" w:themeFill="accent1" w:themeFillTint="33"/>
+            <w:shd w:val="clear" w:color="auto" w:fill="FDE9D9" w:themeFill="accent6" w:themeFillTint="33"/>
             <w:noWrap/>
             <w:vAlign w:val="center"/>
           </w:tcPr>
@@ -12812,7 +13430,7 @@
               <w:bottom w:val="single" w:sz="4" w:space="0" w:color="auto"/>
               <w:right w:val="single" w:sz="4" w:space="0" w:color="auto"/>
             </w:tcBorders>
-            <w:shd w:val="clear" w:color="auto" w:fill="DBE5F1" w:themeFill="accent1" w:themeFillTint="33"/>
+            <w:shd w:val="clear" w:color="auto" w:fill="FDE9D9" w:themeFill="accent6" w:themeFillTint="33"/>
             <w:vAlign w:val="center"/>
           </w:tcPr>
           <w:p>
@@ -12848,7 +13466,7 @@
               <w:bottom w:val="single" w:sz="4" w:space="0" w:color="auto"/>
               <w:right w:val="single" w:sz="4" w:space="0" w:color="auto"/>
             </w:tcBorders>
-            <w:shd w:val="clear" w:color="auto" w:fill="DBE5F1" w:themeFill="accent1" w:themeFillTint="33"/>
+            <w:shd w:val="clear" w:color="auto" w:fill="FDE9D9" w:themeFill="accent6" w:themeFillTint="33"/>
             <w:vAlign w:val="center"/>
           </w:tcPr>
           <w:p>
@@ -12884,7 +13502,7 @@
               <w:bottom w:val="single" w:sz="8" w:space="0" w:color="auto"/>
               <w:right w:val="single" w:sz="4" w:space="0" w:color="auto"/>
             </w:tcBorders>
-            <w:shd w:val="clear" w:color="auto" w:fill="DBE5F1" w:themeFill="accent1" w:themeFillTint="33"/>
+            <w:shd w:val="clear" w:color="auto" w:fill="FDE9D9" w:themeFill="accent6" w:themeFillTint="33"/>
             <w:noWrap/>
             <w:vAlign w:val="center"/>
           </w:tcPr>
@@ -12912,7 +13530,7 @@
               <w:bottom w:val="single" w:sz="8" w:space="0" w:color="auto"/>
               <w:right w:val="single" w:sz="8" w:space="0" w:color="auto"/>
             </w:tcBorders>
-            <w:shd w:val="clear" w:color="auto" w:fill="DBE5F1" w:themeFill="accent1" w:themeFillTint="33"/>
+            <w:shd w:val="clear" w:color="auto" w:fill="FDE9D9" w:themeFill="accent6" w:themeFillTint="33"/>
             <w:noWrap/>
             <w:vAlign w:val="center"/>
           </w:tcPr>
@@ -13119,6 +13737,7 @@
               </w:rPr>
               <w:t xml:space="preserve"> </w:t>
             </w:r>
+            <w:proofErr w:type="spellStart"/>
             <w:r>
               <w:rPr>
                 <w:rFonts w:ascii="Calibri" w:eastAsia="Times New Roman" w:hAnsi="Calibri" w:cs="Calibri"/>
@@ -13128,6 +13747,7 @@
               </w:rPr>
               <w:t>movements_per_unit_phk</w:t>
             </w:r>
+            <w:proofErr w:type="spellEnd"/>
           </w:p>
           <w:p>
             <w:pPr>
@@ -13145,7 +13765,27 @@
                 <w:highlight w:val="magenta"/>
                 <w:lang w:eastAsia="cs-CZ"/>
               </w:rPr>
-              <w:t>|czech}}</w:t>
+              <w:t>|</w:t>
+            </w:r>
+            <w:proofErr w:type="spellStart"/>
+            <w:r>
+              <w:rPr>
+                <w:rFonts w:ascii="Calibri" w:eastAsia="Times New Roman" w:hAnsi="Calibri" w:cs="Calibri"/>
+                <w:szCs w:val="20"/>
+                <w:highlight w:val="magenta"/>
+                <w:lang w:eastAsia="cs-CZ"/>
+              </w:rPr>
+              <w:t>czech</w:t>
+            </w:r>
+            <w:proofErr w:type="spellEnd"/>
+            <w:r>
+              <w:rPr>
+                <w:rFonts w:ascii="Calibri" w:eastAsia="Times New Roman" w:hAnsi="Calibri" w:cs="Calibri"/>
+                <w:szCs w:val="20"/>
+                <w:highlight w:val="magenta"/>
+                <w:lang w:eastAsia="cs-CZ"/>
+              </w:rPr>
+              <w:t>}}</w:t>
             </w:r>
           </w:p>
         </w:tc>
@@ -13190,6 +13830,7 @@
               </w:rPr>
               <w:t xml:space="preserve"> </w:t>
             </w:r>
+            <w:proofErr w:type="spellStart"/>
             <w:r>
               <w:rPr>
                 <w:rFonts w:ascii="Calibri" w:eastAsia="Times New Roman" w:hAnsi="Calibri" w:cs="Calibri"/>
@@ -13199,6 +13840,7 @@
               </w:rPr>
               <w:t>movements_per_unit_lhk</w:t>
             </w:r>
+            <w:proofErr w:type="spellEnd"/>
           </w:p>
           <w:p>
             <w:pPr>
@@ -13216,7 +13858,27 @@
                 <w:highlight w:val="magenta"/>
                 <w:lang w:eastAsia="cs-CZ"/>
               </w:rPr>
-              <w:t>|czech}}</w:t>
+              <w:t>|</w:t>
+            </w:r>
+            <w:proofErr w:type="spellStart"/>
+            <w:r>
+              <w:rPr>
+                <w:rFonts w:ascii="Calibri" w:eastAsia="Times New Roman" w:hAnsi="Calibri" w:cs="Calibri"/>
+                <w:szCs w:val="20"/>
+                <w:highlight w:val="magenta"/>
+                <w:lang w:eastAsia="cs-CZ"/>
+              </w:rPr>
+              <w:t>czech</w:t>
+            </w:r>
+            <w:proofErr w:type="spellEnd"/>
+            <w:r>
+              <w:rPr>
+                <w:rFonts w:ascii="Calibri" w:eastAsia="Times New Roman" w:hAnsi="Calibri" w:cs="Calibri"/>
+                <w:szCs w:val="20"/>
+                <w:highlight w:val="magenta"/>
+                <w:lang w:eastAsia="cs-CZ"/>
+              </w:rPr>
+              <w:t>}}</w:t>
             </w:r>
           </w:p>
         </w:tc>
@@ -13485,6 +14147,7 @@
               </w:rPr>
               <w:t xml:space="preserve"> </w:t>
             </w:r>
+            <w:proofErr w:type="spellStart"/>
             <w:r>
               <w:rPr>
                 <w:rFonts w:ascii="Calibri" w:eastAsia="Times New Roman" w:hAnsi="Calibri" w:cs="Calibri"/>
@@ -13494,6 +14157,7 @@
               </w:rPr>
               <w:t>movements_per_unit_phk</w:t>
             </w:r>
+            <w:proofErr w:type="spellEnd"/>
           </w:p>
           <w:p>
             <w:pPr>
@@ -13512,7 +14176,27 @@
                 <w:highlight w:val="magenta"/>
                 <w:lang w:eastAsia="cs-CZ"/>
               </w:rPr>
-              <w:t>|czech}}</w:t>
+              <w:t>|</w:t>
+            </w:r>
+            <w:proofErr w:type="spellStart"/>
+            <w:r>
+              <w:rPr>
+                <w:rFonts w:ascii="Calibri" w:eastAsia="Times New Roman" w:hAnsi="Calibri" w:cs="Calibri"/>
+                <w:szCs w:val="20"/>
+                <w:highlight w:val="magenta"/>
+                <w:lang w:eastAsia="cs-CZ"/>
+              </w:rPr>
+              <w:t>czech</w:t>
+            </w:r>
+            <w:proofErr w:type="spellEnd"/>
+            <w:r>
+              <w:rPr>
+                <w:rFonts w:ascii="Calibri" w:eastAsia="Times New Roman" w:hAnsi="Calibri" w:cs="Calibri"/>
+                <w:szCs w:val="20"/>
+                <w:highlight w:val="magenta"/>
+                <w:lang w:eastAsia="cs-CZ"/>
+              </w:rPr>
+              <w:t>}}</w:t>
             </w:r>
           </w:p>
         </w:tc>
@@ -13557,6 +14241,7 @@
               </w:rPr>
               <w:t xml:space="preserve"> </w:t>
             </w:r>
+            <w:proofErr w:type="spellStart"/>
             <w:r>
               <w:rPr>
                 <w:rFonts w:ascii="Calibri" w:eastAsia="Times New Roman" w:hAnsi="Calibri" w:cs="Calibri"/>
@@ -13566,6 +14251,7 @@
               </w:rPr>
               <w:t>movements_per_unit_lhk</w:t>
             </w:r>
+            <w:proofErr w:type="spellEnd"/>
           </w:p>
           <w:p>
             <w:pPr>
@@ -13584,7 +14270,27 @@
                 <w:highlight w:val="magenta"/>
                 <w:lang w:eastAsia="cs-CZ"/>
               </w:rPr>
-              <w:t>|czech}}</w:t>
+              <w:t>|</w:t>
+            </w:r>
+            <w:proofErr w:type="spellStart"/>
+            <w:r>
+              <w:rPr>
+                <w:rFonts w:ascii="Calibri" w:eastAsia="Times New Roman" w:hAnsi="Calibri" w:cs="Calibri"/>
+                <w:szCs w:val="20"/>
+                <w:highlight w:val="magenta"/>
+                <w:lang w:eastAsia="cs-CZ"/>
+              </w:rPr>
+              <w:t>czech</w:t>
+            </w:r>
+            <w:proofErr w:type="spellEnd"/>
+            <w:r>
+              <w:rPr>
+                <w:rFonts w:ascii="Calibri" w:eastAsia="Times New Roman" w:hAnsi="Calibri" w:cs="Calibri"/>
+                <w:szCs w:val="20"/>
+                <w:highlight w:val="magenta"/>
+                <w:lang w:eastAsia="cs-CZ"/>
+              </w:rPr>
+              <w:t>}}</w:t>
             </w:r>
           </w:p>
         </w:tc>
@@ -13856,6 +14562,7 @@
               </w:rPr>
               <w:t xml:space="preserve"> </w:t>
             </w:r>
+            <w:proofErr w:type="spellStart"/>
             <w:r>
               <w:rPr>
                 <w:rFonts w:ascii="Calibri" w:eastAsia="Times New Roman" w:hAnsi="Calibri" w:cs="Calibri"/>
@@ -13865,6 +14572,7 @@
               </w:rPr>
               <w:t>movements_per_unit_phk</w:t>
             </w:r>
+            <w:proofErr w:type="spellEnd"/>
           </w:p>
           <w:p>
             <w:pPr>
@@ -13883,7 +14591,27 @@
                 <w:highlight w:val="magenta"/>
                 <w:lang w:eastAsia="cs-CZ"/>
               </w:rPr>
-              <w:t>|czech}}</w:t>
+              <w:t>|</w:t>
+            </w:r>
+            <w:proofErr w:type="spellStart"/>
+            <w:r>
+              <w:rPr>
+                <w:rFonts w:ascii="Calibri" w:eastAsia="Times New Roman" w:hAnsi="Calibri" w:cs="Calibri"/>
+                <w:szCs w:val="20"/>
+                <w:highlight w:val="magenta"/>
+                <w:lang w:eastAsia="cs-CZ"/>
+              </w:rPr>
+              <w:t>czech</w:t>
+            </w:r>
+            <w:proofErr w:type="spellEnd"/>
+            <w:r>
+              <w:rPr>
+                <w:rFonts w:ascii="Calibri" w:eastAsia="Times New Roman" w:hAnsi="Calibri" w:cs="Calibri"/>
+                <w:szCs w:val="20"/>
+                <w:highlight w:val="magenta"/>
+                <w:lang w:eastAsia="cs-CZ"/>
+              </w:rPr>
+              <w:t>}}</w:t>
             </w:r>
           </w:p>
         </w:tc>
@@ -13928,6 +14656,7 @@
               </w:rPr>
               <w:t xml:space="preserve"> </w:t>
             </w:r>
+            <w:proofErr w:type="spellStart"/>
             <w:r>
               <w:rPr>
                 <w:rFonts w:ascii="Calibri" w:eastAsia="Times New Roman" w:hAnsi="Calibri" w:cs="Calibri"/>
@@ -13937,6 +14666,7 @@
               </w:rPr>
               <w:t>movements_per_unit_lhk</w:t>
             </w:r>
+            <w:proofErr w:type="spellEnd"/>
           </w:p>
           <w:p>
             <w:pPr>
@@ -13955,7 +14685,27 @@
                 <w:highlight w:val="magenta"/>
                 <w:lang w:eastAsia="cs-CZ"/>
               </w:rPr>
-              <w:t>|czech}}</w:t>
+              <w:t>|</w:t>
+            </w:r>
+            <w:proofErr w:type="spellStart"/>
+            <w:r>
+              <w:rPr>
+                <w:rFonts w:ascii="Calibri" w:eastAsia="Times New Roman" w:hAnsi="Calibri" w:cs="Calibri"/>
+                <w:szCs w:val="20"/>
+                <w:highlight w:val="magenta"/>
+                <w:lang w:eastAsia="cs-CZ"/>
+              </w:rPr>
+              <w:t>czech</w:t>
+            </w:r>
+            <w:proofErr w:type="spellEnd"/>
+            <w:r>
+              <w:rPr>
+                <w:rFonts w:ascii="Calibri" w:eastAsia="Times New Roman" w:hAnsi="Calibri" w:cs="Calibri"/>
+                <w:szCs w:val="20"/>
+                <w:highlight w:val="magenta"/>
+                <w:lang w:eastAsia="cs-CZ"/>
+              </w:rPr>
+              <w:t>}}</w:t>
             </w:r>
           </w:p>
         </w:tc>
@@ -14227,6 +14977,7 @@
               </w:rPr>
               <w:t xml:space="preserve"> </w:t>
             </w:r>
+            <w:proofErr w:type="spellStart"/>
             <w:r>
               <w:rPr>
                 <w:rFonts w:ascii="Calibri" w:eastAsia="Times New Roman" w:hAnsi="Calibri" w:cs="Calibri"/>
@@ -14236,6 +14987,7 @@
               </w:rPr>
               <w:t>movements_per_unit_phk</w:t>
             </w:r>
+            <w:proofErr w:type="spellEnd"/>
           </w:p>
           <w:p>
             <w:pPr>
@@ -14254,7 +15006,27 @@
                 <w:highlight w:val="magenta"/>
                 <w:lang w:eastAsia="cs-CZ"/>
               </w:rPr>
-              <w:t>|czech}}</w:t>
+              <w:t>|</w:t>
+            </w:r>
+            <w:proofErr w:type="spellStart"/>
+            <w:r>
+              <w:rPr>
+                <w:rFonts w:ascii="Calibri" w:eastAsia="Times New Roman" w:hAnsi="Calibri" w:cs="Calibri"/>
+                <w:szCs w:val="20"/>
+                <w:highlight w:val="magenta"/>
+                <w:lang w:eastAsia="cs-CZ"/>
+              </w:rPr>
+              <w:t>czech</w:t>
+            </w:r>
+            <w:proofErr w:type="spellEnd"/>
+            <w:r>
+              <w:rPr>
+                <w:rFonts w:ascii="Calibri" w:eastAsia="Times New Roman" w:hAnsi="Calibri" w:cs="Calibri"/>
+                <w:szCs w:val="20"/>
+                <w:highlight w:val="magenta"/>
+                <w:lang w:eastAsia="cs-CZ"/>
+              </w:rPr>
+              <w:t>}}</w:t>
             </w:r>
           </w:p>
         </w:tc>
@@ -14299,6 +15071,7 @@
               </w:rPr>
               <w:t xml:space="preserve"> </w:t>
             </w:r>
+            <w:proofErr w:type="spellStart"/>
             <w:r>
               <w:rPr>
                 <w:rFonts w:ascii="Calibri" w:eastAsia="Times New Roman" w:hAnsi="Calibri" w:cs="Calibri"/>
@@ -14308,6 +15081,7 @@
               </w:rPr>
               <w:t>movements_per_unit_lhk</w:t>
             </w:r>
+            <w:proofErr w:type="spellEnd"/>
           </w:p>
           <w:p>
             <w:pPr>
@@ -14326,7 +15100,27 @@
                 <w:highlight w:val="magenta"/>
                 <w:lang w:eastAsia="cs-CZ"/>
               </w:rPr>
-              <w:t>|czech}}</w:t>
+              <w:t>|</w:t>
+            </w:r>
+            <w:proofErr w:type="spellStart"/>
+            <w:r>
+              <w:rPr>
+                <w:rFonts w:ascii="Calibri" w:eastAsia="Times New Roman" w:hAnsi="Calibri" w:cs="Calibri"/>
+                <w:szCs w:val="20"/>
+                <w:highlight w:val="magenta"/>
+                <w:lang w:eastAsia="cs-CZ"/>
+              </w:rPr>
+              <w:t>czech</w:t>
+            </w:r>
+            <w:proofErr w:type="spellEnd"/>
+            <w:r>
+              <w:rPr>
+                <w:rFonts w:ascii="Calibri" w:eastAsia="Times New Roman" w:hAnsi="Calibri" w:cs="Calibri"/>
+                <w:szCs w:val="20"/>
+                <w:highlight w:val="magenta"/>
+                <w:lang w:eastAsia="cs-CZ"/>
+              </w:rPr>
+              <w:t>}}</w:t>
             </w:r>
           </w:p>
         </w:tc>
@@ -14597,6 +15391,7 @@
               </w:rPr>
               <w:t xml:space="preserve"> </w:t>
             </w:r>
+            <w:proofErr w:type="spellStart"/>
             <w:r>
               <w:rPr>
                 <w:rFonts w:ascii="Calibri" w:eastAsia="Times New Roman" w:hAnsi="Calibri" w:cs="Calibri"/>
@@ -14606,6 +15401,7 @@
               </w:rPr>
               <w:t>movements_per_unit_phk</w:t>
             </w:r>
+            <w:proofErr w:type="spellEnd"/>
           </w:p>
           <w:p>
             <w:pPr>
@@ -14624,7 +15420,27 @@
                 <w:highlight w:val="magenta"/>
                 <w:lang w:eastAsia="cs-CZ"/>
               </w:rPr>
-              <w:t>|czech}}</w:t>
+              <w:t>|</w:t>
+            </w:r>
+            <w:proofErr w:type="spellStart"/>
+            <w:r>
+              <w:rPr>
+                <w:rFonts w:ascii="Calibri" w:eastAsia="Times New Roman" w:hAnsi="Calibri" w:cs="Calibri"/>
+                <w:szCs w:val="20"/>
+                <w:highlight w:val="magenta"/>
+                <w:lang w:eastAsia="cs-CZ"/>
+              </w:rPr>
+              <w:t>czech</w:t>
+            </w:r>
+            <w:proofErr w:type="spellEnd"/>
+            <w:r>
+              <w:rPr>
+                <w:rFonts w:ascii="Calibri" w:eastAsia="Times New Roman" w:hAnsi="Calibri" w:cs="Calibri"/>
+                <w:szCs w:val="20"/>
+                <w:highlight w:val="magenta"/>
+                <w:lang w:eastAsia="cs-CZ"/>
+              </w:rPr>
+              <w:t>}}</w:t>
             </w:r>
           </w:p>
         </w:tc>
@@ -14669,6 +15485,7 @@
               </w:rPr>
               <w:t xml:space="preserve"> </w:t>
             </w:r>
+            <w:proofErr w:type="spellStart"/>
             <w:r>
               <w:rPr>
                 <w:rFonts w:ascii="Calibri" w:eastAsia="Times New Roman" w:hAnsi="Calibri" w:cs="Calibri"/>
@@ -14678,6 +15495,7 @@
               </w:rPr>
               <w:t>movements_per_unit_lhk</w:t>
             </w:r>
+            <w:proofErr w:type="spellEnd"/>
           </w:p>
           <w:p>
             <w:pPr>
@@ -14696,7 +15514,27 @@
                 <w:highlight w:val="magenta"/>
                 <w:lang w:eastAsia="cs-CZ"/>
               </w:rPr>
-              <w:t>|czech}}</w:t>
+              <w:t>|</w:t>
+            </w:r>
+            <w:proofErr w:type="spellStart"/>
+            <w:r>
+              <w:rPr>
+                <w:rFonts w:ascii="Calibri" w:eastAsia="Times New Roman" w:hAnsi="Calibri" w:cs="Calibri"/>
+                <w:szCs w:val="20"/>
+                <w:highlight w:val="magenta"/>
+                <w:lang w:eastAsia="cs-CZ"/>
+              </w:rPr>
+              <w:t>czech</w:t>
+            </w:r>
+            <w:proofErr w:type="spellEnd"/>
+            <w:r>
+              <w:rPr>
+                <w:rFonts w:ascii="Calibri" w:eastAsia="Times New Roman" w:hAnsi="Calibri" w:cs="Calibri"/>
+                <w:szCs w:val="20"/>
+                <w:highlight w:val="magenta"/>
+                <w:lang w:eastAsia="cs-CZ"/>
+              </w:rPr>
+              <w:t>}}</w:t>
             </w:r>
           </w:p>
         </w:tc>
@@ -14967,6 +15805,7 @@
               </w:rPr>
               <w:t xml:space="preserve"> </w:t>
             </w:r>
+            <w:proofErr w:type="spellStart"/>
             <w:r>
               <w:rPr>
                 <w:rFonts w:ascii="Calibri" w:eastAsia="Times New Roman" w:hAnsi="Calibri" w:cs="Calibri"/>
@@ -14976,6 +15815,7 @@
               </w:rPr>
               <w:t>movements_per_unit_phk</w:t>
             </w:r>
+            <w:proofErr w:type="spellEnd"/>
           </w:p>
           <w:p>
             <w:pPr>
@@ -14995,7 +15835,27 @@
                 <w:lang w:eastAsia="cs-CZ"/>
               </w:rPr>
               <w:lastRenderedPageBreak/>
-              <w:t>|czech}}</w:t>
+              <w:t>|</w:t>
+            </w:r>
+            <w:proofErr w:type="spellStart"/>
+            <w:r>
+              <w:rPr>
+                <w:rFonts w:ascii="Calibri" w:eastAsia="Times New Roman" w:hAnsi="Calibri" w:cs="Calibri"/>
+                <w:szCs w:val="20"/>
+                <w:highlight w:val="magenta"/>
+                <w:lang w:eastAsia="cs-CZ"/>
+              </w:rPr>
+              <w:t>czech</w:t>
+            </w:r>
+            <w:proofErr w:type="spellEnd"/>
+            <w:r>
+              <w:rPr>
+                <w:rFonts w:ascii="Calibri" w:eastAsia="Times New Roman" w:hAnsi="Calibri" w:cs="Calibri"/>
+                <w:szCs w:val="20"/>
+                <w:highlight w:val="magenta"/>
+                <w:lang w:eastAsia="cs-CZ"/>
+              </w:rPr>
+              <w:t>}}</w:t>
             </w:r>
           </w:p>
         </w:tc>
@@ -15041,6 +15901,7 @@
               </w:rPr>
               <w:t xml:space="preserve"> </w:t>
             </w:r>
+            <w:proofErr w:type="spellStart"/>
             <w:r>
               <w:rPr>
                 <w:rFonts w:ascii="Calibri" w:eastAsia="Times New Roman" w:hAnsi="Calibri" w:cs="Calibri"/>
@@ -15050,6 +15911,7 @@
               </w:rPr>
               <w:t>movements_per_unit_lhk</w:t>
             </w:r>
+            <w:proofErr w:type="spellEnd"/>
           </w:p>
           <w:p>
             <w:pPr>
@@ -15069,7 +15931,27 @@
                 <w:lang w:eastAsia="cs-CZ"/>
               </w:rPr>
               <w:lastRenderedPageBreak/>
-              <w:t>|czech}}</w:t>
+              <w:t>|</w:t>
+            </w:r>
+            <w:proofErr w:type="spellStart"/>
+            <w:r>
+              <w:rPr>
+                <w:rFonts w:ascii="Calibri" w:eastAsia="Times New Roman" w:hAnsi="Calibri" w:cs="Calibri"/>
+                <w:szCs w:val="20"/>
+                <w:highlight w:val="magenta"/>
+                <w:lang w:eastAsia="cs-CZ"/>
+              </w:rPr>
+              <w:t>czech</w:t>
+            </w:r>
+            <w:proofErr w:type="spellEnd"/>
+            <w:r>
+              <w:rPr>
+                <w:rFonts w:ascii="Calibri" w:eastAsia="Times New Roman" w:hAnsi="Calibri" w:cs="Calibri"/>
+                <w:szCs w:val="20"/>
+                <w:highlight w:val="magenta"/>
+                <w:lang w:eastAsia="cs-CZ"/>
+              </w:rPr>
+              <w:t>}}</w:t>
             </w:r>
           </w:p>
         </w:tc>
@@ -15184,7 +16066,7 @@
               <w:bottom w:val="single" w:sz="8" w:space="0" w:color="auto"/>
               <w:right w:val="single" w:sz="4" w:space="0" w:color="auto"/>
             </w:tcBorders>
-            <w:shd w:val="clear" w:color="000000" w:fill="DBE5F1"/>
+            <w:shd w:val="clear" w:color="auto" w:fill="FDE9D9" w:themeFill="accent6" w:themeFillTint="33"/>
             <w:noWrap/>
             <w:vAlign w:val="center"/>
             <w:hideMark/>
@@ -15230,7 +16112,7 @@
               <w:bottom w:val="single" w:sz="8" w:space="0" w:color="auto"/>
               <w:right w:val="single" w:sz="4" w:space="0" w:color="auto"/>
             </w:tcBorders>
-            <w:shd w:val="clear" w:color="auto" w:fill="DBE5F1" w:themeFill="accent1" w:themeFillTint="33"/>
+            <w:shd w:val="clear" w:color="auto" w:fill="FDE9D9" w:themeFill="accent6" w:themeFillTint="33"/>
             <w:vAlign w:val="center"/>
           </w:tcPr>
           <w:p>
@@ -15275,7 +16157,7 @@
               <w:bottom w:val="single" w:sz="8" w:space="0" w:color="auto"/>
               <w:right w:val="single" w:sz="4" w:space="0" w:color="auto"/>
             </w:tcBorders>
-            <w:shd w:val="clear" w:color="auto" w:fill="DBE5F1" w:themeFill="accent1" w:themeFillTint="33"/>
+            <w:shd w:val="clear" w:color="auto" w:fill="FDE9D9" w:themeFill="accent6" w:themeFillTint="33"/>
             <w:noWrap/>
             <w:vAlign w:val="center"/>
           </w:tcPr>
@@ -15321,7 +16203,7 @@
               <w:bottom w:val="single" w:sz="4" w:space="0" w:color="auto"/>
               <w:right w:val="single" w:sz="4" w:space="0" w:color="auto"/>
             </w:tcBorders>
-            <w:shd w:val="clear" w:color="auto" w:fill="DBE5F1" w:themeFill="accent1" w:themeFillTint="33"/>
+            <w:shd w:val="clear" w:color="auto" w:fill="FDE9D9" w:themeFill="accent6" w:themeFillTint="33"/>
             <w:vAlign w:val="center"/>
           </w:tcPr>
           <w:p>
@@ -15357,7 +16239,7 @@
               <w:bottom w:val="single" w:sz="4" w:space="0" w:color="auto"/>
               <w:right w:val="single" w:sz="4" w:space="0" w:color="auto"/>
             </w:tcBorders>
-            <w:shd w:val="clear" w:color="auto" w:fill="DBE5F1" w:themeFill="accent1" w:themeFillTint="33"/>
+            <w:shd w:val="clear" w:color="auto" w:fill="FDE9D9" w:themeFill="accent6" w:themeFillTint="33"/>
             <w:vAlign w:val="center"/>
           </w:tcPr>
           <w:p>
@@ -15393,7 +16275,7 @@
               <w:bottom w:val="single" w:sz="8" w:space="0" w:color="auto"/>
               <w:right w:val="single" w:sz="4" w:space="0" w:color="auto"/>
             </w:tcBorders>
-            <w:shd w:val="clear" w:color="auto" w:fill="DBE5F1" w:themeFill="accent1" w:themeFillTint="33"/>
+            <w:shd w:val="clear" w:color="auto" w:fill="FDE9D9" w:themeFill="accent6" w:themeFillTint="33"/>
             <w:noWrap/>
             <w:vAlign w:val="center"/>
           </w:tcPr>
@@ -15452,7 +16334,7 @@
               <w:bottom w:val="single" w:sz="8" w:space="0" w:color="auto"/>
               <w:right w:val="single" w:sz="8" w:space="0" w:color="auto"/>
             </w:tcBorders>
-            <w:shd w:val="clear" w:color="auto" w:fill="DBE5F1" w:themeFill="accent1" w:themeFillTint="33"/>
+            <w:shd w:val="clear" w:color="auto" w:fill="FDE9D9" w:themeFill="accent6" w:themeFillTint="33"/>
             <w:noWrap/>
             <w:vAlign w:val="center"/>
           </w:tcPr>
@@ -15721,7 +16603,15 @@
                 <w:b/>
                 <w:lang w:eastAsia="cs-CZ"/>
               </w:rPr>
-              <w:t xml:space="preserve"> F</w:t>
+              <w:t xml:space="preserve"> </w:t>
+            </w:r>
+            <w:proofErr w:type="spellStart"/>
+            <w:r>
+              <w:rPr>
+                <w:b/>
+                <w:lang w:eastAsia="cs-CZ"/>
+              </w:rPr>
+              <w:t>F</w:t>
             </w:r>
             <w:r>
               <w:rPr>
@@ -15731,6 +16621,7 @@
               </w:rPr>
               <w:t>max</w:t>
             </w:r>
+            <w:proofErr w:type="spellEnd"/>
           </w:p>
         </w:tc>
         <w:tc>
@@ -15825,7 +16716,15 @@
                 <w:b/>
                 <w:lang w:eastAsia="cs-CZ"/>
               </w:rPr>
-              <w:t xml:space="preserve"> F</w:t>
+              <w:t xml:space="preserve"> </w:t>
+            </w:r>
+            <w:proofErr w:type="spellStart"/>
+            <w:r>
+              <w:rPr>
+                <w:b/>
+                <w:lang w:eastAsia="cs-CZ"/>
+              </w:rPr>
+              <w:t>F</w:t>
             </w:r>
             <w:r>
               <w:rPr>
@@ -15835,6 +16734,7 @@
               </w:rPr>
               <w:t>max</w:t>
             </w:r>
+            <w:proofErr w:type="spellEnd"/>
           </w:p>
         </w:tc>
         <w:tc>
@@ -16236,8 +17136,18 @@
                 <w:szCs w:val="20"/>
                 <w:highlight w:val="magenta"/>
               </w:rPr>
-              <w:t>{{table_time_weighted_average</w:t>
-            </w:r>
+              <w:t>{{</w:t>
+            </w:r>
+            <w:proofErr w:type="spellStart"/>
+            <w:r>
+              <w:rPr>
+                <w:rFonts w:ascii="Calibri" w:hAnsi="Calibri" w:cs="Calibri"/>
+                <w:szCs w:val="20"/>
+                <w:highlight w:val="magenta"/>
+              </w:rPr>
+              <w:t>table_time_weighted_average</w:t>
+            </w:r>
+            <w:proofErr w:type="spellEnd"/>
           </w:p>
           <w:p>
             <w:pPr>
@@ -16305,8 +17215,18 @@
                 <w:szCs w:val="20"/>
                 <w:highlight w:val="magenta"/>
               </w:rPr>
-              <w:t>{{table_time_weighted_average</w:t>
-            </w:r>
+              <w:t>{{</w:t>
+            </w:r>
+            <w:proofErr w:type="spellStart"/>
+            <w:r>
+              <w:rPr>
+                <w:rFonts w:ascii="Calibri" w:hAnsi="Calibri" w:cs="Calibri"/>
+                <w:szCs w:val="20"/>
+                <w:highlight w:val="magenta"/>
+              </w:rPr>
+              <w:t>table_time_weighted_average</w:t>
+            </w:r>
+            <w:proofErr w:type="spellEnd"/>
           </w:p>
           <w:p>
             <w:pPr>
@@ -16374,8 +17294,18 @@
                 <w:szCs w:val="20"/>
                 <w:highlight w:val="magenta"/>
               </w:rPr>
-              <w:t>{{table_time_weighted_average</w:t>
-            </w:r>
+              <w:t>{{</w:t>
+            </w:r>
+            <w:proofErr w:type="spellStart"/>
+            <w:r>
+              <w:rPr>
+                <w:rFonts w:ascii="Calibri" w:hAnsi="Calibri" w:cs="Calibri"/>
+                <w:szCs w:val="20"/>
+                <w:highlight w:val="magenta"/>
+              </w:rPr>
+              <w:t>table_time_weighted_average</w:t>
+            </w:r>
+            <w:proofErr w:type="spellEnd"/>
           </w:p>
           <w:p>
             <w:pPr>
@@ -16443,8 +17373,18 @@
                 <w:szCs w:val="20"/>
                 <w:highlight w:val="magenta"/>
               </w:rPr>
-              <w:t>{{table_time_weighted_average</w:t>
-            </w:r>
+              <w:t>{{</w:t>
+            </w:r>
+            <w:proofErr w:type="spellStart"/>
+            <w:r>
+              <w:rPr>
+                <w:rFonts w:ascii="Calibri" w:hAnsi="Calibri" w:cs="Calibri"/>
+                <w:szCs w:val="20"/>
+                <w:highlight w:val="magenta"/>
+              </w:rPr>
+              <w:t>table_time_weighted_average</w:t>
+            </w:r>
+            <w:proofErr w:type="spellEnd"/>
           </w:p>
           <w:p>
             <w:pPr>
@@ -16512,8 +17452,18 @@
                 <w:szCs w:val="20"/>
                 <w:highlight w:val="magenta"/>
               </w:rPr>
-              <w:t>{{table_time_weighted_average</w:t>
-            </w:r>
+              <w:t>{{</w:t>
+            </w:r>
+            <w:proofErr w:type="spellStart"/>
+            <w:r>
+              <w:rPr>
+                <w:rFonts w:ascii="Calibri" w:hAnsi="Calibri" w:cs="Calibri"/>
+                <w:szCs w:val="20"/>
+                <w:highlight w:val="magenta"/>
+              </w:rPr>
+              <w:t>table_time_weighted_average</w:t>
+            </w:r>
+            <w:proofErr w:type="spellEnd"/>
           </w:p>
           <w:p>
             <w:pPr>
@@ -16581,8 +17531,18 @@
                 <w:szCs w:val="20"/>
                 <w:highlight w:val="magenta"/>
               </w:rPr>
-              <w:t>{{table_time_weighted_average</w:t>
-            </w:r>
+              <w:t>{{</w:t>
+            </w:r>
+            <w:proofErr w:type="spellStart"/>
+            <w:r>
+              <w:rPr>
+                <w:rFonts w:ascii="Calibri" w:hAnsi="Calibri" w:cs="Calibri"/>
+                <w:szCs w:val="20"/>
+                <w:highlight w:val="magenta"/>
+              </w:rPr>
+              <w:t>table_time_weighted_average</w:t>
+            </w:r>
+            <w:proofErr w:type="spellEnd"/>
           </w:p>
           <w:p>
             <w:pPr>
@@ -16763,8 +17723,18 @@
                 <w:szCs w:val="20"/>
                 <w:highlight w:val="magenta"/>
               </w:rPr>
-              <w:t>{{table_time_weighted_average</w:t>
-            </w:r>
+              <w:t>{{</w:t>
+            </w:r>
+            <w:proofErr w:type="spellStart"/>
+            <w:r>
+              <w:rPr>
+                <w:rFonts w:ascii="Calibri" w:hAnsi="Calibri" w:cs="Calibri"/>
+                <w:szCs w:val="20"/>
+                <w:highlight w:val="magenta"/>
+              </w:rPr>
+              <w:t>table_time_weighted_average</w:t>
+            </w:r>
+            <w:proofErr w:type="spellEnd"/>
           </w:p>
           <w:p>
             <w:pPr>
@@ -16832,8 +17802,18 @@
                 <w:szCs w:val="20"/>
                 <w:highlight w:val="magenta"/>
               </w:rPr>
-              <w:t>{{table_time_weighted_average</w:t>
-            </w:r>
+              <w:t>{{</w:t>
+            </w:r>
+            <w:proofErr w:type="spellStart"/>
+            <w:r>
+              <w:rPr>
+                <w:rFonts w:ascii="Calibri" w:hAnsi="Calibri" w:cs="Calibri"/>
+                <w:szCs w:val="20"/>
+                <w:highlight w:val="magenta"/>
+              </w:rPr>
+              <w:t>table_time_weighted_average</w:t>
+            </w:r>
+            <w:proofErr w:type="spellEnd"/>
           </w:p>
           <w:p>
             <w:pPr>
@@ -16901,8 +17881,18 @@
                 <w:szCs w:val="20"/>
                 <w:highlight w:val="magenta"/>
               </w:rPr>
-              <w:t>{{table_time_weighted_average</w:t>
-            </w:r>
+              <w:t>{{</w:t>
+            </w:r>
+            <w:proofErr w:type="spellStart"/>
+            <w:r>
+              <w:rPr>
+                <w:rFonts w:ascii="Calibri" w:hAnsi="Calibri" w:cs="Calibri"/>
+                <w:szCs w:val="20"/>
+                <w:highlight w:val="magenta"/>
+              </w:rPr>
+              <w:t>table_time_weighted_average</w:t>
+            </w:r>
+            <w:proofErr w:type="spellEnd"/>
           </w:p>
           <w:p>
             <w:pPr>
@@ -16970,8 +17960,18 @@
                 <w:szCs w:val="20"/>
                 <w:highlight w:val="magenta"/>
               </w:rPr>
-              <w:t>{{table_time_weighted_average</w:t>
-            </w:r>
+              <w:t>{{</w:t>
+            </w:r>
+            <w:proofErr w:type="spellStart"/>
+            <w:r>
+              <w:rPr>
+                <w:rFonts w:ascii="Calibri" w:hAnsi="Calibri" w:cs="Calibri"/>
+                <w:szCs w:val="20"/>
+                <w:highlight w:val="magenta"/>
+              </w:rPr>
+              <w:t>table_time_weighted_average</w:t>
+            </w:r>
+            <w:proofErr w:type="spellEnd"/>
           </w:p>
           <w:p>
             <w:pPr>
@@ -17039,8 +18039,18 @@
                 <w:szCs w:val="20"/>
                 <w:highlight w:val="magenta"/>
               </w:rPr>
-              <w:t>{{table_time_weighted_average</w:t>
-            </w:r>
+              <w:t>{{</w:t>
+            </w:r>
+            <w:proofErr w:type="spellStart"/>
+            <w:r>
+              <w:rPr>
+                <w:rFonts w:ascii="Calibri" w:hAnsi="Calibri" w:cs="Calibri"/>
+                <w:szCs w:val="20"/>
+                <w:highlight w:val="magenta"/>
+              </w:rPr>
+              <w:t>table_time_weighted_average</w:t>
+            </w:r>
+            <w:proofErr w:type="spellEnd"/>
           </w:p>
           <w:p>
             <w:pPr>
@@ -17108,8 +18118,18 @@
                 <w:szCs w:val="20"/>
                 <w:highlight w:val="magenta"/>
               </w:rPr>
-              <w:t>{{table_time_weighted_average</w:t>
-            </w:r>
+              <w:t>{{</w:t>
+            </w:r>
+            <w:proofErr w:type="spellStart"/>
+            <w:r>
+              <w:rPr>
+                <w:rFonts w:ascii="Calibri" w:hAnsi="Calibri" w:cs="Calibri"/>
+                <w:szCs w:val="20"/>
+                <w:highlight w:val="magenta"/>
+              </w:rPr>
+              <w:t>table_time_weighted_average</w:t>
+            </w:r>
+            <w:proofErr w:type="spellEnd"/>
           </w:p>
           <w:p>
             <w:pPr>
@@ -17165,7 +18185,7 @@
               <w:bottom w:val="single" w:sz="4" w:space="0" w:color="auto"/>
               <w:right w:val="single" w:sz="4" w:space="0" w:color="auto"/>
             </w:tcBorders>
-            <w:shd w:val="clear" w:color="auto" w:fill="DBE5F1" w:themeFill="accent1" w:themeFillTint="33"/>
+            <w:shd w:val="clear" w:color="auto" w:fill="FDE9D9" w:themeFill="accent6" w:themeFillTint="33"/>
             <w:noWrap/>
             <w:vAlign w:val="center"/>
             <w:hideMark/>
@@ -17201,7 +18221,7 @@
               <w:bottom w:val="single" w:sz="4" w:space="0" w:color="auto"/>
               <w:right w:val="single" w:sz="4" w:space="0" w:color="auto"/>
             </w:tcBorders>
-            <w:shd w:val="clear" w:color="auto" w:fill="DBE5F1" w:themeFill="accent1" w:themeFillTint="33"/>
+            <w:shd w:val="clear" w:color="auto" w:fill="FDE9D9" w:themeFill="accent6" w:themeFillTint="33"/>
             <w:noWrap/>
             <w:vAlign w:val="center"/>
           </w:tcPr>
@@ -17221,8 +18241,18 @@
                 <w:szCs w:val="20"/>
                 <w:highlight w:val="magenta"/>
               </w:rPr>
-              <w:t>{{table_time_weighted_average</w:t>
-            </w:r>
+              <w:t>{{</w:t>
+            </w:r>
+            <w:proofErr w:type="spellStart"/>
+            <w:r>
+              <w:rPr>
+                <w:rFonts w:ascii="Calibri" w:hAnsi="Calibri" w:cs="Calibri"/>
+                <w:szCs w:val="20"/>
+                <w:highlight w:val="magenta"/>
+              </w:rPr>
+              <w:t>table_time_weighted_average</w:t>
+            </w:r>
+            <w:proofErr w:type="spellEnd"/>
           </w:p>
           <w:p>
             <w:pPr>
@@ -17273,7 +18303,7 @@
               <w:bottom w:val="single" w:sz="4" w:space="0" w:color="auto"/>
               <w:right w:val="single" w:sz="4" w:space="0" w:color="auto"/>
             </w:tcBorders>
-            <w:shd w:val="clear" w:color="auto" w:fill="DBE5F1" w:themeFill="accent1" w:themeFillTint="33"/>
+            <w:shd w:val="clear" w:color="auto" w:fill="FDE9D9" w:themeFill="accent6" w:themeFillTint="33"/>
             <w:noWrap/>
             <w:vAlign w:val="bottom"/>
           </w:tcPr>
@@ -17293,8 +18323,18 @@
                 <w:szCs w:val="20"/>
                 <w:highlight w:val="magenta"/>
               </w:rPr>
-              <w:t>{{table_time_weighted_average</w:t>
-            </w:r>
+              <w:t>{{</w:t>
+            </w:r>
+            <w:proofErr w:type="spellStart"/>
+            <w:r>
+              <w:rPr>
+                <w:rFonts w:ascii="Calibri" w:hAnsi="Calibri" w:cs="Calibri"/>
+                <w:szCs w:val="20"/>
+                <w:highlight w:val="magenta"/>
+              </w:rPr>
+              <w:t>table_time_weighted_average</w:t>
+            </w:r>
+            <w:proofErr w:type="spellEnd"/>
           </w:p>
           <w:p>
             <w:pPr>
@@ -17345,7 +18385,7 @@
               <w:bottom w:val="single" w:sz="4" w:space="0" w:color="auto"/>
               <w:right w:val="single" w:sz="4" w:space="0" w:color="auto"/>
             </w:tcBorders>
-            <w:shd w:val="clear" w:color="auto" w:fill="DBE5F1" w:themeFill="accent1" w:themeFillTint="33"/>
+            <w:shd w:val="clear" w:color="auto" w:fill="FDE9D9" w:themeFill="accent6" w:themeFillTint="33"/>
             <w:noWrap/>
             <w:vAlign w:val="center"/>
           </w:tcPr>
@@ -17365,8 +18405,18 @@
                 <w:szCs w:val="20"/>
                 <w:highlight w:val="magenta"/>
               </w:rPr>
-              <w:t>{{table_time_weighted_average</w:t>
-            </w:r>
+              <w:t>{{</w:t>
+            </w:r>
+            <w:proofErr w:type="spellStart"/>
+            <w:r>
+              <w:rPr>
+                <w:rFonts w:ascii="Calibri" w:hAnsi="Calibri" w:cs="Calibri"/>
+                <w:szCs w:val="20"/>
+                <w:highlight w:val="magenta"/>
+              </w:rPr>
+              <w:t>table_time_weighted_average</w:t>
+            </w:r>
+            <w:proofErr w:type="spellEnd"/>
           </w:p>
           <w:p>
             <w:pPr>
@@ -17417,7 +18467,7 @@
               <w:bottom w:val="single" w:sz="4" w:space="0" w:color="auto"/>
               <w:right w:val="nil"/>
             </w:tcBorders>
-            <w:shd w:val="clear" w:color="auto" w:fill="DBE5F1" w:themeFill="accent1" w:themeFillTint="33"/>
+            <w:shd w:val="clear" w:color="auto" w:fill="FDE9D9" w:themeFill="accent6" w:themeFillTint="33"/>
             <w:noWrap/>
             <w:vAlign w:val="center"/>
           </w:tcPr>
@@ -17437,8 +18487,18 @@
                 <w:szCs w:val="20"/>
                 <w:highlight w:val="magenta"/>
               </w:rPr>
-              <w:t>{{table_time_weighted_average</w:t>
-            </w:r>
+              <w:t>{{</w:t>
+            </w:r>
+            <w:proofErr w:type="spellStart"/>
+            <w:r>
+              <w:rPr>
+                <w:rFonts w:ascii="Calibri" w:hAnsi="Calibri" w:cs="Calibri"/>
+                <w:szCs w:val="20"/>
+                <w:highlight w:val="magenta"/>
+              </w:rPr>
+              <w:t>table_time_weighted_average</w:t>
+            </w:r>
+            <w:proofErr w:type="spellEnd"/>
           </w:p>
           <w:p>
             <w:pPr>
@@ -17489,7 +18549,7 @@
               <w:bottom w:val="single" w:sz="4" w:space="0" w:color="auto"/>
               <w:right w:val="single" w:sz="4" w:space="0" w:color="auto"/>
             </w:tcBorders>
-            <w:shd w:val="clear" w:color="auto" w:fill="DBE5F1" w:themeFill="accent1" w:themeFillTint="33"/>
+            <w:shd w:val="clear" w:color="auto" w:fill="FDE9D9" w:themeFill="accent6" w:themeFillTint="33"/>
             <w:vAlign w:val="center"/>
           </w:tcPr>
           <w:p>
@@ -17512,8 +18572,20 @@
                 <w:szCs w:val="20"/>
                 <w:highlight w:val="magenta"/>
               </w:rPr>
-              <w:t>{{table_time_weighted_average</w:t>
-            </w:r>
+              <w:t>{{</w:t>
+            </w:r>
+            <w:proofErr w:type="spellStart"/>
+            <w:r>
+              <w:rPr>
+                <w:rFonts w:ascii="Calibri" w:hAnsi="Calibri" w:cs="Calibri"/>
+                <w:b/>
+                <w:bCs/>
+                <w:szCs w:val="20"/>
+                <w:highlight w:val="magenta"/>
+              </w:rPr>
+              <w:t>table_time_weighted_average</w:t>
+            </w:r>
+            <w:proofErr w:type="spellEnd"/>
           </w:p>
           <w:p>
             <w:pPr>
@@ -17570,7 +18642,7 @@
               <w:bottom w:val="single" w:sz="4" w:space="0" w:color="auto"/>
               <w:right w:val="single" w:sz="4" w:space="0" w:color="auto"/>
             </w:tcBorders>
-            <w:shd w:val="clear" w:color="auto" w:fill="DBE5F1" w:themeFill="accent1" w:themeFillTint="33"/>
+            <w:shd w:val="clear" w:color="auto" w:fill="FDE9D9" w:themeFill="accent6" w:themeFillTint="33"/>
             <w:vAlign w:val="center"/>
           </w:tcPr>
           <w:p>
@@ -17593,8 +18665,20 @@
                 <w:szCs w:val="20"/>
                 <w:highlight w:val="magenta"/>
               </w:rPr>
-              <w:t>{{table_time_weighted_average</w:t>
-            </w:r>
+              <w:t>{{</w:t>
+            </w:r>
+            <w:proofErr w:type="spellStart"/>
+            <w:r>
+              <w:rPr>
+                <w:rFonts w:ascii="Calibri" w:hAnsi="Calibri" w:cs="Calibri"/>
+                <w:b/>
+                <w:bCs/>
+                <w:szCs w:val="20"/>
+                <w:highlight w:val="magenta"/>
+              </w:rPr>
+              <w:t>table_time_weighted_average</w:t>
+            </w:r>
+            <w:proofErr w:type="spellEnd"/>
           </w:p>
           <w:p>
             <w:pPr>
@@ -17713,52 +18797,29 @@
                 <w:b/>
                 <w:bCs/>
                 <w:color w:val="FF0000"/>
-                <w:sz w:val="12"/>
-                <w:szCs w:val="12"/>
-              </w:rPr>
-              <w:t>{{section_generated_texts.hygiene_limits.</w:t>
-            </w:r>
+                <w:szCs w:val="20"/>
+              </w:rPr>
+              <w:t>{{</w:t>
+            </w:r>
+            <w:proofErr w:type="spellStart"/>
             <w:r>
               <w:rPr>
                 <w:rFonts w:ascii="Calibri" w:hAnsi="Calibri" w:cs="Calibri"/>
                 <w:b/>
                 <w:bCs/>
                 <w:color w:val="FF0000"/>
-                <w:sz w:val="12"/>
-                <w:szCs w:val="12"/>
-              </w:rPr>
-              <w:t>phk</w:t>
-            </w:r>
+                <w:szCs w:val="20"/>
+              </w:rPr>
+              <w:t>section_generated_texts.hygiene_limits.phk_extenzor</w:t>
+            </w:r>
+            <w:proofErr w:type="spellEnd"/>
             <w:r>
               <w:rPr>
                 <w:rFonts w:ascii="Calibri" w:hAnsi="Calibri" w:cs="Calibri"/>
                 <w:b/>
                 <w:bCs/>
                 <w:color w:val="FF0000"/>
-                <w:sz w:val="12"/>
-                <w:szCs w:val="12"/>
-              </w:rPr>
-              <w:t>_</w:t>
-            </w:r>
-            <w:r>
-              <w:rPr>
-                <w:rFonts w:ascii="Calibri" w:hAnsi="Calibri" w:cs="Calibri"/>
-                <w:b/>
-                <w:bCs/>
-                <w:color w:val="FF0000"/>
-                <w:sz w:val="12"/>
-                <w:szCs w:val="12"/>
-              </w:rPr>
-              <w:t>extenzor</w:t>
-            </w:r>
-            <w:r>
-              <w:rPr>
-                <w:rFonts w:ascii="Calibri" w:hAnsi="Calibri" w:cs="Calibri"/>
-                <w:b/>
-                <w:bCs/>
-                <w:color w:val="FF0000"/>
-                <w:sz w:val="12"/>
-                <w:szCs w:val="12"/>
+                <w:szCs w:val="20"/>
               </w:rPr>
               <w:t>}}</w:t>
             </w:r>
@@ -17793,52 +18854,29 @@
                 <w:b/>
                 <w:bCs/>
                 <w:color w:val="FF0000"/>
-                <w:sz w:val="12"/>
-                <w:szCs w:val="12"/>
-              </w:rPr>
-              <w:t>{{section_generated_texts.hygiene_limits.</w:t>
-            </w:r>
+                <w:szCs w:val="20"/>
+              </w:rPr>
+              <w:t>{{</w:t>
+            </w:r>
+            <w:proofErr w:type="spellStart"/>
             <w:r>
               <w:rPr>
                 <w:rFonts w:ascii="Calibri" w:hAnsi="Calibri" w:cs="Calibri"/>
                 <w:b/>
                 <w:bCs/>
                 <w:color w:val="FF0000"/>
-                <w:sz w:val="12"/>
-                <w:szCs w:val="12"/>
-              </w:rPr>
-              <w:t>phk</w:t>
-            </w:r>
+                <w:szCs w:val="20"/>
+              </w:rPr>
+              <w:t>section_generated_texts.hygiene_limits.phk_flexor</w:t>
+            </w:r>
+            <w:proofErr w:type="spellEnd"/>
             <w:r>
               <w:rPr>
                 <w:rFonts w:ascii="Calibri" w:hAnsi="Calibri" w:cs="Calibri"/>
                 <w:b/>
                 <w:bCs/>
                 <w:color w:val="FF0000"/>
-                <w:sz w:val="12"/>
-                <w:szCs w:val="12"/>
-              </w:rPr>
-              <w:t>_</w:t>
-            </w:r>
-            <w:r>
-              <w:rPr>
-                <w:rFonts w:ascii="Calibri" w:hAnsi="Calibri" w:cs="Calibri"/>
-                <w:b/>
-                <w:bCs/>
-                <w:color w:val="FF0000"/>
-                <w:sz w:val="12"/>
-                <w:szCs w:val="12"/>
-              </w:rPr>
-              <w:t>flexor</w:t>
-            </w:r>
-            <w:r>
-              <w:rPr>
-                <w:rFonts w:ascii="Calibri" w:hAnsi="Calibri" w:cs="Calibri"/>
-                <w:b/>
-                <w:bCs/>
-                <w:color w:val="FF0000"/>
-                <w:sz w:val="12"/>
-                <w:szCs w:val="12"/>
+                <w:szCs w:val="20"/>
               </w:rPr>
               <w:t>}}</w:t>
             </w:r>
@@ -17873,8 +18911,7 @@
                 <w:b/>
                 <w:bCs/>
                 <w:color w:val="000000" w:themeColor="text1"/>
-                <w:sz w:val="12"/>
-                <w:szCs w:val="12"/>
+                <w:szCs w:val="20"/>
               </w:rPr>
               <w:t>-</w:t>
             </w:r>
@@ -17909,30 +18946,29 @@
                 <w:b/>
                 <w:bCs/>
                 <w:color w:val="FF0000"/>
-                <w:sz w:val="12"/>
-                <w:szCs w:val="12"/>
-              </w:rPr>
-              <w:t>{{section_generated_texts.hygiene_limits.lhk_</w:t>
-            </w:r>
+                <w:szCs w:val="20"/>
+              </w:rPr>
+              <w:t>{{</w:t>
+            </w:r>
+            <w:proofErr w:type="spellStart"/>
             <w:r>
               <w:rPr>
                 <w:rFonts w:ascii="Calibri" w:hAnsi="Calibri" w:cs="Calibri"/>
                 <w:b/>
                 <w:bCs/>
                 <w:color w:val="FF0000"/>
-                <w:sz w:val="12"/>
-                <w:szCs w:val="12"/>
-              </w:rPr>
-              <w:t>extenzor</w:t>
-            </w:r>
+                <w:szCs w:val="20"/>
+              </w:rPr>
+              <w:t>section_generated_texts.hygiene_limits.lhk_extenzor</w:t>
+            </w:r>
+            <w:proofErr w:type="spellEnd"/>
             <w:r>
               <w:rPr>
                 <w:rFonts w:ascii="Calibri" w:hAnsi="Calibri" w:cs="Calibri"/>
                 <w:b/>
                 <w:bCs/>
                 <w:color w:val="FF0000"/>
-                <w:sz w:val="12"/>
-                <w:szCs w:val="12"/>
+                <w:szCs w:val="20"/>
               </w:rPr>
               <w:t>}}</w:t>
             </w:r>
@@ -17966,10 +19002,31 @@
                 <w:b/>
                 <w:bCs/>
                 <w:color w:val="FF0000"/>
-                <w:sz w:val="12"/>
-                <w:szCs w:val="12"/>
-              </w:rPr>
-              <w:t>{{section_generated_texts.hygiene_limits.lhk_flexor}}</w:t>
+                <w:szCs w:val="20"/>
+              </w:rPr>
+              <w:t>{{</w:t>
+            </w:r>
+            <w:proofErr w:type="spellStart"/>
+            <w:r>
+              <w:rPr>
+                <w:rFonts w:ascii="Calibri" w:hAnsi="Calibri" w:cs="Calibri"/>
+                <w:b/>
+                <w:bCs/>
+                <w:color w:val="FF0000"/>
+                <w:szCs w:val="20"/>
+              </w:rPr>
+              <w:t>section_generated_texts.hygiene_limits.lhk_flexor</w:t>
+            </w:r>
+            <w:proofErr w:type="spellEnd"/>
+            <w:r>
+              <w:rPr>
+                <w:rFonts w:ascii="Calibri" w:hAnsi="Calibri" w:cs="Calibri"/>
+                <w:b/>
+                <w:bCs/>
+                <w:color w:val="FF0000"/>
+                <w:szCs w:val="20"/>
+              </w:rPr>
+              <w:t>}}</w:t>
             </w:r>
           </w:p>
         </w:tc>
@@ -18065,6 +19122,7 @@
           <w:sz w:val="24"/>
           <w:szCs w:val="24"/>
         </w:rPr>
+        <w:lastRenderedPageBreak/>
         <w:br w:type="page"/>
       </w:r>
     </w:p>
@@ -18228,8 +19286,21 @@
                 <w:szCs w:val="20"/>
                 <w:lang w:eastAsia="cs-CZ"/>
               </w:rPr>
-              <w:t>Výskyt sil 55-70 % Fmax</w:t>
-            </w:r>
+              <w:t xml:space="preserve">Výskyt sil 55-70 % </w:t>
+            </w:r>
+            <w:proofErr w:type="spellStart"/>
+            <w:r>
+              <w:rPr>
+                <w:rFonts w:ascii="Calibri" w:eastAsia="Times New Roman" w:hAnsi="Calibri" w:cs="Calibri"/>
+                <w:b/>
+                <w:bCs/>
+                <w:color w:val="000000"/>
+                <w:szCs w:val="20"/>
+                <w:lang w:eastAsia="cs-CZ"/>
+              </w:rPr>
+              <w:t>Fmax</w:t>
+            </w:r>
+            <w:proofErr w:type="spellEnd"/>
           </w:p>
         </w:tc>
         <w:tc>
@@ -18291,8 +19362,21 @@
                 <w:szCs w:val="20"/>
                 <w:lang w:eastAsia="cs-CZ"/>
               </w:rPr>
-              <w:t xml:space="preserve"> 70 % Fmax</w:t>
-            </w:r>
+              <w:t xml:space="preserve"> 70 % </w:t>
+            </w:r>
+            <w:proofErr w:type="spellStart"/>
+            <w:r>
+              <w:rPr>
+                <w:rFonts w:ascii="Calibri" w:eastAsia="Times New Roman" w:hAnsi="Calibri" w:cs="Calibri"/>
+                <w:b/>
+                <w:bCs/>
+                <w:color w:val="000000"/>
+                <w:szCs w:val="20"/>
+                <w:lang w:eastAsia="cs-CZ"/>
+              </w:rPr>
+              <w:t>Fmax</w:t>
+            </w:r>
+            <w:proofErr w:type="spellEnd"/>
           </w:p>
         </w:tc>
       </w:tr>
@@ -18649,33 +19733,47 @@
               <w:bottom w:val="single" w:sz="4" w:space="0" w:color="auto"/>
               <w:right w:val="single" w:sz="4" w:space="0" w:color="auto"/>
             </w:tcBorders>
-            <w:shd w:val="clear" w:color="auto" w:fill="DBE5F1" w:themeFill="accent1" w:themeFillTint="33"/>
+            <w:shd w:val="clear" w:color="auto" w:fill="FDE9D9" w:themeFill="accent6" w:themeFillTint="33"/>
             <w:noWrap/>
             <w:vAlign w:val="center"/>
             <w:hideMark/>
           </w:tcPr>
           <w:p>
             <w:pPr>
-              <w:rPr>
-                <w:rFonts w:ascii="Calibri" w:eastAsia="Times New Roman" w:hAnsi="Calibri" w:cs="Calibri"/>
-                <w:bCs/>
-                <w:color w:val="000000"/>
-                <w:szCs w:val="20"/>
-                <w:highlight w:val="magenta"/>
-                <w:lang w:eastAsia="cs-CZ"/>
-              </w:rPr>
-            </w:pPr>
-            <w:r>
-              <w:rPr>
-                <w:rFonts w:ascii="Calibri" w:eastAsia="Times New Roman" w:hAnsi="Calibri" w:cs="Calibri"/>
-                <w:bCs/>
-                <w:color w:val="000000"/>
-                <w:szCs w:val="20"/>
-                <w:highlight w:val="magenta"/>
-                <w:lang w:eastAsia="cs-CZ"/>
-              </w:rPr>
-              <w:t>{{table_force_distribution</w:t>
-            </w:r>
+              <w:shd w:val="clear" w:color="auto" w:fill="FDE9D9" w:themeFill="accent6" w:themeFillTint="33"/>
+              <w:rPr>
+                <w:rFonts w:ascii="Calibri" w:eastAsia="Times New Roman" w:hAnsi="Calibri" w:cs="Calibri"/>
+                <w:bCs/>
+                <w:color w:val="000000"/>
+                <w:szCs w:val="20"/>
+                <w:highlight w:val="magenta"/>
+                <w:lang w:eastAsia="cs-CZ"/>
+              </w:rPr>
+            </w:pPr>
+            <w:r>
+              <w:rPr>
+                <w:rFonts w:ascii="Calibri" w:eastAsia="Times New Roman" w:hAnsi="Calibri" w:cs="Calibri"/>
+                <w:bCs/>
+                <w:color w:val="000000"/>
+                <w:szCs w:val="20"/>
+                <w:highlight w:val="magenta"/>
+                <w:lang w:eastAsia="cs-CZ"/>
+              </w:rPr>
+              <w:t>{{</w:t>
+            </w:r>
+            <w:proofErr w:type="spellStart"/>
+            <w:r>
+              <w:rPr>
+                <w:rFonts w:ascii="Calibri" w:eastAsia="Times New Roman" w:hAnsi="Calibri" w:cs="Calibri"/>
+                <w:bCs/>
+                <w:color w:val="000000"/>
+                <w:szCs w:val="20"/>
+                <w:highlight w:val="magenta"/>
+                <w:lang w:eastAsia="cs-CZ"/>
+              </w:rPr>
+              <w:t>table_force_distribution</w:t>
+            </w:r>
+            <w:proofErr w:type="spellEnd"/>
           </w:p>
           <w:p>
             <w:pPr>
@@ -18751,8 +19849,21 @@
                 <w:highlight w:val="magenta"/>
                 <w:lang w:eastAsia="cs-CZ"/>
               </w:rPr>
-              <w:t>{{table_force_distribution</w:t>
-            </w:r>
+              <w:t>{{</w:t>
+            </w:r>
+            <w:proofErr w:type="spellStart"/>
+            <w:r>
+              <w:rPr>
+                <w:rFonts w:ascii="Calibri" w:eastAsia="Times New Roman" w:hAnsi="Calibri" w:cs="Calibri"/>
+                <w:bCs/>
+                <w:color w:val="000000"/>
+                <w:szCs w:val="20"/>
+                <w:highlight w:val="magenta"/>
+                <w:lang w:eastAsia="cs-CZ"/>
+              </w:rPr>
+              <w:t>table_force_distribution</w:t>
+            </w:r>
+            <w:proofErr w:type="spellEnd"/>
           </w:p>
           <w:p>
             <w:pPr>
@@ -18822,8 +19933,21 @@
                 <w:highlight w:val="magenta"/>
                 <w:lang w:eastAsia="cs-CZ"/>
               </w:rPr>
-              <w:t>{{table_force_distribution</w:t>
-            </w:r>
+              <w:t>{{</w:t>
+            </w:r>
+            <w:proofErr w:type="spellStart"/>
+            <w:r>
+              <w:rPr>
+                <w:rFonts w:ascii="Calibri" w:eastAsia="Times New Roman" w:hAnsi="Calibri" w:cs="Calibri"/>
+                <w:bCs/>
+                <w:color w:val="000000"/>
+                <w:szCs w:val="20"/>
+                <w:highlight w:val="magenta"/>
+                <w:lang w:eastAsia="cs-CZ"/>
+              </w:rPr>
+              <w:t>table_force_distribution</w:t>
+            </w:r>
+            <w:proofErr w:type="spellEnd"/>
           </w:p>
           <w:p>
             <w:pPr>
@@ -18911,8 +20035,21 @@
                 <w:highlight w:val="magenta"/>
                 <w:lang w:eastAsia="cs-CZ"/>
               </w:rPr>
-              <w:t>{{table_force_distribution</w:t>
-            </w:r>
+              <w:t>{{</w:t>
+            </w:r>
+            <w:proofErr w:type="spellStart"/>
+            <w:r>
+              <w:rPr>
+                <w:rFonts w:ascii="Calibri" w:eastAsia="Times New Roman" w:hAnsi="Calibri" w:cs="Calibri"/>
+                <w:bCs/>
+                <w:color w:val="000000"/>
+                <w:szCs w:val="20"/>
+                <w:highlight w:val="magenta"/>
+                <w:lang w:eastAsia="cs-CZ"/>
+              </w:rPr>
+              <w:t>table_force_distribution</w:t>
+            </w:r>
+            <w:proofErr w:type="spellEnd"/>
           </w:p>
           <w:p>
             <w:pPr>
@@ -19000,8 +20137,21 @@
                 <w:highlight w:val="magenta"/>
                 <w:lang w:eastAsia="cs-CZ"/>
               </w:rPr>
-              <w:t>{{table_force_distribution</w:t>
-            </w:r>
+              <w:t>{{</w:t>
+            </w:r>
+            <w:proofErr w:type="spellStart"/>
+            <w:r>
+              <w:rPr>
+                <w:rFonts w:ascii="Calibri" w:eastAsia="Times New Roman" w:hAnsi="Calibri" w:cs="Calibri"/>
+                <w:bCs/>
+                <w:color w:val="000000"/>
+                <w:szCs w:val="20"/>
+                <w:highlight w:val="magenta"/>
+                <w:lang w:eastAsia="cs-CZ"/>
+              </w:rPr>
+              <w:t>table_force_distribution</w:t>
+            </w:r>
+            <w:proofErr w:type="spellEnd"/>
           </w:p>
           <w:p>
             <w:pPr>
@@ -19089,8 +20239,21 @@
                 <w:highlight w:val="magenta"/>
                 <w:lang w:eastAsia="cs-CZ"/>
               </w:rPr>
-              <w:t>{{table_force_distribution</w:t>
-            </w:r>
+              <w:t>{{</w:t>
+            </w:r>
+            <w:proofErr w:type="spellStart"/>
+            <w:r>
+              <w:rPr>
+                <w:rFonts w:ascii="Calibri" w:eastAsia="Times New Roman" w:hAnsi="Calibri" w:cs="Calibri"/>
+                <w:bCs/>
+                <w:color w:val="000000"/>
+                <w:szCs w:val="20"/>
+                <w:highlight w:val="magenta"/>
+                <w:lang w:eastAsia="cs-CZ"/>
+              </w:rPr>
+              <w:t>table_force_distribution</w:t>
+            </w:r>
+            <w:proofErr w:type="spellEnd"/>
           </w:p>
           <w:p>
             <w:pPr>
@@ -19178,8 +20341,21 @@
                 <w:highlight w:val="magenta"/>
                 <w:lang w:eastAsia="cs-CZ"/>
               </w:rPr>
-              <w:t>{{table_force_distribution</w:t>
-            </w:r>
+              <w:t>{{</w:t>
+            </w:r>
+            <w:proofErr w:type="spellStart"/>
+            <w:r>
+              <w:rPr>
+                <w:rFonts w:ascii="Calibri" w:eastAsia="Times New Roman" w:hAnsi="Calibri" w:cs="Calibri"/>
+                <w:bCs/>
+                <w:color w:val="000000"/>
+                <w:szCs w:val="20"/>
+                <w:highlight w:val="magenta"/>
+                <w:lang w:eastAsia="cs-CZ"/>
+              </w:rPr>
+              <w:t>table_force_distribution</w:t>
+            </w:r>
+            <w:proofErr w:type="spellEnd"/>
           </w:p>
           <w:p>
             <w:pPr>
@@ -19267,8 +20443,21 @@
                 <w:highlight w:val="magenta"/>
                 <w:lang w:eastAsia="cs-CZ"/>
               </w:rPr>
-              <w:t>{{table_force_distribution</w:t>
-            </w:r>
+              <w:t>{{</w:t>
+            </w:r>
+            <w:proofErr w:type="spellStart"/>
+            <w:r>
+              <w:rPr>
+                <w:rFonts w:ascii="Calibri" w:eastAsia="Times New Roman" w:hAnsi="Calibri" w:cs="Calibri"/>
+                <w:bCs/>
+                <w:color w:val="000000"/>
+                <w:szCs w:val="20"/>
+                <w:highlight w:val="magenta"/>
+                <w:lang w:eastAsia="cs-CZ"/>
+              </w:rPr>
+              <w:t>table_force_distribution</w:t>
+            </w:r>
+            <w:proofErr w:type="spellEnd"/>
           </w:p>
           <w:p>
             <w:pPr>
@@ -19356,8 +20545,21 @@
                 <w:highlight w:val="magenta"/>
                 <w:lang w:eastAsia="cs-CZ"/>
               </w:rPr>
-              <w:t>{{table_force_distribution</w:t>
-            </w:r>
+              <w:t>{{</w:t>
+            </w:r>
+            <w:proofErr w:type="spellStart"/>
+            <w:r>
+              <w:rPr>
+                <w:rFonts w:ascii="Calibri" w:eastAsia="Times New Roman" w:hAnsi="Calibri" w:cs="Calibri"/>
+                <w:bCs/>
+                <w:color w:val="000000"/>
+                <w:szCs w:val="20"/>
+                <w:highlight w:val="magenta"/>
+                <w:lang w:eastAsia="cs-CZ"/>
+              </w:rPr>
+              <w:t>table_force_distribution</w:t>
+            </w:r>
+            <w:proofErr w:type="spellEnd"/>
           </w:p>
           <w:p>
             <w:pPr>
@@ -19445,8 +20647,21 @@
                 <w:highlight w:val="magenta"/>
                 <w:lang w:eastAsia="cs-CZ"/>
               </w:rPr>
-              <w:t>{{table_force_distribution</w:t>
-            </w:r>
+              <w:t>{{</w:t>
+            </w:r>
+            <w:proofErr w:type="spellStart"/>
+            <w:r>
+              <w:rPr>
+                <w:rFonts w:ascii="Calibri" w:eastAsia="Times New Roman" w:hAnsi="Calibri" w:cs="Calibri"/>
+                <w:bCs/>
+                <w:color w:val="000000"/>
+                <w:szCs w:val="20"/>
+                <w:highlight w:val="magenta"/>
+                <w:lang w:eastAsia="cs-CZ"/>
+              </w:rPr>
+              <w:t>table_force_distribution</w:t>
+            </w:r>
+            <w:proofErr w:type="spellEnd"/>
           </w:p>
           <w:p>
             <w:pPr>
@@ -19539,8 +20754,21 @@
                 <w:highlight w:val="magenta"/>
                 <w:lang w:eastAsia="cs-CZ"/>
               </w:rPr>
-              <w:t>{{table_force_distribution</w:t>
-            </w:r>
+              <w:t>{{</w:t>
+            </w:r>
+            <w:proofErr w:type="spellStart"/>
+            <w:r>
+              <w:rPr>
+                <w:rFonts w:ascii="Calibri" w:eastAsia="Times New Roman" w:hAnsi="Calibri" w:cs="Calibri"/>
+                <w:bCs/>
+                <w:color w:val="000000"/>
+                <w:szCs w:val="20"/>
+                <w:highlight w:val="magenta"/>
+                <w:lang w:eastAsia="cs-CZ"/>
+              </w:rPr>
+              <w:t>table_force_distribution</w:t>
+            </w:r>
+            <w:proofErr w:type="spellEnd"/>
           </w:p>
           <w:p>
             <w:pPr>
@@ -19610,8 +20838,21 @@
                 <w:highlight w:val="magenta"/>
                 <w:lang w:eastAsia="cs-CZ"/>
               </w:rPr>
-              <w:t>{{table_force_distribution</w:t>
-            </w:r>
+              <w:t>{{</w:t>
+            </w:r>
+            <w:proofErr w:type="spellStart"/>
+            <w:r>
+              <w:rPr>
+                <w:rFonts w:ascii="Calibri" w:eastAsia="Times New Roman" w:hAnsi="Calibri" w:cs="Calibri"/>
+                <w:bCs/>
+                <w:color w:val="000000"/>
+                <w:szCs w:val="20"/>
+                <w:highlight w:val="magenta"/>
+                <w:lang w:eastAsia="cs-CZ"/>
+              </w:rPr>
+              <w:t>table_force_distribution</w:t>
+            </w:r>
+            <w:proofErr w:type="spellEnd"/>
           </w:p>
           <w:p>
             <w:pPr>
@@ -19699,8 +20940,21 @@
                 <w:highlight w:val="magenta"/>
                 <w:lang w:eastAsia="cs-CZ"/>
               </w:rPr>
-              <w:t>{{table_force_distribution</w:t>
-            </w:r>
+              <w:t>{{</w:t>
+            </w:r>
+            <w:proofErr w:type="spellStart"/>
+            <w:r>
+              <w:rPr>
+                <w:rFonts w:ascii="Calibri" w:eastAsia="Times New Roman" w:hAnsi="Calibri" w:cs="Calibri"/>
+                <w:bCs/>
+                <w:color w:val="000000"/>
+                <w:szCs w:val="20"/>
+                <w:highlight w:val="magenta"/>
+                <w:lang w:eastAsia="cs-CZ"/>
+              </w:rPr>
+              <w:t>table_force_distribution</w:t>
+            </w:r>
+            <w:proofErr w:type="spellEnd"/>
           </w:p>
           <w:p>
             <w:pPr>
@@ -19788,8 +21042,21 @@
                 <w:highlight w:val="magenta"/>
                 <w:lang w:eastAsia="cs-CZ"/>
               </w:rPr>
-              <w:t>{{table_force_distribution</w:t>
-            </w:r>
+              <w:t>{{</w:t>
+            </w:r>
+            <w:proofErr w:type="spellStart"/>
+            <w:r>
+              <w:rPr>
+                <w:rFonts w:ascii="Calibri" w:eastAsia="Times New Roman" w:hAnsi="Calibri" w:cs="Calibri"/>
+                <w:bCs/>
+                <w:color w:val="000000"/>
+                <w:szCs w:val="20"/>
+                <w:highlight w:val="magenta"/>
+                <w:lang w:eastAsia="cs-CZ"/>
+              </w:rPr>
+              <w:t>table_force_distribution</w:t>
+            </w:r>
+            <w:proofErr w:type="spellEnd"/>
           </w:p>
           <w:p>
             <w:pPr>
@@ -19877,8 +21144,21 @@
                 <w:highlight w:val="magenta"/>
                 <w:lang w:eastAsia="cs-CZ"/>
               </w:rPr>
-              <w:t>{{table_force_distribution</w:t>
-            </w:r>
+              <w:t>{{</w:t>
+            </w:r>
+            <w:proofErr w:type="spellStart"/>
+            <w:r>
+              <w:rPr>
+                <w:rFonts w:ascii="Calibri" w:eastAsia="Times New Roman" w:hAnsi="Calibri" w:cs="Calibri"/>
+                <w:bCs/>
+                <w:color w:val="000000"/>
+                <w:szCs w:val="20"/>
+                <w:highlight w:val="magenta"/>
+                <w:lang w:eastAsia="cs-CZ"/>
+              </w:rPr>
+              <w:t>table_force_distribution</w:t>
+            </w:r>
+            <w:proofErr w:type="spellEnd"/>
           </w:p>
           <w:p>
             <w:pPr>
@@ -19966,8 +21246,21 @@
                 <w:highlight w:val="magenta"/>
                 <w:lang w:eastAsia="cs-CZ"/>
               </w:rPr>
-              <w:t>{{table_force_distribution</w:t>
-            </w:r>
+              <w:t>{{</w:t>
+            </w:r>
+            <w:proofErr w:type="spellStart"/>
+            <w:r>
+              <w:rPr>
+                <w:rFonts w:ascii="Calibri" w:eastAsia="Times New Roman" w:hAnsi="Calibri" w:cs="Calibri"/>
+                <w:bCs/>
+                <w:color w:val="000000"/>
+                <w:szCs w:val="20"/>
+                <w:highlight w:val="magenta"/>
+                <w:lang w:eastAsia="cs-CZ"/>
+              </w:rPr>
+              <w:t>table_force_distribution</w:t>
+            </w:r>
+            <w:proofErr w:type="spellEnd"/>
           </w:p>
           <w:p>
             <w:pPr>
@@ -20055,8 +21348,21 @@
                 <w:highlight w:val="magenta"/>
                 <w:lang w:eastAsia="cs-CZ"/>
               </w:rPr>
-              <w:t>{{table_force_distribution</w:t>
-            </w:r>
+              <w:t>{{</w:t>
+            </w:r>
+            <w:proofErr w:type="spellStart"/>
+            <w:r>
+              <w:rPr>
+                <w:rFonts w:ascii="Calibri" w:eastAsia="Times New Roman" w:hAnsi="Calibri" w:cs="Calibri"/>
+                <w:bCs/>
+                <w:color w:val="000000"/>
+                <w:szCs w:val="20"/>
+                <w:highlight w:val="magenta"/>
+                <w:lang w:eastAsia="cs-CZ"/>
+              </w:rPr>
+              <w:t>table_force_distribution</w:t>
+            </w:r>
+            <w:proofErr w:type="spellEnd"/>
           </w:p>
           <w:p>
             <w:pPr>
@@ -20144,8 +21450,21 @@
                 <w:highlight w:val="magenta"/>
                 <w:lang w:eastAsia="cs-CZ"/>
               </w:rPr>
-              <w:t>{{table_force_distribution</w:t>
-            </w:r>
+              <w:t>{{</w:t>
+            </w:r>
+            <w:proofErr w:type="spellStart"/>
+            <w:r>
+              <w:rPr>
+                <w:rFonts w:ascii="Calibri" w:eastAsia="Times New Roman" w:hAnsi="Calibri" w:cs="Calibri"/>
+                <w:bCs/>
+                <w:color w:val="000000"/>
+                <w:szCs w:val="20"/>
+                <w:highlight w:val="magenta"/>
+                <w:lang w:eastAsia="cs-CZ"/>
+              </w:rPr>
+              <w:t>table_force_distribution</w:t>
+            </w:r>
+            <w:proofErr w:type="spellEnd"/>
           </w:p>
           <w:p>
             <w:pPr>
@@ -20233,8 +21552,21 @@
                 <w:highlight w:val="magenta"/>
                 <w:lang w:eastAsia="cs-CZ"/>
               </w:rPr>
-              <w:t>{{table_force_distribution</w:t>
-            </w:r>
+              <w:t>{{</w:t>
+            </w:r>
+            <w:proofErr w:type="spellStart"/>
+            <w:r>
+              <w:rPr>
+                <w:rFonts w:ascii="Calibri" w:eastAsia="Times New Roman" w:hAnsi="Calibri" w:cs="Calibri"/>
+                <w:bCs/>
+                <w:color w:val="000000"/>
+                <w:szCs w:val="20"/>
+                <w:highlight w:val="magenta"/>
+                <w:lang w:eastAsia="cs-CZ"/>
+              </w:rPr>
+              <w:t>table_force_distribution</w:t>
+            </w:r>
+            <w:proofErr w:type="spellEnd"/>
           </w:p>
           <w:p>
             <w:pPr>
@@ -20326,8 +21658,21 @@
                 <w:highlight w:val="magenta"/>
                 <w:lang w:eastAsia="cs-CZ"/>
               </w:rPr>
-              <w:t>{{table_force_distribution</w:t>
-            </w:r>
+              <w:t>{{</w:t>
+            </w:r>
+            <w:proofErr w:type="spellStart"/>
+            <w:r>
+              <w:rPr>
+                <w:rFonts w:ascii="Calibri" w:eastAsia="Times New Roman" w:hAnsi="Calibri" w:cs="Calibri"/>
+                <w:bCs/>
+                <w:color w:val="000000"/>
+                <w:szCs w:val="20"/>
+                <w:highlight w:val="magenta"/>
+                <w:lang w:eastAsia="cs-CZ"/>
+              </w:rPr>
+              <w:t>table_force_distribution</w:t>
+            </w:r>
+            <w:proofErr w:type="spellEnd"/>
           </w:p>
           <w:p>
             <w:pPr>
@@ -20396,8 +21741,21 @@
                 <w:highlight w:val="magenta"/>
                 <w:lang w:eastAsia="cs-CZ"/>
               </w:rPr>
-              <w:t>{{table_force_distribution</w:t>
-            </w:r>
+              <w:t>{{</w:t>
+            </w:r>
+            <w:proofErr w:type="spellStart"/>
+            <w:r>
+              <w:rPr>
+                <w:rFonts w:ascii="Calibri" w:eastAsia="Times New Roman" w:hAnsi="Calibri" w:cs="Calibri"/>
+                <w:bCs/>
+                <w:color w:val="000000"/>
+                <w:szCs w:val="20"/>
+                <w:highlight w:val="magenta"/>
+                <w:lang w:eastAsia="cs-CZ"/>
+              </w:rPr>
+              <w:t>table_force_distribution</w:t>
+            </w:r>
+            <w:proofErr w:type="spellEnd"/>
           </w:p>
           <w:p>
             <w:pPr>
@@ -20484,8 +21842,21 @@
                 <w:highlight w:val="magenta"/>
                 <w:lang w:eastAsia="cs-CZ"/>
               </w:rPr>
-              <w:t>{{table_force_distribution</w:t>
-            </w:r>
+              <w:t>{{</w:t>
+            </w:r>
+            <w:proofErr w:type="spellStart"/>
+            <w:r>
+              <w:rPr>
+                <w:rFonts w:ascii="Calibri" w:eastAsia="Times New Roman" w:hAnsi="Calibri" w:cs="Calibri"/>
+                <w:bCs/>
+                <w:color w:val="000000"/>
+                <w:szCs w:val="20"/>
+                <w:highlight w:val="magenta"/>
+                <w:lang w:eastAsia="cs-CZ"/>
+              </w:rPr>
+              <w:t>table_force_distribution</w:t>
+            </w:r>
+            <w:proofErr w:type="spellEnd"/>
           </w:p>
           <w:p>
             <w:pPr>
@@ -20572,8 +21943,21 @@
                 <w:highlight w:val="magenta"/>
                 <w:lang w:eastAsia="cs-CZ"/>
               </w:rPr>
-              <w:t>{{table_force_distribution</w:t>
-            </w:r>
+              <w:t>{{</w:t>
+            </w:r>
+            <w:proofErr w:type="spellStart"/>
+            <w:r>
+              <w:rPr>
+                <w:rFonts w:ascii="Calibri" w:eastAsia="Times New Roman" w:hAnsi="Calibri" w:cs="Calibri"/>
+                <w:bCs/>
+                <w:color w:val="000000"/>
+                <w:szCs w:val="20"/>
+                <w:highlight w:val="magenta"/>
+                <w:lang w:eastAsia="cs-CZ"/>
+              </w:rPr>
+              <w:t>table_force_distribution</w:t>
+            </w:r>
+            <w:proofErr w:type="spellEnd"/>
           </w:p>
           <w:p>
             <w:pPr>
@@ -20660,8 +22044,21 @@
                 <w:highlight w:val="magenta"/>
                 <w:lang w:eastAsia="cs-CZ"/>
               </w:rPr>
-              <w:t>{{table_force_distribution</w:t>
-            </w:r>
+              <w:t>{{</w:t>
+            </w:r>
+            <w:proofErr w:type="spellStart"/>
+            <w:r>
+              <w:rPr>
+                <w:rFonts w:ascii="Calibri" w:eastAsia="Times New Roman" w:hAnsi="Calibri" w:cs="Calibri"/>
+                <w:bCs/>
+                <w:color w:val="000000"/>
+                <w:szCs w:val="20"/>
+                <w:highlight w:val="magenta"/>
+                <w:lang w:eastAsia="cs-CZ"/>
+              </w:rPr>
+              <w:t>table_force_distribution</w:t>
+            </w:r>
+            <w:proofErr w:type="spellEnd"/>
           </w:p>
           <w:p>
             <w:pPr>
@@ -20748,8 +22145,21 @@
                 <w:highlight w:val="magenta"/>
                 <w:lang w:eastAsia="cs-CZ"/>
               </w:rPr>
-              <w:t>{{table_force_distribution</w:t>
-            </w:r>
+              <w:t>{{</w:t>
+            </w:r>
+            <w:proofErr w:type="spellStart"/>
+            <w:r>
+              <w:rPr>
+                <w:rFonts w:ascii="Calibri" w:eastAsia="Times New Roman" w:hAnsi="Calibri" w:cs="Calibri"/>
+                <w:bCs/>
+                <w:color w:val="000000"/>
+                <w:szCs w:val="20"/>
+                <w:highlight w:val="magenta"/>
+                <w:lang w:eastAsia="cs-CZ"/>
+              </w:rPr>
+              <w:t>table_force_distribution</w:t>
+            </w:r>
+            <w:proofErr w:type="spellEnd"/>
           </w:p>
           <w:p>
             <w:pPr>
@@ -20836,8 +22246,21 @@
                 <w:highlight w:val="magenta"/>
                 <w:lang w:eastAsia="cs-CZ"/>
               </w:rPr>
-              <w:t>{{table_force_distribution</w:t>
-            </w:r>
+              <w:t>{{</w:t>
+            </w:r>
+            <w:proofErr w:type="spellStart"/>
+            <w:r>
+              <w:rPr>
+                <w:rFonts w:ascii="Calibri" w:eastAsia="Times New Roman" w:hAnsi="Calibri" w:cs="Calibri"/>
+                <w:bCs/>
+                <w:color w:val="000000"/>
+                <w:szCs w:val="20"/>
+                <w:highlight w:val="magenta"/>
+                <w:lang w:eastAsia="cs-CZ"/>
+              </w:rPr>
+              <w:t>table_force_distribution</w:t>
+            </w:r>
+            <w:proofErr w:type="spellEnd"/>
           </w:p>
           <w:p>
             <w:pPr>
@@ -20924,8 +22347,21 @@
                 <w:highlight w:val="magenta"/>
                 <w:lang w:eastAsia="cs-CZ"/>
               </w:rPr>
-              <w:t>{{table_force_distribution</w:t>
-            </w:r>
+              <w:t>{{</w:t>
+            </w:r>
+            <w:proofErr w:type="spellStart"/>
+            <w:r>
+              <w:rPr>
+                <w:rFonts w:ascii="Calibri" w:eastAsia="Times New Roman" w:hAnsi="Calibri" w:cs="Calibri"/>
+                <w:bCs/>
+                <w:color w:val="000000"/>
+                <w:szCs w:val="20"/>
+                <w:highlight w:val="magenta"/>
+                <w:lang w:eastAsia="cs-CZ"/>
+              </w:rPr>
+              <w:t>table_force_distribution</w:t>
+            </w:r>
+            <w:proofErr w:type="spellEnd"/>
           </w:p>
           <w:p>
             <w:pPr>
@@ -21012,8 +22448,21 @@
                 <w:highlight w:val="magenta"/>
                 <w:lang w:eastAsia="cs-CZ"/>
               </w:rPr>
-              <w:t>{{table_force_distribution</w:t>
-            </w:r>
+              <w:t>{{</w:t>
+            </w:r>
+            <w:proofErr w:type="spellStart"/>
+            <w:r>
+              <w:rPr>
+                <w:rFonts w:ascii="Calibri" w:eastAsia="Times New Roman" w:hAnsi="Calibri" w:cs="Calibri"/>
+                <w:bCs/>
+                <w:color w:val="000000"/>
+                <w:szCs w:val="20"/>
+                <w:highlight w:val="magenta"/>
+                <w:lang w:eastAsia="cs-CZ"/>
+              </w:rPr>
+              <w:t>table_force_distribution</w:t>
+            </w:r>
+            <w:proofErr w:type="spellEnd"/>
           </w:p>
           <w:p>
             <w:pPr>
@@ -21105,8 +22554,21 @@
                 <w:highlight w:val="magenta"/>
                 <w:lang w:eastAsia="cs-CZ"/>
               </w:rPr>
-              <w:t>{{table_force_distribution</w:t>
-            </w:r>
+              <w:t>{{</w:t>
+            </w:r>
+            <w:proofErr w:type="spellStart"/>
+            <w:r>
+              <w:rPr>
+                <w:rFonts w:ascii="Calibri" w:eastAsia="Times New Roman" w:hAnsi="Calibri" w:cs="Calibri"/>
+                <w:bCs/>
+                <w:color w:val="000000"/>
+                <w:szCs w:val="20"/>
+                <w:highlight w:val="magenta"/>
+                <w:lang w:eastAsia="cs-CZ"/>
+              </w:rPr>
+              <w:t>table_force_distribution</w:t>
+            </w:r>
+            <w:proofErr w:type="spellEnd"/>
           </w:p>
           <w:p>
             <w:pPr>
@@ -21173,8 +22635,21 @@
                 <w:highlight w:val="magenta"/>
                 <w:lang w:eastAsia="cs-CZ"/>
               </w:rPr>
-              <w:t>{{table_force_distribution</w:t>
-            </w:r>
+              <w:t>{{</w:t>
+            </w:r>
+            <w:proofErr w:type="spellStart"/>
+            <w:r>
+              <w:rPr>
+                <w:rFonts w:ascii="Calibri" w:eastAsia="Times New Roman" w:hAnsi="Calibri" w:cs="Calibri"/>
+                <w:bCs/>
+                <w:color w:val="000000"/>
+                <w:szCs w:val="20"/>
+                <w:highlight w:val="magenta"/>
+                <w:lang w:eastAsia="cs-CZ"/>
+              </w:rPr>
+              <w:t>table_force_distribution</w:t>
+            </w:r>
+            <w:proofErr w:type="spellEnd"/>
           </w:p>
           <w:p>
             <w:pPr>
@@ -21261,8 +22736,21 @@
                 <w:highlight w:val="magenta"/>
                 <w:lang w:eastAsia="cs-CZ"/>
               </w:rPr>
-              <w:t>{{table_force_distribution</w:t>
-            </w:r>
+              <w:t>{{</w:t>
+            </w:r>
+            <w:proofErr w:type="spellStart"/>
+            <w:r>
+              <w:rPr>
+                <w:rFonts w:ascii="Calibri" w:eastAsia="Times New Roman" w:hAnsi="Calibri" w:cs="Calibri"/>
+                <w:bCs/>
+                <w:color w:val="000000"/>
+                <w:szCs w:val="20"/>
+                <w:highlight w:val="magenta"/>
+                <w:lang w:eastAsia="cs-CZ"/>
+              </w:rPr>
+              <w:t>table_force_distribution</w:t>
+            </w:r>
+            <w:proofErr w:type="spellEnd"/>
           </w:p>
           <w:p>
             <w:pPr>
@@ -21349,8 +22837,21 @@
                 <w:highlight w:val="magenta"/>
                 <w:lang w:eastAsia="cs-CZ"/>
               </w:rPr>
-              <w:t>{{table_force_distribution</w:t>
-            </w:r>
+              <w:t>{{</w:t>
+            </w:r>
+            <w:proofErr w:type="spellStart"/>
+            <w:r>
+              <w:rPr>
+                <w:rFonts w:ascii="Calibri" w:eastAsia="Times New Roman" w:hAnsi="Calibri" w:cs="Calibri"/>
+                <w:bCs/>
+                <w:color w:val="000000"/>
+                <w:szCs w:val="20"/>
+                <w:highlight w:val="magenta"/>
+                <w:lang w:eastAsia="cs-CZ"/>
+              </w:rPr>
+              <w:t>table_force_distribution</w:t>
+            </w:r>
+            <w:proofErr w:type="spellEnd"/>
           </w:p>
           <w:p>
             <w:pPr>
@@ -21437,8 +22938,21 @@
                 <w:highlight w:val="magenta"/>
                 <w:lang w:eastAsia="cs-CZ"/>
               </w:rPr>
-              <w:t>{{table_force_distribution</w:t>
-            </w:r>
+              <w:t>{{</w:t>
+            </w:r>
+            <w:proofErr w:type="spellStart"/>
+            <w:r>
+              <w:rPr>
+                <w:rFonts w:ascii="Calibri" w:eastAsia="Times New Roman" w:hAnsi="Calibri" w:cs="Calibri"/>
+                <w:bCs/>
+                <w:color w:val="000000"/>
+                <w:szCs w:val="20"/>
+                <w:highlight w:val="magenta"/>
+                <w:lang w:eastAsia="cs-CZ"/>
+              </w:rPr>
+              <w:t>table_force_distribution</w:t>
+            </w:r>
+            <w:proofErr w:type="spellEnd"/>
           </w:p>
           <w:p>
             <w:pPr>
@@ -21525,8 +23039,21 @@
                 <w:highlight w:val="magenta"/>
                 <w:lang w:eastAsia="cs-CZ"/>
               </w:rPr>
-              <w:t>{{table_force_distribution</w:t>
-            </w:r>
+              <w:t>{{</w:t>
+            </w:r>
+            <w:proofErr w:type="spellStart"/>
+            <w:r>
+              <w:rPr>
+                <w:rFonts w:ascii="Calibri" w:eastAsia="Times New Roman" w:hAnsi="Calibri" w:cs="Calibri"/>
+                <w:bCs/>
+                <w:color w:val="000000"/>
+                <w:szCs w:val="20"/>
+                <w:highlight w:val="magenta"/>
+                <w:lang w:eastAsia="cs-CZ"/>
+              </w:rPr>
+              <w:t>table_force_distribution</w:t>
+            </w:r>
+            <w:proofErr w:type="spellEnd"/>
           </w:p>
           <w:p>
             <w:pPr>
@@ -21613,8 +23140,21 @@
                 <w:highlight w:val="magenta"/>
                 <w:lang w:eastAsia="cs-CZ"/>
               </w:rPr>
-              <w:t>{{table_force_distribution</w:t>
-            </w:r>
+              <w:t>{{</w:t>
+            </w:r>
+            <w:proofErr w:type="spellStart"/>
+            <w:r>
+              <w:rPr>
+                <w:rFonts w:ascii="Calibri" w:eastAsia="Times New Roman" w:hAnsi="Calibri" w:cs="Calibri"/>
+                <w:bCs/>
+                <w:color w:val="000000"/>
+                <w:szCs w:val="20"/>
+                <w:highlight w:val="magenta"/>
+                <w:lang w:eastAsia="cs-CZ"/>
+              </w:rPr>
+              <w:t>table_force_distribution</w:t>
+            </w:r>
+            <w:proofErr w:type="spellEnd"/>
           </w:p>
           <w:p>
             <w:pPr>
@@ -21701,8 +23241,21 @@
                 <w:highlight w:val="magenta"/>
                 <w:lang w:eastAsia="cs-CZ"/>
               </w:rPr>
-              <w:t>{{table_force_distribution</w:t>
-            </w:r>
+              <w:t>{{</w:t>
+            </w:r>
+            <w:proofErr w:type="spellStart"/>
+            <w:r>
+              <w:rPr>
+                <w:rFonts w:ascii="Calibri" w:eastAsia="Times New Roman" w:hAnsi="Calibri" w:cs="Calibri"/>
+                <w:bCs/>
+                <w:color w:val="000000"/>
+                <w:szCs w:val="20"/>
+                <w:highlight w:val="magenta"/>
+                <w:lang w:eastAsia="cs-CZ"/>
+              </w:rPr>
+              <w:t>table_force_distribution</w:t>
+            </w:r>
+            <w:proofErr w:type="spellEnd"/>
           </w:p>
           <w:p>
             <w:pPr>
@@ -21789,8 +23342,21 @@
                 <w:highlight w:val="magenta"/>
                 <w:lang w:eastAsia="cs-CZ"/>
               </w:rPr>
-              <w:t>{{table_force_distribution</w:t>
-            </w:r>
+              <w:t>{{</w:t>
+            </w:r>
+            <w:proofErr w:type="spellStart"/>
+            <w:r>
+              <w:rPr>
+                <w:rFonts w:ascii="Calibri" w:eastAsia="Times New Roman" w:hAnsi="Calibri" w:cs="Calibri"/>
+                <w:bCs/>
+                <w:color w:val="000000"/>
+                <w:szCs w:val="20"/>
+                <w:highlight w:val="magenta"/>
+                <w:lang w:eastAsia="cs-CZ"/>
+              </w:rPr>
+              <w:t>table_force_distribution</w:t>
+            </w:r>
+            <w:proofErr w:type="spellEnd"/>
           </w:p>
           <w:p>
             <w:pPr>
@@ -21882,8 +23448,21 @@
                 <w:highlight w:val="magenta"/>
                 <w:lang w:eastAsia="cs-CZ"/>
               </w:rPr>
-              <w:t>{{table_force_distribution</w:t>
-            </w:r>
+              <w:t>{{</w:t>
+            </w:r>
+            <w:proofErr w:type="spellStart"/>
+            <w:r>
+              <w:rPr>
+                <w:rFonts w:ascii="Calibri" w:eastAsia="Times New Roman" w:hAnsi="Calibri" w:cs="Calibri"/>
+                <w:bCs/>
+                <w:color w:val="000000"/>
+                <w:szCs w:val="20"/>
+                <w:highlight w:val="magenta"/>
+                <w:lang w:eastAsia="cs-CZ"/>
+              </w:rPr>
+              <w:t>table_force_distribution</w:t>
+            </w:r>
+            <w:proofErr w:type="spellEnd"/>
           </w:p>
           <w:p>
             <w:pPr>
@@ -21950,8 +23529,21 @@
                 <w:highlight w:val="magenta"/>
                 <w:lang w:eastAsia="cs-CZ"/>
               </w:rPr>
-              <w:t>{{table_force_distribution</w:t>
-            </w:r>
+              <w:t>{{</w:t>
+            </w:r>
+            <w:proofErr w:type="spellStart"/>
+            <w:r>
+              <w:rPr>
+                <w:rFonts w:ascii="Calibri" w:eastAsia="Times New Roman" w:hAnsi="Calibri" w:cs="Calibri"/>
+                <w:bCs/>
+                <w:color w:val="000000"/>
+                <w:szCs w:val="20"/>
+                <w:highlight w:val="magenta"/>
+                <w:lang w:eastAsia="cs-CZ"/>
+              </w:rPr>
+              <w:t>table_force_distribution</w:t>
+            </w:r>
+            <w:proofErr w:type="spellEnd"/>
           </w:p>
           <w:p>
             <w:pPr>
@@ -22038,8 +23630,21 @@
                 <w:highlight w:val="magenta"/>
                 <w:lang w:eastAsia="cs-CZ"/>
               </w:rPr>
-              <w:t>{{table_force_distribution</w:t>
-            </w:r>
+              <w:t>{{</w:t>
+            </w:r>
+            <w:proofErr w:type="spellStart"/>
+            <w:r>
+              <w:rPr>
+                <w:rFonts w:ascii="Calibri" w:eastAsia="Times New Roman" w:hAnsi="Calibri" w:cs="Calibri"/>
+                <w:bCs/>
+                <w:color w:val="000000"/>
+                <w:szCs w:val="20"/>
+                <w:highlight w:val="magenta"/>
+                <w:lang w:eastAsia="cs-CZ"/>
+              </w:rPr>
+              <w:t>table_force_distribution</w:t>
+            </w:r>
+            <w:proofErr w:type="spellEnd"/>
           </w:p>
           <w:p>
             <w:pPr>
@@ -22126,8 +23731,21 @@
                 <w:highlight w:val="magenta"/>
                 <w:lang w:eastAsia="cs-CZ"/>
               </w:rPr>
-              <w:t>{{table_force_distribution</w:t>
-            </w:r>
+              <w:t>{{</w:t>
+            </w:r>
+            <w:proofErr w:type="spellStart"/>
+            <w:r>
+              <w:rPr>
+                <w:rFonts w:ascii="Calibri" w:eastAsia="Times New Roman" w:hAnsi="Calibri" w:cs="Calibri"/>
+                <w:bCs/>
+                <w:color w:val="000000"/>
+                <w:szCs w:val="20"/>
+                <w:highlight w:val="magenta"/>
+                <w:lang w:eastAsia="cs-CZ"/>
+              </w:rPr>
+              <w:t>table_force_distribution</w:t>
+            </w:r>
+            <w:proofErr w:type="spellEnd"/>
           </w:p>
           <w:p>
             <w:pPr>
@@ -22214,8 +23832,21 @@
                 <w:highlight w:val="magenta"/>
                 <w:lang w:eastAsia="cs-CZ"/>
               </w:rPr>
-              <w:t>{{table_force_distribution</w:t>
-            </w:r>
+              <w:t>{{</w:t>
+            </w:r>
+            <w:proofErr w:type="spellStart"/>
+            <w:r>
+              <w:rPr>
+                <w:rFonts w:ascii="Calibri" w:eastAsia="Times New Roman" w:hAnsi="Calibri" w:cs="Calibri"/>
+                <w:bCs/>
+                <w:color w:val="000000"/>
+                <w:szCs w:val="20"/>
+                <w:highlight w:val="magenta"/>
+                <w:lang w:eastAsia="cs-CZ"/>
+              </w:rPr>
+              <w:t>table_force_distribution</w:t>
+            </w:r>
+            <w:proofErr w:type="spellEnd"/>
           </w:p>
           <w:p>
             <w:pPr>
@@ -22302,8 +23933,21 @@
                 <w:highlight w:val="magenta"/>
                 <w:lang w:eastAsia="cs-CZ"/>
               </w:rPr>
-              <w:t>{{table_force_distribution</w:t>
-            </w:r>
+              <w:t>{{</w:t>
+            </w:r>
+            <w:proofErr w:type="spellStart"/>
+            <w:r>
+              <w:rPr>
+                <w:rFonts w:ascii="Calibri" w:eastAsia="Times New Roman" w:hAnsi="Calibri" w:cs="Calibri"/>
+                <w:bCs/>
+                <w:color w:val="000000"/>
+                <w:szCs w:val="20"/>
+                <w:highlight w:val="magenta"/>
+                <w:lang w:eastAsia="cs-CZ"/>
+              </w:rPr>
+              <w:t>table_force_distribution</w:t>
+            </w:r>
+            <w:proofErr w:type="spellEnd"/>
           </w:p>
           <w:p>
             <w:pPr>
@@ -22390,8 +24034,21 @@
                 <w:highlight w:val="magenta"/>
                 <w:lang w:eastAsia="cs-CZ"/>
               </w:rPr>
-              <w:t>{{table_force_distribution</w:t>
-            </w:r>
+              <w:t>{{</w:t>
+            </w:r>
+            <w:proofErr w:type="spellStart"/>
+            <w:r>
+              <w:rPr>
+                <w:rFonts w:ascii="Calibri" w:eastAsia="Times New Roman" w:hAnsi="Calibri" w:cs="Calibri"/>
+                <w:bCs/>
+                <w:color w:val="000000"/>
+                <w:szCs w:val="20"/>
+                <w:highlight w:val="magenta"/>
+                <w:lang w:eastAsia="cs-CZ"/>
+              </w:rPr>
+              <w:t>table_force_distribution</w:t>
+            </w:r>
+            <w:proofErr w:type="spellEnd"/>
           </w:p>
           <w:p>
             <w:pPr>
@@ -22478,8 +24135,21 @@
                 <w:highlight w:val="magenta"/>
                 <w:lang w:eastAsia="cs-CZ"/>
               </w:rPr>
-              <w:t>{{table_force_distribution</w:t>
-            </w:r>
+              <w:t>{{</w:t>
+            </w:r>
+            <w:proofErr w:type="spellStart"/>
+            <w:r>
+              <w:rPr>
+                <w:rFonts w:ascii="Calibri" w:eastAsia="Times New Roman" w:hAnsi="Calibri" w:cs="Calibri"/>
+                <w:bCs/>
+                <w:color w:val="000000"/>
+                <w:szCs w:val="20"/>
+                <w:highlight w:val="magenta"/>
+                <w:lang w:eastAsia="cs-CZ"/>
+              </w:rPr>
+              <w:t>table_force_distribution</w:t>
+            </w:r>
+            <w:proofErr w:type="spellEnd"/>
           </w:p>
           <w:p>
             <w:pPr>
@@ -22566,8 +24236,21 @@
                 <w:highlight w:val="magenta"/>
                 <w:lang w:eastAsia="cs-CZ"/>
               </w:rPr>
-              <w:t>{{table_force_distribution</w:t>
-            </w:r>
+              <w:t>{{</w:t>
+            </w:r>
+            <w:proofErr w:type="spellStart"/>
+            <w:r>
+              <w:rPr>
+                <w:rFonts w:ascii="Calibri" w:eastAsia="Times New Roman" w:hAnsi="Calibri" w:cs="Calibri"/>
+                <w:bCs/>
+                <w:color w:val="000000"/>
+                <w:szCs w:val="20"/>
+                <w:highlight w:val="magenta"/>
+                <w:lang w:eastAsia="cs-CZ"/>
+              </w:rPr>
+              <w:t>table_force_distribution</w:t>
+            </w:r>
+            <w:proofErr w:type="spellEnd"/>
           </w:p>
           <w:p>
             <w:pPr>
@@ -22659,8 +24342,21 @@
                 <w:highlight w:val="magenta"/>
                 <w:lang w:eastAsia="cs-CZ"/>
               </w:rPr>
-              <w:t>{{table_force_distribution</w:t>
-            </w:r>
+              <w:t>{{</w:t>
+            </w:r>
+            <w:proofErr w:type="spellStart"/>
+            <w:r>
+              <w:rPr>
+                <w:rFonts w:ascii="Calibri" w:eastAsia="Times New Roman" w:hAnsi="Calibri" w:cs="Calibri"/>
+                <w:bCs/>
+                <w:color w:val="000000"/>
+                <w:szCs w:val="20"/>
+                <w:highlight w:val="magenta"/>
+                <w:lang w:eastAsia="cs-CZ"/>
+              </w:rPr>
+              <w:t>table_force_distribution</w:t>
+            </w:r>
+            <w:proofErr w:type="spellEnd"/>
           </w:p>
           <w:p>
             <w:pPr>
@@ -22731,8 +24427,21 @@
                 <w:lang w:eastAsia="cs-CZ"/>
               </w:rPr>
               <w:lastRenderedPageBreak/>
-              <w:t>{{table_force_distribution</w:t>
-            </w:r>
+              <w:t>{{</w:t>
+            </w:r>
+            <w:proofErr w:type="spellStart"/>
+            <w:r>
+              <w:rPr>
+                <w:rFonts w:ascii="Calibri" w:eastAsia="Times New Roman" w:hAnsi="Calibri" w:cs="Calibri"/>
+                <w:bCs/>
+                <w:color w:val="000000"/>
+                <w:szCs w:val="20"/>
+                <w:highlight w:val="magenta"/>
+                <w:lang w:eastAsia="cs-CZ"/>
+              </w:rPr>
+              <w:t>table_force_distribution</w:t>
+            </w:r>
+            <w:proofErr w:type="spellEnd"/>
           </w:p>
           <w:p>
             <w:pPr>
@@ -22821,8 +24530,21 @@
                 <w:lang w:eastAsia="cs-CZ"/>
               </w:rPr>
               <w:lastRenderedPageBreak/>
-              <w:t>{{table_force_distribution</w:t>
-            </w:r>
+              <w:t>{{</w:t>
+            </w:r>
+            <w:proofErr w:type="spellStart"/>
+            <w:r>
+              <w:rPr>
+                <w:rFonts w:ascii="Calibri" w:eastAsia="Times New Roman" w:hAnsi="Calibri" w:cs="Calibri"/>
+                <w:bCs/>
+                <w:color w:val="000000"/>
+                <w:szCs w:val="20"/>
+                <w:highlight w:val="magenta"/>
+                <w:lang w:eastAsia="cs-CZ"/>
+              </w:rPr>
+              <w:t>table_force_distribution</w:t>
+            </w:r>
+            <w:proofErr w:type="spellEnd"/>
           </w:p>
           <w:p>
             <w:pPr>
@@ -22911,8 +24633,21 @@
                 <w:lang w:eastAsia="cs-CZ"/>
               </w:rPr>
               <w:lastRenderedPageBreak/>
-              <w:t>{{table_force_distribution</w:t>
-            </w:r>
+              <w:t>{{</w:t>
+            </w:r>
+            <w:proofErr w:type="spellStart"/>
+            <w:r>
+              <w:rPr>
+                <w:rFonts w:ascii="Calibri" w:eastAsia="Times New Roman" w:hAnsi="Calibri" w:cs="Calibri"/>
+                <w:bCs/>
+                <w:color w:val="000000"/>
+                <w:szCs w:val="20"/>
+                <w:highlight w:val="magenta"/>
+                <w:lang w:eastAsia="cs-CZ"/>
+              </w:rPr>
+              <w:t>table_force_distribution</w:t>
+            </w:r>
+            <w:proofErr w:type="spellEnd"/>
           </w:p>
           <w:p>
             <w:pPr>
@@ -23001,8 +24736,21 @@
                 <w:lang w:eastAsia="cs-CZ"/>
               </w:rPr>
               <w:lastRenderedPageBreak/>
-              <w:t>{{table_force_distribution</w:t>
-            </w:r>
+              <w:t>{{</w:t>
+            </w:r>
+            <w:proofErr w:type="spellStart"/>
+            <w:r>
+              <w:rPr>
+                <w:rFonts w:ascii="Calibri" w:eastAsia="Times New Roman" w:hAnsi="Calibri" w:cs="Calibri"/>
+                <w:bCs/>
+                <w:color w:val="000000"/>
+                <w:szCs w:val="20"/>
+                <w:highlight w:val="magenta"/>
+                <w:lang w:eastAsia="cs-CZ"/>
+              </w:rPr>
+              <w:t>table_force_distribution</w:t>
+            </w:r>
+            <w:proofErr w:type="spellEnd"/>
           </w:p>
           <w:p>
             <w:pPr>
@@ -23091,8 +24839,21 @@
                 <w:lang w:eastAsia="cs-CZ"/>
               </w:rPr>
               <w:lastRenderedPageBreak/>
-              <w:t>{{table_force_distribution</w:t>
-            </w:r>
+              <w:t>{{</w:t>
+            </w:r>
+            <w:proofErr w:type="spellStart"/>
+            <w:r>
+              <w:rPr>
+                <w:rFonts w:ascii="Calibri" w:eastAsia="Times New Roman" w:hAnsi="Calibri" w:cs="Calibri"/>
+                <w:bCs/>
+                <w:color w:val="000000"/>
+                <w:szCs w:val="20"/>
+                <w:highlight w:val="magenta"/>
+                <w:lang w:eastAsia="cs-CZ"/>
+              </w:rPr>
+              <w:t>table_force_distribution</w:t>
+            </w:r>
+            <w:proofErr w:type="spellEnd"/>
           </w:p>
           <w:p>
             <w:pPr>
@@ -23181,8 +24942,21 @@
                 <w:lang w:eastAsia="cs-CZ"/>
               </w:rPr>
               <w:lastRenderedPageBreak/>
-              <w:t>{{table_force_distribution</w:t>
-            </w:r>
+              <w:t>{{</w:t>
+            </w:r>
+            <w:proofErr w:type="spellStart"/>
+            <w:r>
+              <w:rPr>
+                <w:rFonts w:ascii="Calibri" w:eastAsia="Times New Roman" w:hAnsi="Calibri" w:cs="Calibri"/>
+                <w:bCs/>
+                <w:color w:val="000000"/>
+                <w:szCs w:val="20"/>
+                <w:highlight w:val="magenta"/>
+                <w:lang w:eastAsia="cs-CZ"/>
+              </w:rPr>
+              <w:t>table_force_distribution</w:t>
+            </w:r>
+            <w:proofErr w:type="spellEnd"/>
           </w:p>
           <w:p>
             <w:pPr>
@@ -23271,8 +25045,21 @@
                 <w:lang w:eastAsia="cs-CZ"/>
               </w:rPr>
               <w:lastRenderedPageBreak/>
-              <w:t>{{table_force_distribution</w:t>
-            </w:r>
+              <w:t>{{</w:t>
+            </w:r>
+            <w:proofErr w:type="spellStart"/>
+            <w:r>
+              <w:rPr>
+                <w:rFonts w:ascii="Calibri" w:eastAsia="Times New Roman" w:hAnsi="Calibri" w:cs="Calibri"/>
+                <w:bCs/>
+                <w:color w:val="000000"/>
+                <w:szCs w:val="20"/>
+                <w:highlight w:val="magenta"/>
+                <w:lang w:eastAsia="cs-CZ"/>
+              </w:rPr>
+              <w:t>table_force_distribution</w:t>
+            </w:r>
+            <w:proofErr w:type="spellEnd"/>
           </w:p>
           <w:p>
             <w:pPr>
@@ -23361,8 +25148,21 @@
                 <w:lang w:eastAsia="cs-CZ"/>
               </w:rPr>
               <w:lastRenderedPageBreak/>
-              <w:t>{{table_force_distribution</w:t>
-            </w:r>
+              <w:t>{{</w:t>
+            </w:r>
+            <w:proofErr w:type="spellStart"/>
+            <w:r>
+              <w:rPr>
+                <w:rFonts w:ascii="Calibri" w:eastAsia="Times New Roman" w:hAnsi="Calibri" w:cs="Calibri"/>
+                <w:bCs/>
+                <w:color w:val="000000"/>
+                <w:szCs w:val="20"/>
+                <w:highlight w:val="magenta"/>
+                <w:lang w:eastAsia="cs-CZ"/>
+              </w:rPr>
+              <w:t>table_force_distribution</w:t>
+            </w:r>
+            <w:proofErr w:type="spellEnd"/>
           </w:p>
           <w:p>
             <w:pPr>
@@ -23434,7 +25234,7 @@
               <w:bottom w:val="single" w:sz="4" w:space="0" w:color="auto"/>
               <w:right w:val="single" w:sz="4" w:space="0" w:color="auto"/>
             </w:tcBorders>
-            <w:shd w:val="clear" w:color="auto" w:fill="DBE5F1" w:themeFill="accent1" w:themeFillTint="33"/>
+            <w:shd w:val="clear" w:color="auto" w:fill="FDE9D9" w:themeFill="accent6" w:themeFillTint="33"/>
             <w:noWrap/>
             <w:vAlign w:val="center"/>
           </w:tcPr>
@@ -23459,8 +25259,21 @@
                 <w:lang w:eastAsia="cs-CZ"/>
               </w:rPr>
               <w:lastRenderedPageBreak/>
-              <w:t>{{table_force_distribution</w:t>
-            </w:r>
+              <w:t>{{</w:t>
+            </w:r>
+            <w:proofErr w:type="spellStart"/>
+            <w:r>
+              <w:rPr>
+                <w:rFonts w:ascii="Calibri" w:eastAsia="Times New Roman" w:hAnsi="Calibri" w:cs="Calibri"/>
+                <w:bCs/>
+                <w:color w:val="000000"/>
+                <w:szCs w:val="20"/>
+                <w:highlight w:val="magenta"/>
+                <w:lang w:eastAsia="cs-CZ"/>
+              </w:rPr>
+              <w:t>table_force_distribution</w:t>
+            </w:r>
+            <w:proofErr w:type="spellEnd"/>
           </w:p>
           <w:p>
             <w:pPr>
@@ -23534,8 +25347,21 @@
                 <w:highlight w:val="magenta"/>
                 <w:lang w:eastAsia="cs-CZ"/>
               </w:rPr>
-              <w:t>{{table_force_distribution</w:t>
-            </w:r>
+              <w:t>{{</w:t>
+            </w:r>
+            <w:proofErr w:type="spellStart"/>
+            <w:r>
+              <w:rPr>
+                <w:rFonts w:ascii="Calibri" w:eastAsia="Times New Roman" w:hAnsi="Calibri" w:cs="Calibri"/>
+                <w:bCs/>
+                <w:color w:val="000000"/>
+                <w:szCs w:val="20"/>
+                <w:highlight w:val="magenta"/>
+                <w:lang w:eastAsia="cs-CZ"/>
+              </w:rPr>
+              <w:t>table_force_distribution</w:t>
+            </w:r>
+            <w:proofErr w:type="spellEnd"/>
           </w:p>
           <w:p>
             <w:pPr>
@@ -23604,8 +25430,21 @@
                 <w:highlight w:val="magenta"/>
                 <w:lang w:eastAsia="cs-CZ"/>
               </w:rPr>
-              <w:t>{{table_force_distribution</w:t>
-            </w:r>
+              <w:t>{{</w:t>
+            </w:r>
+            <w:proofErr w:type="spellStart"/>
+            <w:r>
+              <w:rPr>
+                <w:rFonts w:ascii="Calibri" w:eastAsia="Times New Roman" w:hAnsi="Calibri" w:cs="Calibri"/>
+                <w:bCs/>
+                <w:color w:val="000000"/>
+                <w:szCs w:val="20"/>
+                <w:highlight w:val="magenta"/>
+                <w:lang w:eastAsia="cs-CZ"/>
+              </w:rPr>
+              <w:t>table_force_distribution</w:t>
+            </w:r>
+            <w:proofErr w:type="spellEnd"/>
           </w:p>
           <w:p>
             <w:pPr>
@@ -23692,8 +25531,21 @@
                 <w:highlight w:val="magenta"/>
                 <w:lang w:eastAsia="cs-CZ"/>
               </w:rPr>
-              <w:t>{{table_force_distribution</w:t>
-            </w:r>
+              <w:t>{{</w:t>
+            </w:r>
+            <w:proofErr w:type="spellStart"/>
+            <w:r>
+              <w:rPr>
+                <w:rFonts w:ascii="Calibri" w:eastAsia="Times New Roman" w:hAnsi="Calibri" w:cs="Calibri"/>
+                <w:bCs/>
+                <w:color w:val="000000"/>
+                <w:szCs w:val="20"/>
+                <w:highlight w:val="magenta"/>
+                <w:lang w:eastAsia="cs-CZ"/>
+              </w:rPr>
+              <w:t>table_force_distribution</w:t>
+            </w:r>
+            <w:proofErr w:type="spellEnd"/>
           </w:p>
           <w:p>
             <w:pPr>
@@ -23780,8 +25632,21 @@
                 <w:highlight w:val="magenta"/>
                 <w:lang w:eastAsia="cs-CZ"/>
               </w:rPr>
-              <w:t>{{table_force_distribution</w:t>
-            </w:r>
+              <w:t>{{</w:t>
+            </w:r>
+            <w:proofErr w:type="spellStart"/>
+            <w:r>
+              <w:rPr>
+                <w:rFonts w:ascii="Calibri" w:eastAsia="Times New Roman" w:hAnsi="Calibri" w:cs="Calibri"/>
+                <w:bCs/>
+                <w:color w:val="000000"/>
+                <w:szCs w:val="20"/>
+                <w:highlight w:val="magenta"/>
+                <w:lang w:eastAsia="cs-CZ"/>
+              </w:rPr>
+              <w:t>table_force_distribution</w:t>
+            </w:r>
+            <w:proofErr w:type="spellEnd"/>
           </w:p>
           <w:p>
             <w:pPr>
@@ -23868,8 +25733,21 @@
                 <w:highlight w:val="magenta"/>
                 <w:lang w:eastAsia="cs-CZ"/>
               </w:rPr>
-              <w:t>{{table_force_distribution</w:t>
-            </w:r>
+              <w:t>{{</w:t>
+            </w:r>
+            <w:proofErr w:type="spellStart"/>
+            <w:r>
+              <w:rPr>
+                <w:rFonts w:ascii="Calibri" w:eastAsia="Times New Roman" w:hAnsi="Calibri" w:cs="Calibri"/>
+                <w:bCs/>
+                <w:color w:val="000000"/>
+                <w:szCs w:val="20"/>
+                <w:highlight w:val="magenta"/>
+                <w:lang w:eastAsia="cs-CZ"/>
+              </w:rPr>
+              <w:t>table_force_distribution</w:t>
+            </w:r>
+            <w:proofErr w:type="spellEnd"/>
           </w:p>
           <w:p>
             <w:pPr>
@@ -23956,8 +25834,21 @@
                 <w:highlight w:val="magenta"/>
                 <w:lang w:eastAsia="cs-CZ"/>
               </w:rPr>
-              <w:t>{{table_force_distribution</w:t>
-            </w:r>
+              <w:t>{{</w:t>
+            </w:r>
+            <w:proofErr w:type="spellStart"/>
+            <w:r>
+              <w:rPr>
+                <w:rFonts w:ascii="Calibri" w:eastAsia="Times New Roman" w:hAnsi="Calibri" w:cs="Calibri"/>
+                <w:bCs/>
+                <w:color w:val="000000"/>
+                <w:szCs w:val="20"/>
+                <w:highlight w:val="magenta"/>
+                <w:lang w:eastAsia="cs-CZ"/>
+              </w:rPr>
+              <w:t>table_force_distribution</w:t>
+            </w:r>
+            <w:proofErr w:type="spellEnd"/>
           </w:p>
           <w:p>
             <w:pPr>
@@ -24044,8 +25935,21 @@
                 <w:highlight w:val="magenta"/>
                 <w:lang w:eastAsia="cs-CZ"/>
               </w:rPr>
-              <w:t>{{table_force_distribution</w:t>
-            </w:r>
+              <w:t>{{</w:t>
+            </w:r>
+            <w:proofErr w:type="spellStart"/>
+            <w:r>
+              <w:rPr>
+                <w:rFonts w:ascii="Calibri" w:eastAsia="Times New Roman" w:hAnsi="Calibri" w:cs="Calibri"/>
+                <w:bCs/>
+                <w:color w:val="000000"/>
+                <w:szCs w:val="20"/>
+                <w:highlight w:val="magenta"/>
+                <w:lang w:eastAsia="cs-CZ"/>
+              </w:rPr>
+              <w:t>table_force_distribution</w:t>
+            </w:r>
+            <w:proofErr w:type="spellEnd"/>
           </w:p>
           <w:p>
             <w:pPr>
@@ -24132,8 +26036,21 @@
                 <w:highlight w:val="magenta"/>
                 <w:lang w:eastAsia="cs-CZ"/>
               </w:rPr>
-              <w:t>{{table_force_distribution</w:t>
-            </w:r>
+              <w:t>{{</w:t>
+            </w:r>
+            <w:proofErr w:type="spellStart"/>
+            <w:r>
+              <w:rPr>
+                <w:rFonts w:ascii="Calibri" w:eastAsia="Times New Roman" w:hAnsi="Calibri" w:cs="Calibri"/>
+                <w:bCs/>
+                <w:color w:val="000000"/>
+                <w:szCs w:val="20"/>
+                <w:highlight w:val="magenta"/>
+                <w:lang w:eastAsia="cs-CZ"/>
+              </w:rPr>
+              <w:t>table_force_distribution</w:t>
+            </w:r>
+            <w:proofErr w:type="spellEnd"/>
           </w:p>
           <w:p>
             <w:pPr>
@@ -24220,8 +26137,21 @@
                 <w:highlight w:val="magenta"/>
                 <w:lang w:eastAsia="cs-CZ"/>
               </w:rPr>
-              <w:t>{{table_force_distribution</w:t>
-            </w:r>
+              <w:t>{{</w:t>
+            </w:r>
+            <w:proofErr w:type="spellStart"/>
+            <w:r>
+              <w:rPr>
+                <w:rFonts w:ascii="Calibri" w:eastAsia="Times New Roman" w:hAnsi="Calibri" w:cs="Calibri"/>
+                <w:bCs/>
+                <w:color w:val="000000"/>
+                <w:szCs w:val="20"/>
+                <w:highlight w:val="magenta"/>
+                <w:lang w:eastAsia="cs-CZ"/>
+              </w:rPr>
+              <w:t>table_force_distribution</w:t>
+            </w:r>
+            <w:proofErr w:type="spellEnd"/>
           </w:p>
           <w:p>
             <w:pPr>
@@ -24313,8 +26243,21 @@
                 <w:highlight w:val="magenta"/>
                 <w:lang w:eastAsia="cs-CZ"/>
               </w:rPr>
-              <w:t>{{table_force_distribution</w:t>
-            </w:r>
+              <w:t>{{</w:t>
+            </w:r>
+            <w:proofErr w:type="spellStart"/>
+            <w:r>
+              <w:rPr>
+                <w:rFonts w:ascii="Calibri" w:eastAsia="Times New Roman" w:hAnsi="Calibri" w:cs="Calibri"/>
+                <w:bCs/>
+                <w:color w:val="000000"/>
+                <w:szCs w:val="20"/>
+                <w:highlight w:val="magenta"/>
+                <w:lang w:eastAsia="cs-CZ"/>
+              </w:rPr>
+              <w:t>table_force_distribution</w:t>
+            </w:r>
+            <w:proofErr w:type="spellEnd"/>
           </w:p>
           <w:p>
             <w:pPr>
@@ -24383,8 +26326,21 @@
                 <w:highlight w:val="magenta"/>
                 <w:lang w:eastAsia="cs-CZ"/>
               </w:rPr>
-              <w:t>{{table_force_distribution</w:t>
-            </w:r>
+              <w:t>{{</w:t>
+            </w:r>
+            <w:proofErr w:type="spellStart"/>
+            <w:r>
+              <w:rPr>
+                <w:rFonts w:ascii="Calibri" w:eastAsia="Times New Roman" w:hAnsi="Calibri" w:cs="Calibri"/>
+                <w:bCs/>
+                <w:color w:val="000000"/>
+                <w:szCs w:val="20"/>
+                <w:highlight w:val="magenta"/>
+                <w:lang w:eastAsia="cs-CZ"/>
+              </w:rPr>
+              <w:t>table_force_distribution</w:t>
+            </w:r>
+            <w:proofErr w:type="spellEnd"/>
           </w:p>
           <w:p>
             <w:pPr>
@@ -24471,8 +26427,21 @@
                 <w:highlight w:val="magenta"/>
                 <w:lang w:eastAsia="cs-CZ"/>
               </w:rPr>
-              <w:t>{{table_force_distribution</w:t>
-            </w:r>
+              <w:t>{{</w:t>
+            </w:r>
+            <w:proofErr w:type="spellStart"/>
+            <w:r>
+              <w:rPr>
+                <w:rFonts w:ascii="Calibri" w:eastAsia="Times New Roman" w:hAnsi="Calibri" w:cs="Calibri"/>
+                <w:bCs/>
+                <w:color w:val="000000"/>
+                <w:szCs w:val="20"/>
+                <w:highlight w:val="magenta"/>
+                <w:lang w:eastAsia="cs-CZ"/>
+              </w:rPr>
+              <w:t>table_force_distribution</w:t>
+            </w:r>
+            <w:proofErr w:type="spellEnd"/>
           </w:p>
           <w:p>
             <w:pPr>
@@ -24559,8 +26528,21 @@
                 <w:highlight w:val="magenta"/>
                 <w:lang w:eastAsia="cs-CZ"/>
               </w:rPr>
-              <w:t>{{table_force_distribution</w:t>
-            </w:r>
+              <w:t>{{</w:t>
+            </w:r>
+            <w:proofErr w:type="spellStart"/>
+            <w:r>
+              <w:rPr>
+                <w:rFonts w:ascii="Calibri" w:eastAsia="Times New Roman" w:hAnsi="Calibri" w:cs="Calibri"/>
+                <w:bCs/>
+                <w:color w:val="000000"/>
+                <w:szCs w:val="20"/>
+                <w:highlight w:val="magenta"/>
+                <w:lang w:eastAsia="cs-CZ"/>
+              </w:rPr>
+              <w:t>table_force_distribution</w:t>
+            </w:r>
+            <w:proofErr w:type="spellEnd"/>
           </w:p>
           <w:p>
             <w:pPr>
@@ -24647,8 +26629,21 @@
                 <w:highlight w:val="magenta"/>
                 <w:lang w:eastAsia="cs-CZ"/>
               </w:rPr>
-              <w:t>{{table_force_distribution</w:t>
-            </w:r>
+              <w:t>{{</w:t>
+            </w:r>
+            <w:proofErr w:type="spellStart"/>
+            <w:r>
+              <w:rPr>
+                <w:rFonts w:ascii="Calibri" w:eastAsia="Times New Roman" w:hAnsi="Calibri" w:cs="Calibri"/>
+                <w:bCs/>
+                <w:color w:val="000000"/>
+                <w:szCs w:val="20"/>
+                <w:highlight w:val="magenta"/>
+                <w:lang w:eastAsia="cs-CZ"/>
+              </w:rPr>
+              <w:t>table_force_distribution</w:t>
+            </w:r>
+            <w:proofErr w:type="spellEnd"/>
           </w:p>
           <w:p>
             <w:pPr>
@@ -24735,8 +26730,21 @@
                 <w:highlight w:val="magenta"/>
                 <w:lang w:eastAsia="cs-CZ"/>
               </w:rPr>
-              <w:t>{{table_force_distribution</w:t>
-            </w:r>
+              <w:t>{{</w:t>
+            </w:r>
+            <w:proofErr w:type="spellStart"/>
+            <w:r>
+              <w:rPr>
+                <w:rFonts w:ascii="Calibri" w:eastAsia="Times New Roman" w:hAnsi="Calibri" w:cs="Calibri"/>
+                <w:bCs/>
+                <w:color w:val="000000"/>
+                <w:szCs w:val="20"/>
+                <w:highlight w:val="magenta"/>
+                <w:lang w:eastAsia="cs-CZ"/>
+              </w:rPr>
+              <w:t>table_force_distribution</w:t>
+            </w:r>
+            <w:proofErr w:type="spellEnd"/>
           </w:p>
           <w:p>
             <w:pPr>
@@ -24823,8 +26831,21 @@
                 <w:highlight w:val="magenta"/>
                 <w:lang w:eastAsia="cs-CZ"/>
               </w:rPr>
-              <w:t>{{table_force_distribution</w:t>
-            </w:r>
+              <w:t>{{</w:t>
+            </w:r>
+            <w:proofErr w:type="spellStart"/>
+            <w:r>
+              <w:rPr>
+                <w:rFonts w:ascii="Calibri" w:eastAsia="Times New Roman" w:hAnsi="Calibri" w:cs="Calibri"/>
+                <w:bCs/>
+                <w:color w:val="000000"/>
+                <w:szCs w:val="20"/>
+                <w:highlight w:val="magenta"/>
+                <w:lang w:eastAsia="cs-CZ"/>
+              </w:rPr>
+              <w:t>table_force_distribution</w:t>
+            </w:r>
+            <w:proofErr w:type="spellEnd"/>
           </w:p>
           <w:p>
             <w:pPr>
@@ -24911,8 +26932,21 @@
                 <w:highlight w:val="magenta"/>
                 <w:lang w:eastAsia="cs-CZ"/>
               </w:rPr>
-              <w:t>{{table_force_distribution</w:t>
-            </w:r>
+              <w:t>{{</w:t>
+            </w:r>
+            <w:proofErr w:type="spellStart"/>
+            <w:r>
+              <w:rPr>
+                <w:rFonts w:ascii="Calibri" w:eastAsia="Times New Roman" w:hAnsi="Calibri" w:cs="Calibri"/>
+                <w:bCs/>
+                <w:color w:val="000000"/>
+                <w:szCs w:val="20"/>
+                <w:highlight w:val="magenta"/>
+                <w:lang w:eastAsia="cs-CZ"/>
+              </w:rPr>
+              <w:t>table_force_distribution</w:t>
+            </w:r>
+            <w:proofErr w:type="spellEnd"/>
           </w:p>
           <w:p>
             <w:pPr>
@@ -24999,8 +27033,21 @@
                 <w:highlight w:val="magenta"/>
                 <w:lang w:eastAsia="cs-CZ"/>
               </w:rPr>
-              <w:t>{{table_force_distribution</w:t>
-            </w:r>
+              <w:t>{{</w:t>
+            </w:r>
+            <w:proofErr w:type="spellStart"/>
+            <w:r>
+              <w:rPr>
+                <w:rFonts w:ascii="Calibri" w:eastAsia="Times New Roman" w:hAnsi="Calibri" w:cs="Calibri"/>
+                <w:bCs/>
+                <w:color w:val="000000"/>
+                <w:szCs w:val="20"/>
+                <w:highlight w:val="magenta"/>
+                <w:lang w:eastAsia="cs-CZ"/>
+              </w:rPr>
+              <w:t>table_force_distribution</w:t>
+            </w:r>
+            <w:proofErr w:type="spellEnd"/>
           </w:p>
           <w:p>
             <w:pPr>
@@ -25092,8 +27139,21 @@
                 <w:highlight w:val="magenta"/>
                 <w:lang w:eastAsia="cs-CZ"/>
               </w:rPr>
-              <w:t>{{table_force_distribution</w:t>
-            </w:r>
+              <w:t>{{</w:t>
+            </w:r>
+            <w:proofErr w:type="spellStart"/>
+            <w:r>
+              <w:rPr>
+                <w:rFonts w:ascii="Calibri" w:eastAsia="Times New Roman" w:hAnsi="Calibri" w:cs="Calibri"/>
+                <w:bCs/>
+                <w:color w:val="000000"/>
+                <w:szCs w:val="20"/>
+                <w:highlight w:val="magenta"/>
+                <w:lang w:eastAsia="cs-CZ"/>
+              </w:rPr>
+              <w:t>table_force_distribution</w:t>
+            </w:r>
+            <w:proofErr w:type="spellEnd"/>
           </w:p>
           <w:p>
             <w:pPr>
@@ -25162,8 +27222,21 @@
                 <w:highlight w:val="magenta"/>
                 <w:lang w:eastAsia="cs-CZ"/>
               </w:rPr>
-              <w:t>{{table_force_distribution</w:t>
-            </w:r>
+              <w:t>{{</w:t>
+            </w:r>
+            <w:proofErr w:type="spellStart"/>
+            <w:r>
+              <w:rPr>
+                <w:rFonts w:ascii="Calibri" w:eastAsia="Times New Roman" w:hAnsi="Calibri" w:cs="Calibri"/>
+                <w:bCs/>
+                <w:color w:val="000000"/>
+                <w:szCs w:val="20"/>
+                <w:highlight w:val="magenta"/>
+                <w:lang w:eastAsia="cs-CZ"/>
+              </w:rPr>
+              <w:t>table_force_distribution</w:t>
+            </w:r>
+            <w:proofErr w:type="spellEnd"/>
           </w:p>
           <w:p>
             <w:pPr>
@@ -25250,8 +27323,21 @@
                 <w:highlight w:val="magenta"/>
                 <w:lang w:eastAsia="cs-CZ"/>
               </w:rPr>
-              <w:t>{{table_force_distribution</w:t>
-            </w:r>
+              <w:t>{{</w:t>
+            </w:r>
+            <w:proofErr w:type="spellStart"/>
+            <w:r>
+              <w:rPr>
+                <w:rFonts w:ascii="Calibri" w:eastAsia="Times New Roman" w:hAnsi="Calibri" w:cs="Calibri"/>
+                <w:bCs/>
+                <w:color w:val="000000"/>
+                <w:szCs w:val="20"/>
+                <w:highlight w:val="magenta"/>
+                <w:lang w:eastAsia="cs-CZ"/>
+              </w:rPr>
+              <w:t>table_force_distribution</w:t>
+            </w:r>
+            <w:proofErr w:type="spellEnd"/>
           </w:p>
           <w:p>
             <w:pPr>
@@ -25338,8 +27424,21 @@
                 <w:highlight w:val="magenta"/>
                 <w:lang w:eastAsia="cs-CZ"/>
               </w:rPr>
-              <w:t>{{table_force_distribution</w:t>
-            </w:r>
+              <w:t>{{</w:t>
+            </w:r>
+            <w:proofErr w:type="spellStart"/>
+            <w:r>
+              <w:rPr>
+                <w:rFonts w:ascii="Calibri" w:eastAsia="Times New Roman" w:hAnsi="Calibri" w:cs="Calibri"/>
+                <w:bCs/>
+                <w:color w:val="000000"/>
+                <w:szCs w:val="20"/>
+                <w:highlight w:val="magenta"/>
+                <w:lang w:eastAsia="cs-CZ"/>
+              </w:rPr>
+              <w:t>table_force_distribution</w:t>
+            </w:r>
+            <w:proofErr w:type="spellEnd"/>
           </w:p>
           <w:p>
             <w:pPr>
@@ -25426,8 +27525,21 @@
                 <w:highlight w:val="magenta"/>
                 <w:lang w:eastAsia="cs-CZ"/>
               </w:rPr>
-              <w:t>{{table_force_distribution</w:t>
-            </w:r>
+              <w:t>{{</w:t>
+            </w:r>
+            <w:proofErr w:type="spellStart"/>
+            <w:r>
+              <w:rPr>
+                <w:rFonts w:ascii="Calibri" w:eastAsia="Times New Roman" w:hAnsi="Calibri" w:cs="Calibri"/>
+                <w:bCs/>
+                <w:color w:val="000000"/>
+                <w:szCs w:val="20"/>
+                <w:highlight w:val="magenta"/>
+                <w:lang w:eastAsia="cs-CZ"/>
+              </w:rPr>
+              <w:t>table_force_distribution</w:t>
+            </w:r>
+            <w:proofErr w:type="spellEnd"/>
           </w:p>
           <w:p>
             <w:pPr>
@@ -25514,8 +27626,21 @@
                 <w:highlight w:val="magenta"/>
                 <w:lang w:eastAsia="cs-CZ"/>
               </w:rPr>
-              <w:t>{{table_force_distribution</w:t>
-            </w:r>
+              <w:t>{{</w:t>
+            </w:r>
+            <w:proofErr w:type="spellStart"/>
+            <w:r>
+              <w:rPr>
+                <w:rFonts w:ascii="Calibri" w:eastAsia="Times New Roman" w:hAnsi="Calibri" w:cs="Calibri"/>
+                <w:bCs/>
+                <w:color w:val="000000"/>
+                <w:szCs w:val="20"/>
+                <w:highlight w:val="magenta"/>
+                <w:lang w:eastAsia="cs-CZ"/>
+              </w:rPr>
+              <w:t>table_force_distribution</w:t>
+            </w:r>
+            <w:proofErr w:type="spellEnd"/>
           </w:p>
           <w:p>
             <w:pPr>
@@ -25602,8 +27727,21 @@
                 <w:highlight w:val="magenta"/>
                 <w:lang w:eastAsia="cs-CZ"/>
               </w:rPr>
-              <w:t>{{table_force_distribution</w:t>
-            </w:r>
+              <w:t>{{</w:t>
+            </w:r>
+            <w:proofErr w:type="spellStart"/>
+            <w:r>
+              <w:rPr>
+                <w:rFonts w:ascii="Calibri" w:eastAsia="Times New Roman" w:hAnsi="Calibri" w:cs="Calibri"/>
+                <w:bCs/>
+                <w:color w:val="000000"/>
+                <w:szCs w:val="20"/>
+                <w:highlight w:val="magenta"/>
+                <w:lang w:eastAsia="cs-CZ"/>
+              </w:rPr>
+              <w:t>table_force_distribution</w:t>
+            </w:r>
+            <w:proofErr w:type="spellEnd"/>
           </w:p>
           <w:p>
             <w:pPr>
@@ -25690,8 +27828,21 @@
                 <w:highlight w:val="magenta"/>
                 <w:lang w:eastAsia="cs-CZ"/>
               </w:rPr>
-              <w:t>{{table_force_distribution</w:t>
-            </w:r>
+              <w:t>{{</w:t>
+            </w:r>
+            <w:proofErr w:type="spellStart"/>
+            <w:r>
+              <w:rPr>
+                <w:rFonts w:ascii="Calibri" w:eastAsia="Times New Roman" w:hAnsi="Calibri" w:cs="Calibri"/>
+                <w:bCs/>
+                <w:color w:val="000000"/>
+                <w:szCs w:val="20"/>
+                <w:highlight w:val="magenta"/>
+                <w:lang w:eastAsia="cs-CZ"/>
+              </w:rPr>
+              <w:t>table_force_distribution</w:t>
+            </w:r>
+            <w:proofErr w:type="spellEnd"/>
           </w:p>
           <w:p>
             <w:pPr>
@@ -25778,8 +27929,21 @@
                 <w:highlight w:val="magenta"/>
                 <w:lang w:eastAsia="cs-CZ"/>
               </w:rPr>
-              <w:t>{{table_force_distribution</w:t>
-            </w:r>
+              <w:t>{{</w:t>
+            </w:r>
+            <w:proofErr w:type="spellStart"/>
+            <w:r>
+              <w:rPr>
+                <w:rFonts w:ascii="Calibri" w:eastAsia="Times New Roman" w:hAnsi="Calibri" w:cs="Calibri"/>
+                <w:bCs/>
+                <w:color w:val="000000"/>
+                <w:szCs w:val="20"/>
+                <w:highlight w:val="magenta"/>
+                <w:lang w:eastAsia="cs-CZ"/>
+              </w:rPr>
+              <w:t>table_force_distribution</w:t>
+            </w:r>
+            <w:proofErr w:type="spellEnd"/>
           </w:p>
           <w:p>
             <w:pPr>
@@ -25871,8 +28035,21 @@
                 <w:highlight w:val="magenta"/>
                 <w:lang w:eastAsia="cs-CZ"/>
               </w:rPr>
-              <w:t>{{table_force_distribution</w:t>
-            </w:r>
+              <w:t>{{</w:t>
+            </w:r>
+            <w:proofErr w:type="spellStart"/>
+            <w:r>
+              <w:rPr>
+                <w:rFonts w:ascii="Calibri" w:eastAsia="Times New Roman" w:hAnsi="Calibri" w:cs="Calibri"/>
+                <w:bCs/>
+                <w:color w:val="000000"/>
+                <w:szCs w:val="20"/>
+                <w:highlight w:val="magenta"/>
+                <w:lang w:eastAsia="cs-CZ"/>
+              </w:rPr>
+              <w:t>table_force_distribution</w:t>
+            </w:r>
+            <w:proofErr w:type="spellEnd"/>
           </w:p>
           <w:p>
             <w:pPr>
@@ -25939,8 +28116,21 @@
                 <w:highlight w:val="magenta"/>
                 <w:lang w:eastAsia="cs-CZ"/>
               </w:rPr>
-              <w:t>{{table_force_distribution</w:t>
-            </w:r>
+              <w:t>{{</w:t>
+            </w:r>
+            <w:proofErr w:type="spellStart"/>
+            <w:r>
+              <w:rPr>
+                <w:rFonts w:ascii="Calibri" w:eastAsia="Times New Roman" w:hAnsi="Calibri" w:cs="Calibri"/>
+                <w:bCs/>
+                <w:color w:val="000000"/>
+                <w:szCs w:val="20"/>
+                <w:highlight w:val="magenta"/>
+                <w:lang w:eastAsia="cs-CZ"/>
+              </w:rPr>
+              <w:t>table_force_distribution</w:t>
+            </w:r>
+            <w:proofErr w:type="spellEnd"/>
           </w:p>
           <w:p>
             <w:pPr>
@@ -26027,8 +28217,21 @@
                 <w:highlight w:val="magenta"/>
                 <w:lang w:eastAsia="cs-CZ"/>
               </w:rPr>
-              <w:t>{{table_force_distribution</w:t>
-            </w:r>
+              <w:t>{{</w:t>
+            </w:r>
+            <w:proofErr w:type="spellStart"/>
+            <w:r>
+              <w:rPr>
+                <w:rFonts w:ascii="Calibri" w:eastAsia="Times New Roman" w:hAnsi="Calibri" w:cs="Calibri"/>
+                <w:bCs/>
+                <w:color w:val="000000"/>
+                <w:szCs w:val="20"/>
+                <w:highlight w:val="magenta"/>
+                <w:lang w:eastAsia="cs-CZ"/>
+              </w:rPr>
+              <w:t>table_force_distribution</w:t>
+            </w:r>
+            <w:proofErr w:type="spellEnd"/>
           </w:p>
           <w:p>
             <w:pPr>
@@ -26115,8 +28318,21 @@
                 <w:highlight w:val="magenta"/>
                 <w:lang w:eastAsia="cs-CZ"/>
               </w:rPr>
-              <w:t>{{table_force_distribution</w:t>
-            </w:r>
+              <w:t>{{</w:t>
+            </w:r>
+            <w:proofErr w:type="spellStart"/>
+            <w:r>
+              <w:rPr>
+                <w:rFonts w:ascii="Calibri" w:eastAsia="Times New Roman" w:hAnsi="Calibri" w:cs="Calibri"/>
+                <w:bCs/>
+                <w:color w:val="000000"/>
+                <w:szCs w:val="20"/>
+                <w:highlight w:val="magenta"/>
+                <w:lang w:eastAsia="cs-CZ"/>
+              </w:rPr>
+              <w:t>table_force_distribution</w:t>
+            </w:r>
+            <w:proofErr w:type="spellEnd"/>
           </w:p>
           <w:p>
             <w:pPr>
@@ -26203,8 +28419,21 @@
                 <w:highlight w:val="magenta"/>
                 <w:lang w:eastAsia="cs-CZ"/>
               </w:rPr>
-              <w:t>{{table_force_distribution</w:t>
-            </w:r>
+              <w:t>{{</w:t>
+            </w:r>
+            <w:proofErr w:type="spellStart"/>
+            <w:r>
+              <w:rPr>
+                <w:rFonts w:ascii="Calibri" w:eastAsia="Times New Roman" w:hAnsi="Calibri" w:cs="Calibri"/>
+                <w:bCs/>
+                <w:color w:val="000000"/>
+                <w:szCs w:val="20"/>
+                <w:highlight w:val="magenta"/>
+                <w:lang w:eastAsia="cs-CZ"/>
+              </w:rPr>
+              <w:t>table_force_distribution</w:t>
+            </w:r>
+            <w:proofErr w:type="spellEnd"/>
           </w:p>
           <w:p>
             <w:pPr>
@@ -26291,8 +28520,21 @@
                 <w:highlight w:val="magenta"/>
                 <w:lang w:eastAsia="cs-CZ"/>
               </w:rPr>
-              <w:t>{{table_force_distribution</w:t>
-            </w:r>
+              <w:t>{{</w:t>
+            </w:r>
+            <w:proofErr w:type="spellStart"/>
+            <w:r>
+              <w:rPr>
+                <w:rFonts w:ascii="Calibri" w:eastAsia="Times New Roman" w:hAnsi="Calibri" w:cs="Calibri"/>
+                <w:bCs/>
+                <w:color w:val="000000"/>
+                <w:szCs w:val="20"/>
+                <w:highlight w:val="magenta"/>
+                <w:lang w:eastAsia="cs-CZ"/>
+              </w:rPr>
+              <w:t>table_force_distribution</w:t>
+            </w:r>
+            <w:proofErr w:type="spellEnd"/>
           </w:p>
           <w:p>
             <w:pPr>
@@ -26379,8 +28621,21 @@
                 <w:highlight w:val="magenta"/>
                 <w:lang w:eastAsia="cs-CZ"/>
               </w:rPr>
-              <w:t>{{table_force_distribution</w:t>
-            </w:r>
+              <w:t>{{</w:t>
+            </w:r>
+            <w:proofErr w:type="spellStart"/>
+            <w:r>
+              <w:rPr>
+                <w:rFonts w:ascii="Calibri" w:eastAsia="Times New Roman" w:hAnsi="Calibri" w:cs="Calibri"/>
+                <w:bCs/>
+                <w:color w:val="000000"/>
+                <w:szCs w:val="20"/>
+                <w:highlight w:val="magenta"/>
+                <w:lang w:eastAsia="cs-CZ"/>
+              </w:rPr>
+              <w:t>table_force_distribution</w:t>
+            </w:r>
+            <w:proofErr w:type="spellEnd"/>
           </w:p>
           <w:p>
             <w:pPr>
@@ -26467,8 +28722,21 @@
                 <w:highlight w:val="magenta"/>
                 <w:lang w:eastAsia="cs-CZ"/>
               </w:rPr>
-              <w:t>{{table_force_distribution</w:t>
-            </w:r>
+              <w:t>{{</w:t>
+            </w:r>
+            <w:proofErr w:type="spellStart"/>
+            <w:r>
+              <w:rPr>
+                <w:rFonts w:ascii="Calibri" w:eastAsia="Times New Roman" w:hAnsi="Calibri" w:cs="Calibri"/>
+                <w:bCs/>
+                <w:color w:val="000000"/>
+                <w:szCs w:val="20"/>
+                <w:highlight w:val="magenta"/>
+                <w:lang w:eastAsia="cs-CZ"/>
+              </w:rPr>
+              <w:t>table_force_distribution</w:t>
+            </w:r>
+            <w:proofErr w:type="spellEnd"/>
           </w:p>
           <w:p>
             <w:pPr>
@@ -26555,8 +28823,21 @@
                 <w:highlight w:val="magenta"/>
                 <w:lang w:eastAsia="cs-CZ"/>
               </w:rPr>
-              <w:t>{{table_force_distribution</w:t>
-            </w:r>
+              <w:t>{{</w:t>
+            </w:r>
+            <w:proofErr w:type="spellStart"/>
+            <w:r>
+              <w:rPr>
+                <w:rFonts w:ascii="Calibri" w:eastAsia="Times New Roman" w:hAnsi="Calibri" w:cs="Calibri"/>
+                <w:bCs/>
+                <w:color w:val="000000"/>
+                <w:szCs w:val="20"/>
+                <w:highlight w:val="magenta"/>
+                <w:lang w:eastAsia="cs-CZ"/>
+              </w:rPr>
+              <w:t>table_force_distribution</w:t>
+            </w:r>
+            <w:proofErr w:type="spellEnd"/>
           </w:p>
           <w:p>
             <w:pPr>
@@ -26648,8 +28929,21 @@
                 <w:highlight w:val="magenta"/>
                 <w:lang w:eastAsia="cs-CZ"/>
               </w:rPr>
-              <w:t>{{table_force_distribution</w:t>
-            </w:r>
+              <w:t>{{</w:t>
+            </w:r>
+            <w:proofErr w:type="spellStart"/>
+            <w:r>
+              <w:rPr>
+                <w:rFonts w:ascii="Calibri" w:eastAsia="Times New Roman" w:hAnsi="Calibri" w:cs="Calibri"/>
+                <w:bCs/>
+                <w:color w:val="000000"/>
+                <w:szCs w:val="20"/>
+                <w:highlight w:val="magenta"/>
+                <w:lang w:eastAsia="cs-CZ"/>
+              </w:rPr>
+              <w:t>table_force_distribution</w:t>
+            </w:r>
+            <w:proofErr w:type="spellEnd"/>
           </w:p>
           <w:p>
             <w:pPr>
@@ -26716,8 +29010,21 @@
                 <w:highlight w:val="magenta"/>
                 <w:lang w:eastAsia="cs-CZ"/>
               </w:rPr>
-              <w:t>{{table_force_distribution</w:t>
-            </w:r>
+              <w:t>{{</w:t>
+            </w:r>
+            <w:proofErr w:type="spellStart"/>
+            <w:r>
+              <w:rPr>
+                <w:rFonts w:ascii="Calibri" w:eastAsia="Times New Roman" w:hAnsi="Calibri" w:cs="Calibri"/>
+                <w:bCs/>
+                <w:color w:val="000000"/>
+                <w:szCs w:val="20"/>
+                <w:highlight w:val="magenta"/>
+                <w:lang w:eastAsia="cs-CZ"/>
+              </w:rPr>
+              <w:t>table_force_distribution</w:t>
+            </w:r>
+            <w:proofErr w:type="spellEnd"/>
           </w:p>
           <w:p>
             <w:pPr>
@@ -26804,8 +29111,21 @@
                 <w:highlight w:val="magenta"/>
                 <w:lang w:eastAsia="cs-CZ"/>
               </w:rPr>
-              <w:t>{{table_force_distribution</w:t>
-            </w:r>
+              <w:t>{{</w:t>
+            </w:r>
+            <w:proofErr w:type="spellStart"/>
+            <w:r>
+              <w:rPr>
+                <w:rFonts w:ascii="Calibri" w:eastAsia="Times New Roman" w:hAnsi="Calibri" w:cs="Calibri"/>
+                <w:bCs/>
+                <w:color w:val="000000"/>
+                <w:szCs w:val="20"/>
+                <w:highlight w:val="magenta"/>
+                <w:lang w:eastAsia="cs-CZ"/>
+              </w:rPr>
+              <w:t>table_force_distribution</w:t>
+            </w:r>
+            <w:proofErr w:type="spellEnd"/>
           </w:p>
           <w:p>
             <w:pPr>
@@ -26892,8 +29212,21 @@
                 <w:highlight w:val="magenta"/>
                 <w:lang w:eastAsia="cs-CZ"/>
               </w:rPr>
-              <w:t>{{table_force_distribution</w:t>
-            </w:r>
+              <w:t>{{</w:t>
+            </w:r>
+            <w:proofErr w:type="spellStart"/>
+            <w:r>
+              <w:rPr>
+                <w:rFonts w:ascii="Calibri" w:eastAsia="Times New Roman" w:hAnsi="Calibri" w:cs="Calibri"/>
+                <w:bCs/>
+                <w:color w:val="000000"/>
+                <w:szCs w:val="20"/>
+                <w:highlight w:val="magenta"/>
+                <w:lang w:eastAsia="cs-CZ"/>
+              </w:rPr>
+              <w:t>table_force_distribution</w:t>
+            </w:r>
+            <w:proofErr w:type="spellEnd"/>
           </w:p>
           <w:p>
             <w:pPr>
@@ -26980,8 +29313,21 @@
                 <w:highlight w:val="magenta"/>
                 <w:lang w:eastAsia="cs-CZ"/>
               </w:rPr>
-              <w:t>{{table_force_distribution</w:t>
-            </w:r>
+              <w:t>{{</w:t>
+            </w:r>
+            <w:proofErr w:type="spellStart"/>
+            <w:r>
+              <w:rPr>
+                <w:rFonts w:ascii="Calibri" w:eastAsia="Times New Roman" w:hAnsi="Calibri" w:cs="Calibri"/>
+                <w:bCs/>
+                <w:color w:val="000000"/>
+                <w:szCs w:val="20"/>
+                <w:highlight w:val="magenta"/>
+                <w:lang w:eastAsia="cs-CZ"/>
+              </w:rPr>
+              <w:t>table_force_distribution</w:t>
+            </w:r>
+            <w:proofErr w:type="spellEnd"/>
           </w:p>
           <w:p>
             <w:pPr>
@@ -27068,8 +29414,21 @@
                 <w:highlight w:val="magenta"/>
                 <w:lang w:eastAsia="cs-CZ"/>
               </w:rPr>
-              <w:t>{{table_force_distribution</w:t>
-            </w:r>
+              <w:t>{{</w:t>
+            </w:r>
+            <w:proofErr w:type="spellStart"/>
+            <w:r>
+              <w:rPr>
+                <w:rFonts w:ascii="Calibri" w:eastAsia="Times New Roman" w:hAnsi="Calibri" w:cs="Calibri"/>
+                <w:bCs/>
+                <w:color w:val="000000"/>
+                <w:szCs w:val="20"/>
+                <w:highlight w:val="magenta"/>
+                <w:lang w:eastAsia="cs-CZ"/>
+              </w:rPr>
+              <w:t>table_force_distribution</w:t>
+            </w:r>
+            <w:proofErr w:type="spellEnd"/>
           </w:p>
           <w:p>
             <w:pPr>
@@ -27156,8 +29515,21 @@
                 <w:highlight w:val="magenta"/>
                 <w:lang w:eastAsia="cs-CZ"/>
               </w:rPr>
-              <w:t>{{table_force_distribution</w:t>
-            </w:r>
+              <w:t>{{</w:t>
+            </w:r>
+            <w:proofErr w:type="spellStart"/>
+            <w:r>
+              <w:rPr>
+                <w:rFonts w:ascii="Calibri" w:eastAsia="Times New Roman" w:hAnsi="Calibri" w:cs="Calibri"/>
+                <w:bCs/>
+                <w:color w:val="000000"/>
+                <w:szCs w:val="20"/>
+                <w:highlight w:val="magenta"/>
+                <w:lang w:eastAsia="cs-CZ"/>
+              </w:rPr>
+              <w:t>table_force_distribution</w:t>
+            </w:r>
+            <w:proofErr w:type="spellEnd"/>
           </w:p>
           <w:p>
             <w:pPr>
@@ -27244,8 +29616,21 @@
                 <w:highlight w:val="magenta"/>
                 <w:lang w:eastAsia="cs-CZ"/>
               </w:rPr>
-              <w:t>{{table_force_distribution</w:t>
-            </w:r>
+              <w:t>{{</w:t>
+            </w:r>
+            <w:proofErr w:type="spellStart"/>
+            <w:r>
+              <w:rPr>
+                <w:rFonts w:ascii="Calibri" w:eastAsia="Times New Roman" w:hAnsi="Calibri" w:cs="Calibri"/>
+                <w:bCs/>
+                <w:color w:val="000000"/>
+                <w:szCs w:val="20"/>
+                <w:highlight w:val="magenta"/>
+                <w:lang w:eastAsia="cs-CZ"/>
+              </w:rPr>
+              <w:t>table_force_distribution</w:t>
+            </w:r>
+            <w:proofErr w:type="spellEnd"/>
           </w:p>
           <w:p>
             <w:pPr>
@@ -27332,8 +29717,21 @@
                 <w:highlight w:val="magenta"/>
                 <w:lang w:eastAsia="cs-CZ"/>
               </w:rPr>
-              <w:t>{{table_force_distribution</w:t>
-            </w:r>
+              <w:t>{{</w:t>
+            </w:r>
+            <w:proofErr w:type="spellStart"/>
+            <w:r>
+              <w:rPr>
+                <w:rFonts w:ascii="Calibri" w:eastAsia="Times New Roman" w:hAnsi="Calibri" w:cs="Calibri"/>
+                <w:bCs/>
+                <w:color w:val="000000"/>
+                <w:szCs w:val="20"/>
+                <w:highlight w:val="magenta"/>
+                <w:lang w:eastAsia="cs-CZ"/>
+              </w:rPr>
+              <w:t>table_force_distribution</w:t>
+            </w:r>
+            <w:proofErr w:type="spellEnd"/>
           </w:p>
           <w:p>
             <w:pPr>
@@ -27425,8 +29823,21 @@
                 <w:highlight w:val="magenta"/>
                 <w:lang w:eastAsia="cs-CZ"/>
               </w:rPr>
-              <w:t>{{table_force_distribution</w:t>
-            </w:r>
+              <w:t>{{</w:t>
+            </w:r>
+            <w:proofErr w:type="spellStart"/>
+            <w:r>
+              <w:rPr>
+                <w:rFonts w:ascii="Calibri" w:eastAsia="Times New Roman" w:hAnsi="Calibri" w:cs="Calibri"/>
+                <w:bCs/>
+                <w:color w:val="000000"/>
+                <w:szCs w:val="20"/>
+                <w:highlight w:val="magenta"/>
+                <w:lang w:eastAsia="cs-CZ"/>
+              </w:rPr>
+              <w:t>table_force_distribution</w:t>
+            </w:r>
+            <w:proofErr w:type="spellEnd"/>
           </w:p>
           <w:p>
             <w:pPr>
@@ -27495,8 +29906,21 @@
                 <w:highlight w:val="magenta"/>
                 <w:lang w:eastAsia="cs-CZ"/>
               </w:rPr>
-              <w:t>{{table_force_distribution</w:t>
-            </w:r>
+              <w:t>{{</w:t>
+            </w:r>
+            <w:proofErr w:type="spellStart"/>
+            <w:r>
+              <w:rPr>
+                <w:rFonts w:ascii="Calibri" w:eastAsia="Times New Roman" w:hAnsi="Calibri" w:cs="Calibri"/>
+                <w:bCs/>
+                <w:color w:val="000000"/>
+                <w:szCs w:val="20"/>
+                <w:highlight w:val="magenta"/>
+                <w:lang w:eastAsia="cs-CZ"/>
+              </w:rPr>
+              <w:t>table_force_distribution</w:t>
+            </w:r>
+            <w:proofErr w:type="spellEnd"/>
           </w:p>
           <w:p>
             <w:pPr>
@@ -27596,8 +30020,21 @@
                 <w:lang w:eastAsia="cs-CZ"/>
               </w:rPr>
               <w:lastRenderedPageBreak/>
-              <w:t>{{table_force_distribution</w:t>
-            </w:r>
+              <w:t>{{</w:t>
+            </w:r>
+            <w:proofErr w:type="spellStart"/>
+            <w:r>
+              <w:rPr>
+                <w:rFonts w:ascii="Calibri" w:eastAsia="Times New Roman" w:hAnsi="Calibri" w:cs="Calibri"/>
+                <w:bCs/>
+                <w:color w:val="000000"/>
+                <w:szCs w:val="20"/>
+                <w:highlight w:val="magenta"/>
+                <w:lang w:eastAsia="cs-CZ"/>
+              </w:rPr>
+              <w:t>table_force_distribution</w:t>
+            </w:r>
+            <w:proofErr w:type="spellEnd"/>
           </w:p>
           <w:p>
             <w:pPr>
@@ -27697,8 +30134,21 @@
                 <w:lang w:eastAsia="cs-CZ"/>
               </w:rPr>
               <w:lastRenderedPageBreak/>
-              <w:t>{{table_force_distribution</w:t>
-            </w:r>
+              <w:t>{{</w:t>
+            </w:r>
+            <w:proofErr w:type="spellStart"/>
+            <w:r>
+              <w:rPr>
+                <w:rFonts w:ascii="Calibri" w:eastAsia="Times New Roman" w:hAnsi="Calibri" w:cs="Calibri"/>
+                <w:bCs/>
+                <w:color w:val="000000"/>
+                <w:szCs w:val="20"/>
+                <w:highlight w:val="magenta"/>
+                <w:lang w:eastAsia="cs-CZ"/>
+              </w:rPr>
+              <w:t>table_force_distribution</w:t>
+            </w:r>
+            <w:proofErr w:type="spellEnd"/>
           </w:p>
           <w:p>
             <w:pPr>
@@ -27798,8 +30248,21 @@
                 <w:lang w:eastAsia="cs-CZ"/>
               </w:rPr>
               <w:lastRenderedPageBreak/>
-              <w:t>{{table_force_distribution</w:t>
-            </w:r>
+              <w:t>{{</w:t>
+            </w:r>
+            <w:proofErr w:type="spellStart"/>
+            <w:r>
+              <w:rPr>
+                <w:rFonts w:ascii="Calibri" w:eastAsia="Times New Roman" w:hAnsi="Calibri" w:cs="Calibri"/>
+                <w:bCs/>
+                <w:color w:val="000000"/>
+                <w:szCs w:val="20"/>
+                <w:highlight w:val="magenta"/>
+                <w:lang w:eastAsia="cs-CZ"/>
+              </w:rPr>
+              <w:t>table_force_distribution</w:t>
+            </w:r>
+            <w:proofErr w:type="spellEnd"/>
           </w:p>
           <w:p>
             <w:pPr>
@@ -27899,8 +30362,21 @@
                 <w:lang w:eastAsia="cs-CZ"/>
               </w:rPr>
               <w:lastRenderedPageBreak/>
-              <w:t>{{table_force_distribution</w:t>
-            </w:r>
+              <w:t>{{</w:t>
+            </w:r>
+            <w:proofErr w:type="spellStart"/>
+            <w:r>
+              <w:rPr>
+                <w:rFonts w:ascii="Calibri" w:eastAsia="Times New Roman" w:hAnsi="Calibri" w:cs="Calibri"/>
+                <w:bCs/>
+                <w:color w:val="000000"/>
+                <w:szCs w:val="20"/>
+                <w:highlight w:val="magenta"/>
+                <w:lang w:eastAsia="cs-CZ"/>
+              </w:rPr>
+              <w:t>table_force_distribution</w:t>
+            </w:r>
+            <w:proofErr w:type="spellEnd"/>
           </w:p>
           <w:p>
             <w:pPr>
@@ -28000,8 +30476,21 @@
                 <w:lang w:eastAsia="cs-CZ"/>
               </w:rPr>
               <w:lastRenderedPageBreak/>
-              <w:t>{{table_force_distribution</w:t>
-            </w:r>
+              <w:t>{{</w:t>
+            </w:r>
+            <w:proofErr w:type="spellStart"/>
+            <w:r>
+              <w:rPr>
+                <w:rFonts w:ascii="Calibri" w:eastAsia="Times New Roman" w:hAnsi="Calibri" w:cs="Calibri"/>
+                <w:bCs/>
+                <w:color w:val="000000"/>
+                <w:szCs w:val="20"/>
+                <w:highlight w:val="magenta"/>
+                <w:lang w:eastAsia="cs-CZ"/>
+              </w:rPr>
+              <w:t>table_force_distribution</w:t>
+            </w:r>
+            <w:proofErr w:type="spellEnd"/>
           </w:p>
           <w:p>
             <w:pPr>
@@ -28101,8 +30590,21 @@
                 <w:lang w:eastAsia="cs-CZ"/>
               </w:rPr>
               <w:lastRenderedPageBreak/>
-              <w:t>{{table_force_distribution</w:t>
-            </w:r>
+              <w:t>{{</w:t>
+            </w:r>
+            <w:proofErr w:type="spellStart"/>
+            <w:r>
+              <w:rPr>
+                <w:rFonts w:ascii="Calibri" w:eastAsia="Times New Roman" w:hAnsi="Calibri" w:cs="Calibri"/>
+                <w:bCs/>
+                <w:color w:val="000000"/>
+                <w:szCs w:val="20"/>
+                <w:highlight w:val="magenta"/>
+                <w:lang w:eastAsia="cs-CZ"/>
+              </w:rPr>
+              <w:t>table_force_distribution</w:t>
+            </w:r>
+            <w:proofErr w:type="spellEnd"/>
           </w:p>
           <w:p>
             <w:pPr>
@@ -28202,8 +30704,21 @@
                 <w:lang w:eastAsia="cs-CZ"/>
               </w:rPr>
               <w:lastRenderedPageBreak/>
-              <w:t>{{table_force_distribution</w:t>
-            </w:r>
+              <w:t>{{</w:t>
+            </w:r>
+            <w:proofErr w:type="spellStart"/>
+            <w:r>
+              <w:rPr>
+                <w:rFonts w:ascii="Calibri" w:eastAsia="Times New Roman" w:hAnsi="Calibri" w:cs="Calibri"/>
+                <w:bCs/>
+                <w:color w:val="000000"/>
+                <w:szCs w:val="20"/>
+                <w:highlight w:val="magenta"/>
+                <w:lang w:eastAsia="cs-CZ"/>
+              </w:rPr>
+              <w:t>table_force_distribution</w:t>
+            </w:r>
+            <w:proofErr w:type="spellEnd"/>
           </w:p>
           <w:p>
             <w:pPr>
@@ -28285,7 +30800,7 @@
               <w:bottom w:val="single" w:sz="4" w:space="0" w:color="auto"/>
               <w:right w:val="single" w:sz="4" w:space="0" w:color="auto"/>
             </w:tcBorders>
-            <w:shd w:val="clear" w:color="auto" w:fill="DBE5F1" w:themeFill="accent1" w:themeFillTint="33"/>
+            <w:shd w:val="clear" w:color="auto" w:fill="FDE9D9" w:themeFill="accent6" w:themeFillTint="33"/>
             <w:noWrap/>
             <w:vAlign w:val="center"/>
           </w:tcPr>
@@ -28310,8 +30825,21 @@
                 <w:lang w:eastAsia="cs-CZ"/>
               </w:rPr>
               <w:lastRenderedPageBreak/>
-              <w:t>{{table_force_distribution</w:t>
-            </w:r>
+              <w:t>{{</w:t>
+            </w:r>
+            <w:proofErr w:type="spellStart"/>
+            <w:r>
+              <w:rPr>
+                <w:rFonts w:ascii="Calibri" w:eastAsia="Times New Roman" w:hAnsi="Calibri" w:cs="Calibri"/>
+                <w:bCs/>
+                <w:color w:val="000000"/>
+                <w:szCs w:val="20"/>
+                <w:highlight w:val="magenta"/>
+                <w:lang w:eastAsia="cs-CZ"/>
+              </w:rPr>
+              <w:t>table_force_distribution</w:t>
+            </w:r>
+            <w:proofErr w:type="spellEnd"/>
           </w:p>
           <w:p>
             <w:pPr>
@@ -28385,8 +30913,21 @@
                 <w:highlight w:val="magenta"/>
                 <w:lang w:eastAsia="cs-CZ"/>
               </w:rPr>
-              <w:t>{{table_force_distribution</w:t>
-            </w:r>
+              <w:t>{{</w:t>
+            </w:r>
+            <w:proofErr w:type="spellStart"/>
+            <w:r>
+              <w:rPr>
+                <w:rFonts w:ascii="Calibri" w:eastAsia="Times New Roman" w:hAnsi="Calibri" w:cs="Calibri"/>
+                <w:bCs/>
+                <w:color w:val="000000"/>
+                <w:szCs w:val="20"/>
+                <w:highlight w:val="magenta"/>
+                <w:lang w:eastAsia="cs-CZ"/>
+              </w:rPr>
+              <w:t>table_force_distribution</w:t>
+            </w:r>
+            <w:proofErr w:type="spellEnd"/>
           </w:p>
           <w:p>
             <w:pPr>
@@ -28455,8 +30996,21 @@
                 <w:highlight w:val="magenta"/>
                 <w:lang w:eastAsia="cs-CZ"/>
               </w:rPr>
-              <w:t>{{table_force_distribution</w:t>
-            </w:r>
+              <w:t>{{</w:t>
+            </w:r>
+            <w:proofErr w:type="spellStart"/>
+            <w:r>
+              <w:rPr>
+                <w:rFonts w:ascii="Calibri" w:eastAsia="Times New Roman" w:hAnsi="Calibri" w:cs="Calibri"/>
+                <w:bCs/>
+                <w:color w:val="000000"/>
+                <w:szCs w:val="20"/>
+                <w:highlight w:val="magenta"/>
+                <w:lang w:eastAsia="cs-CZ"/>
+              </w:rPr>
+              <w:t>table_force_distribution</w:t>
+            </w:r>
+            <w:proofErr w:type="spellEnd"/>
           </w:p>
           <w:p>
             <w:pPr>
@@ -28544,8 +31098,21 @@
                 <w:highlight w:val="magenta"/>
                 <w:lang w:eastAsia="cs-CZ"/>
               </w:rPr>
-              <w:t>{{table_force_distribution</w:t>
-            </w:r>
+              <w:t>{{</w:t>
+            </w:r>
+            <w:proofErr w:type="spellStart"/>
+            <w:r>
+              <w:rPr>
+                <w:rFonts w:ascii="Calibri" w:eastAsia="Times New Roman" w:hAnsi="Calibri" w:cs="Calibri"/>
+                <w:bCs/>
+                <w:color w:val="000000"/>
+                <w:szCs w:val="20"/>
+                <w:highlight w:val="magenta"/>
+                <w:lang w:eastAsia="cs-CZ"/>
+              </w:rPr>
+              <w:t>table_force_distribution</w:t>
+            </w:r>
+            <w:proofErr w:type="spellEnd"/>
           </w:p>
           <w:p>
             <w:pPr>
@@ -28633,8 +31200,21 @@
                 <w:highlight w:val="magenta"/>
                 <w:lang w:eastAsia="cs-CZ"/>
               </w:rPr>
-              <w:t>{{table_force_distribution</w:t>
-            </w:r>
+              <w:t>{{</w:t>
+            </w:r>
+            <w:proofErr w:type="spellStart"/>
+            <w:r>
+              <w:rPr>
+                <w:rFonts w:ascii="Calibri" w:eastAsia="Times New Roman" w:hAnsi="Calibri" w:cs="Calibri"/>
+                <w:bCs/>
+                <w:color w:val="000000"/>
+                <w:szCs w:val="20"/>
+                <w:highlight w:val="magenta"/>
+                <w:lang w:eastAsia="cs-CZ"/>
+              </w:rPr>
+              <w:t>table_force_distribution</w:t>
+            </w:r>
+            <w:proofErr w:type="spellEnd"/>
           </w:p>
           <w:p>
             <w:pPr>
@@ -28722,8 +31302,21 @@
                 <w:highlight w:val="magenta"/>
                 <w:lang w:eastAsia="cs-CZ"/>
               </w:rPr>
-              <w:t>{{table_force_distribution</w:t>
-            </w:r>
+              <w:t>{{</w:t>
+            </w:r>
+            <w:proofErr w:type="spellStart"/>
+            <w:r>
+              <w:rPr>
+                <w:rFonts w:ascii="Calibri" w:eastAsia="Times New Roman" w:hAnsi="Calibri" w:cs="Calibri"/>
+                <w:bCs/>
+                <w:color w:val="000000"/>
+                <w:szCs w:val="20"/>
+                <w:highlight w:val="magenta"/>
+                <w:lang w:eastAsia="cs-CZ"/>
+              </w:rPr>
+              <w:t>table_force_distribution</w:t>
+            </w:r>
+            <w:proofErr w:type="spellEnd"/>
           </w:p>
           <w:p>
             <w:pPr>
@@ -28811,8 +31404,21 @@
                 <w:highlight w:val="magenta"/>
                 <w:lang w:eastAsia="cs-CZ"/>
               </w:rPr>
-              <w:t>{{table_force_distribution</w:t>
-            </w:r>
+              <w:t>{{</w:t>
+            </w:r>
+            <w:proofErr w:type="spellStart"/>
+            <w:r>
+              <w:rPr>
+                <w:rFonts w:ascii="Calibri" w:eastAsia="Times New Roman" w:hAnsi="Calibri" w:cs="Calibri"/>
+                <w:bCs/>
+                <w:color w:val="000000"/>
+                <w:szCs w:val="20"/>
+                <w:highlight w:val="magenta"/>
+                <w:lang w:eastAsia="cs-CZ"/>
+              </w:rPr>
+              <w:t>table_force_distribution</w:t>
+            </w:r>
+            <w:proofErr w:type="spellEnd"/>
           </w:p>
           <w:p>
             <w:pPr>
@@ -28900,8 +31506,21 @@
                 <w:highlight w:val="magenta"/>
                 <w:lang w:eastAsia="cs-CZ"/>
               </w:rPr>
-              <w:t>{{table_force_distribution</w:t>
-            </w:r>
+              <w:t>{{</w:t>
+            </w:r>
+            <w:proofErr w:type="spellStart"/>
+            <w:r>
+              <w:rPr>
+                <w:rFonts w:ascii="Calibri" w:eastAsia="Times New Roman" w:hAnsi="Calibri" w:cs="Calibri"/>
+                <w:bCs/>
+                <w:color w:val="000000"/>
+                <w:szCs w:val="20"/>
+                <w:highlight w:val="magenta"/>
+                <w:lang w:eastAsia="cs-CZ"/>
+              </w:rPr>
+              <w:t>table_force_distribution</w:t>
+            </w:r>
+            <w:proofErr w:type="spellEnd"/>
           </w:p>
           <w:p>
             <w:pPr>
@@ -28989,8 +31608,21 @@
                 <w:highlight w:val="magenta"/>
                 <w:lang w:eastAsia="cs-CZ"/>
               </w:rPr>
-              <w:t>{{table_force_distribution</w:t>
-            </w:r>
+              <w:t>{{</w:t>
+            </w:r>
+            <w:proofErr w:type="spellStart"/>
+            <w:r>
+              <w:rPr>
+                <w:rFonts w:ascii="Calibri" w:eastAsia="Times New Roman" w:hAnsi="Calibri" w:cs="Calibri"/>
+                <w:bCs/>
+                <w:color w:val="000000"/>
+                <w:szCs w:val="20"/>
+                <w:highlight w:val="magenta"/>
+                <w:lang w:eastAsia="cs-CZ"/>
+              </w:rPr>
+              <w:t>table_force_distribution</w:t>
+            </w:r>
+            <w:proofErr w:type="spellEnd"/>
           </w:p>
           <w:p>
             <w:pPr>
@@ -29078,8 +31710,21 @@
                 <w:highlight w:val="magenta"/>
                 <w:lang w:eastAsia="cs-CZ"/>
               </w:rPr>
-              <w:t>{{table_force_distribution</w:t>
-            </w:r>
+              <w:t>{{</w:t>
+            </w:r>
+            <w:proofErr w:type="spellStart"/>
+            <w:r>
+              <w:rPr>
+                <w:rFonts w:ascii="Calibri" w:eastAsia="Times New Roman" w:hAnsi="Calibri" w:cs="Calibri"/>
+                <w:bCs/>
+                <w:color w:val="000000"/>
+                <w:szCs w:val="20"/>
+                <w:highlight w:val="magenta"/>
+                <w:lang w:eastAsia="cs-CZ"/>
+              </w:rPr>
+              <w:t>table_force_distribution</w:t>
+            </w:r>
+            <w:proofErr w:type="spellEnd"/>
           </w:p>
           <w:p>
             <w:pPr>
@@ -29172,8 +31817,21 @@
                 <w:highlight w:val="magenta"/>
                 <w:lang w:eastAsia="cs-CZ"/>
               </w:rPr>
-              <w:t>{{table_force_distribution</w:t>
-            </w:r>
+              <w:t>{{</w:t>
+            </w:r>
+            <w:proofErr w:type="spellStart"/>
+            <w:r>
+              <w:rPr>
+                <w:rFonts w:ascii="Calibri" w:eastAsia="Times New Roman" w:hAnsi="Calibri" w:cs="Calibri"/>
+                <w:bCs/>
+                <w:color w:val="000000"/>
+                <w:szCs w:val="20"/>
+                <w:highlight w:val="magenta"/>
+                <w:lang w:eastAsia="cs-CZ"/>
+              </w:rPr>
+              <w:t>table_force_distribution</w:t>
+            </w:r>
+            <w:proofErr w:type="spellEnd"/>
           </w:p>
           <w:p>
             <w:pPr>
@@ -29240,8 +31898,21 @@
                 <w:highlight w:val="magenta"/>
                 <w:lang w:eastAsia="cs-CZ"/>
               </w:rPr>
-              <w:t>{{table_force_distribution</w:t>
-            </w:r>
+              <w:t>{{</w:t>
+            </w:r>
+            <w:proofErr w:type="spellStart"/>
+            <w:r>
+              <w:rPr>
+                <w:rFonts w:ascii="Calibri" w:eastAsia="Times New Roman" w:hAnsi="Calibri" w:cs="Calibri"/>
+                <w:bCs/>
+                <w:color w:val="000000"/>
+                <w:szCs w:val="20"/>
+                <w:highlight w:val="magenta"/>
+                <w:lang w:eastAsia="cs-CZ"/>
+              </w:rPr>
+              <w:t>table_force_distribution</w:t>
+            </w:r>
+            <w:proofErr w:type="spellEnd"/>
           </w:p>
           <w:p>
             <w:pPr>
@@ -29329,8 +32000,21 @@
                 <w:highlight w:val="magenta"/>
                 <w:lang w:eastAsia="cs-CZ"/>
               </w:rPr>
-              <w:t>{{table_force_distribution</w:t>
-            </w:r>
+              <w:t>{{</w:t>
+            </w:r>
+            <w:proofErr w:type="spellStart"/>
+            <w:r>
+              <w:rPr>
+                <w:rFonts w:ascii="Calibri" w:eastAsia="Times New Roman" w:hAnsi="Calibri" w:cs="Calibri"/>
+                <w:bCs/>
+                <w:color w:val="000000"/>
+                <w:szCs w:val="20"/>
+                <w:highlight w:val="magenta"/>
+                <w:lang w:eastAsia="cs-CZ"/>
+              </w:rPr>
+              <w:t>table_force_distribution</w:t>
+            </w:r>
+            <w:proofErr w:type="spellEnd"/>
           </w:p>
           <w:p>
             <w:pPr>
@@ -29418,8 +32102,21 @@
                 <w:highlight w:val="magenta"/>
                 <w:lang w:eastAsia="cs-CZ"/>
               </w:rPr>
-              <w:t>{{table_force_distribution</w:t>
-            </w:r>
+              <w:t>{{</w:t>
+            </w:r>
+            <w:proofErr w:type="spellStart"/>
+            <w:r>
+              <w:rPr>
+                <w:rFonts w:ascii="Calibri" w:eastAsia="Times New Roman" w:hAnsi="Calibri" w:cs="Calibri"/>
+                <w:bCs/>
+                <w:color w:val="000000"/>
+                <w:szCs w:val="20"/>
+                <w:highlight w:val="magenta"/>
+                <w:lang w:eastAsia="cs-CZ"/>
+              </w:rPr>
+              <w:t>table_force_distribution</w:t>
+            </w:r>
+            <w:proofErr w:type="spellEnd"/>
           </w:p>
           <w:p>
             <w:pPr>
@@ -29507,8 +32204,21 @@
                 <w:highlight w:val="magenta"/>
                 <w:lang w:eastAsia="cs-CZ"/>
               </w:rPr>
-              <w:t>{{table_force_distribution</w:t>
-            </w:r>
+              <w:t>{{</w:t>
+            </w:r>
+            <w:proofErr w:type="spellStart"/>
+            <w:r>
+              <w:rPr>
+                <w:rFonts w:ascii="Calibri" w:eastAsia="Times New Roman" w:hAnsi="Calibri" w:cs="Calibri"/>
+                <w:bCs/>
+                <w:color w:val="000000"/>
+                <w:szCs w:val="20"/>
+                <w:highlight w:val="magenta"/>
+                <w:lang w:eastAsia="cs-CZ"/>
+              </w:rPr>
+              <w:t>table_force_distribution</w:t>
+            </w:r>
+            <w:proofErr w:type="spellEnd"/>
           </w:p>
           <w:p>
             <w:pPr>
@@ -29596,8 +32306,21 @@
                 <w:highlight w:val="magenta"/>
                 <w:lang w:eastAsia="cs-CZ"/>
               </w:rPr>
-              <w:t>{{table_force_distribution</w:t>
-            </w:r>
+              <w:t>{{</w:t>
+            </w:r>
+            <w:proofErr w:type="spellStart"/>
+            <w:r>
+              <w:rPr>
+                <w:rFonts w:ascii="Calibri" w:eastAsia="Times New Roman" w:hAnsi="Calibri" w:cs="Calibri"/>
+                <w:bCs/>
+                <w:color w:val="000000"/>
+                <w:szCs w:val="20"/>
+                <w:highlight w:val="magenta"/>
+                <w:lang w:eastAsia="cs-CZ"/>
+              </w:rPr>
+              <w:t>table_force_distribution</w:t>
+            </w:r>
+            <w:proofErr w:type="spellEnd"/>
           </w:p>
           <w:p>
             <w:pPr>
@@ -29685,8 +32408,21 @@
                 <w:highlight w:val="magenta"/>
                 <w:lang w:eastAsia="cs-CZ"/>
               </w:rPr>
-              <w:t>{{table_force_distribution</w:t>
-            </w:r>
+              <w:t>{{</w:t>
+            </w:r>
+            <w:proofErr w:type="spellStart"/>
+            <w:r>
+              <w:rPr>
+                <w:rFonts w:ascii="Calibri" w:eastAsia="Times New Roman" w:hAnsi="Calibri" w:cs="Calibri"/>
+                <w:bCs/>
+                <w:color w:val="000000"/>
+                <w:szCs w:val="20"/>
+                <w:highlight w:val="magenta"/>
+                <w:lang w:eastAsia="cs-CZ"/>
+              </w:rPr>
+              <w:t>table_force_distribution</w:t>
+            </w:r>
+            <w:proofErr w:type="spellEnd"/>
           </w:p>
           <w:p>
             <w:pPr>
@@ -29774,8 +32510,21 @@
                 <w:highlight w:val="magenta"/>
                 <w:lang w:eastAsia="cs-CZ"/>
               </w:rPr>
-              <w:t>{{table_force_distribution</w:t>
-            </w:r>
+              <w:t>{{</w:t>
+            </w:r>
+            <w:proofErr w:type="spellStart"/>
+            <w:r>
+              <w:rPr>
+                <w:rFonts w:ascii="Calibri" w:eastAsia="Times New Roman" w:hAnsi="Calibri" w:cs="Calibri"/>
+                <w:bCs/>
+                <w:color w:val="000000"/>
+                <w:szCs w:val="20"/>
+                <w:highlight w:val="magenta"/>
+                <w:lang w:eastAsia="cs-CZ"/>
+              </w:rPr>
+              <w:t>table_force_distribution</w:t>
+            </w:r>
+            <w:proofErr w:type="spellEnd"/>
           </w:p>
           <w:p>
             <w:pPr>
@@ -29863,8 +32612,21 @@
                 <w:highlight w:val="magenta"/>
                 <w:lang w:eastAsia="cs-CZ"/>
               </w:rPr>
-              <w:t>{{table_force_distribution</w:t>
-            </w:r>
+              <w:t>{{</w:t>
+            </w:r>
+            <w:proofErr w:type="spellStart"/>
+            <w:r>
+              <w:rPr>
+                <w:rFonts w:ascii="Calibri" w:eastAsia="Times New Roman" w:hAnsi="Calibri" w:cs="Calibri"/>
+                <w:bCs/>
+                <w:color w:val="000000"/>
+                <w:szCs w:val="20"/>
+                <w:highlight w:val="magenta"/>
+                <w:lang w:eastAsia="cs-CZ"/>
+              </w:rPr>
+              <w:t>table_force_distribution</w:t>
+            </w:r>
+            <w:proofErr w:type="spellEnd"/>
           </w:p>
           <w:p>
             <w:pPr>
@@ -29957,8 +32719,21 @@
                 <w:highlight w:val="magenta"/>
                 <w:lang w:eastAsia="cs-CZ"/>
               </w:rPr>
-              <w:t>{{table_force_distribution</w:t>
-            </w:r>
+              <w:t>{{</w:t>
+            </w:r>
+            <w:proofErr w:type="spellStart"/>
+            <w:r>
+              <w:rPr>
+                <w:rFonts w:ascii="Calibri" w:eastAsia="Times New Roman" w:hAnsi="Calibri" w:cs="Calibri"/>
+                <w:bCs/>
+                <w:color w:val="000000"/>
+                <w:szCs w:val="20"/>
+                <w:highlight w:val="magenta"/>
+                <w:lang w:eastAsia="cs-CZ"/>
+              </w:rPr>
+              <w:t>table_force_distribution</w:t>
+            </w:r>
+            <w:proofErr w:type="spellEnd"/>
           </w:p>
           <w:p>
             <w:pPr>
@@ -30027,8 +32802,21 @@
                 <w:highlight w:val="magenta"/>
                 <w:lang w:eastAsia="cs-CZ"/>
               </w:rPr>
-              <w:t>{{table_force_distribution</w:t>
-            </w:r>
+              <w:t>{{</w:t>
+            </w:r>
+            <w:proofErr w:type="spellStart"/>
+            <w:r>
+              <w:rPr>
+                <w:rFonts w:ascii="Calibri" w:eastAsia="Times New Roman" w:hAnsi="Calibri" w:cs="Calibri"/>
+                <w:bCs/>
+                <w:color w:val="000000"/>
+                <w:szCs w:val="20"/>
+                <w:highlight w:val="magenta"/>
+                <w:lang w:eastAsia="cs-CZ"/>
+              </w:rPr>
+              <w:t>table_force_distribution</w:t>
+            </w:r>
+            <w:proofErr w:type="spellEnd"/>
           </w:p>
           <w:p>
             <w:pPr>
@@ -30116,8 +32904,21 @@
                 <w:highlight w:val="magenta"/>
                 <w:lang w:eastAsia="cs-CZ"/>
               </w:rPr>
-              <w:t>{{table_force_distribution</w:t>
-            </w:r>
+              <w:t>{{</w:t>
+            </w:r>
+            <w:proofErr w:type="spellStart"/>
+            <w:r>
+              <w:rPr>
+                <w:rFonts w:ascii="Calibri" w:eastAsia="Times New Roman" w:hAnsi="Calibri" w:cs="Calibri"/>
+                <w:bCs/>
+                <w:color w:val="000000"/>
+                <w:szCs w:val="20"/>
+                <w:highlight w:val="magenta"/>
+                <w:lang w:eastAsia="cs-CZ"/>
+              </w:rPr>
+              <w:t>table_force_distribution</w:t>
+            </w:r>
+            <w:proofErr w:type="spellEnd"/>
           </w:p>
           <w:p>
             <w:pPr>
@@ -30205,8 +33006,21 @@
                 <w:highlight w:val="magenta"/>
                 <w:lang w:eastAsia="cs-CZ"/>
               </w:rPr>
-              <w:t>{{table_force_distribution</w:t>
-            </w:r>
+              <w:t>{{</w:t>
+            </w:r>
+            <w:proofErr w:type="spellStart"/>
+            <w:r>
+              <w:rPr>
+                <w:rFonts w:ascii="Calibri" w:eastAsia="Times New Roman" w:hAnsi="Calibri" w:cs="Calibri"/>
+                <w:bCs/>
+                <w:color w:val="000000"/>
+                <w:szCs w:val="20"/>
+                <w:highlight w:val="magenta"/>
+                <w:lang w:eastAsia="cs-CZ"/>
+              </w:rPr>
+              <w:t>table_force_distribution</w:t>
+            </w:r>
+            <w:proofErr w:type="spellEnd"/>
           </w:p>
           <w:p>
             <w:pPr>
@@ -30294,8 +33108,21 @@
                 <w:highlight w:val="magenta"/>
                 <w:lang w:eastAsia="cs-CZ"/>
               </w:rPr>
-              <w:t>{{table_force_distribution</w:t>
-            </w:r>
+              <w:t>{{</w:t>
+            </w:r>
+            <w:proofErr w:type="spellStart"/>
+            <w:r>
+              <w:rPr>
+                <w:rFonts w:ascii="Calibri" w:eastAsia="Times New Roman" w:hAnsi="Calibri" w:cs="Calibri"/>
+                <w:bCs/>
+                <w:color w:val="000000"/>
+                <w:szCs w:val="20"/>
+                <w:highlight w:val="magenta"/>
+                <w:lang w:eastAsia="cs-CZ"/>
+              </w:rPr>
+              <w:t>table_force_distribution</w:t>
+            </w:r>
+            <w:proofErr w:type="spellEnd"/>
           </w:p>
           <w:p>
             <w:pPr>
@@ -30383,8 +33210,21 @@
                 <w:highlight w:val="magenta"/>
                 <w:lang w:eastAsia="cs-CZ"/>
               </w:rPr>
-              <w:t>{{table_force_distribution</w:t>
-            </w:r>
+              <w:t>{{</w:t>
+            </w:r>
+            <w:proofErr w:type="spellStart"/>
+            <w:r>
+              <w:rPr>
+                <w:rFonts w:ascii="Calibri" w:eastAsia="Times New Roman" w:hAnsi="Calibri" w:cs="Calibri"/>
+                <w:bCs/>
+                <w:color w:val="000000"/>
+                <w:szCs w:val="20"/>
+                <w:highlight w:val="magenta"/>
+                <w:lang w:eastAsia="cs-CZ"/>
+              </w:rPr>
+              <w:t>table_force_distribution</w:t>
+            </w:r>
+            <w:proofErr w:type="spellEnd"/>
           </w:p>
           <w:p>
             <w:pPr>
@@ -30472,8 +33312,21 @@
                 <w:highlight w:val="magenta"/>
                 <w:lang w:eastAsia="cs-CZ"/>
               </w:rPr>
-              <w:t>{{table_force_distribution</w:t>
-            </w:r>
+              <w:t>{{</w:t>
+            </w:r>
+            <w:proofErr w:type="spellStart"/>
+            <w:r>
+              <w:rPr>
+                <w:rFonts w:ascii="Calibri" w:eastAsia="Times New Roman" w:hAnsi="Calibri" w:cs="Calibri"/>
+                <w:bCs/>
+                <w:color w:val="000000"/>
+                <w:szCs w:val="20"/>
+                <w:highlight w:val="magenta"/>
+                <w:lang w:eastAsia="cs-CZ"/>
+              </w:rPr>
+              <w:t>table_force_distribution</w:t>
+            </w:r>
+            <w:proofErr w:type="spellEnd"/>
           </w:p>
           <w:p>
             <w:pPr>
@@ -30561,8 +33414,21 @@
                 <w:highlight w:val="magenta"/>
                 <w:lang w:eastAsia="cs-CZ"/>
               </w:rPr>
-              <w:t>{{table_force_distribution</w:t>
-            </w:r>
+              <w:t>{{</w:t>
+            </w:r>
+            <w:proofErr w:type="spellStart"/>
+            <w:r>
+              <w:rPr>
+                <w:rFonts w:ascii="Calibri" w:eastAsia="Times New Roman" w:hAnsi="Calibri" w:cs="Calibri"/>
+                <w:bCs/>
+                <w:color w:val="000000"/>
+                <w:szCs w:val="20"/>
+                <w:highlight w:val="magenta"/>
+                <w:lang w:eastAsia="cs-CZ"/>
+              </w:rPr>
+              <w:t>table_force_distribution</w:t>
+            </w:r>
+            <w:proofErr w:type="spellEnd"/>
           </w:p>
           <w:p>
             <w:pPr>
@@ -30650,8 +33516,21 @@
                 <w:highlight w:val="magenta"/>
                 <w:lang w:eastAsia="cs-CZ"/>
               </w:rPr>
-              <w:t>{{table_force_distribution</w:t>
-            </w:r>
+              <w:t>{{</w:t>
+            </w:r>
+            <w:proofErr w:type="spellStart"/>
+            <w:r>
+              <w:rPr>
+                <w:rFonts w:ascii="Calibri" w:eastAsia="Times New Roman" w:hAnsi="Calibri" w:cs="Calibri"/>
+                <w:bCs/>
+                <w:color w:val="000000"/>
+                <w:szCs w:val="20"/>
+                <w:highlight w:val="magenta"/>
+                <w:lang w:eastAsia="cs-CZ"/>
+              </w:rPr>
+              <w:t>table_force_distribution</w:t>
+            </w:r>
+            <w:proofErr w:type="spellEnd"/>
           </w:p>
           <w:p>
             <w:pPr>
@@ -30744,8 +33623,21 @@
                 <w:highlight w:val="magenta"/>
                 <w:lang w:eastAsia="cs-CZ"/>
               </w:rPr>
-              <w:t>{{table_force_distribution</w:t>
-            </w:r>
+              <w:t>{{</w:t>
+            </w:r>
+            <w:proofErr w:type="spellStart"/>
+            <w:r>
+              <w:rPr>
+                <w:rFonts w:ascii="Calibri" w:eastAsia="Times New Roman" w:hAnsi="Calibri" w:cs="Calibri"/>
+                <w:bCs/>
+                <w:color w:val="000000"/>
+                <w:szCs w:val="20"/>
+                <w:highlight w:val="magenta"/>
+                <w:lang w:eastAsia="cs-CZ"/>
+              </w:rPr>
+              <w:t>table_force_distribution</w:t>
+            </w:r>
+            <w:proofErr w:type="spellEnd"/>
           </w:p>
           <w:p>
             <w:pPr>
@@ -30812,8 +33704,21 @@
                 <w:highlight w:val="magenta"/>
                 <w:lang w:eastAsia="cs-CZ"/>
               </w:rPr>
-              <w:t>{{table_force_distribution</w:t>
-            </w:r>
+              <w:t>{{</w:t>
+            </w:r>
+            <w:proofErr w:type="spellStart"/>
+            <w:r>
+              <w:rPr>
+                <w:rFonts w:ascii="Calibri" w:eastAsia="Times New Roman" w:hAnsi="Calibri" w:cs="Calibri"/>
+                <w:bCs/>
+                <w:color w:val="000000"/>
+                <w:szCs w:val="20"/>
+                <w:highlight w:val="magenta"/>
+                <w:lang w:eastAsia="cs-CZ"/>
+              </w:rPr>
+              <w:t>table_force_distribution</w:t>
+            </w:r>
+            <w:proofErr w:type="spellEnd"/>
           </w:p>
           <w:p>
             <w:pPr>
@@ -30901,8 +33806,21 @@
                 <w:highlight w:val="magenta"/>
                 <w:lang w:eastAsia="cs-CZ"/>
               </w:rPr>
-              <w:t>{{table_force_distribution</w:t>
-            </w:r>
+              <w:t>{{</w:t>
+            </w:r>
+            <w:proofErr w:type="spellStart"/>
+            <w:r>
+              <w:rPr>
+                <w:rFonts w:ascii="Calibri" w:eastAsia="Times New Roman" w:hAnsi="Calibri" w:cs="Calibri"/>
+                <w:bCs/>
+                <w:color w:val="000000"/>
+                <w:szCs w:val="20"/>
+                <w:highlight w:val="magenta"/>
+                <w:lang w:eastAsia="cs-CZ"/>
+              </w:rPr>
+              <w:t>table_force_distribution</w:t>
+            </w:r>
+            <w:proofErr w:type="spellEnd"/>
           </w:p>
           <w:p>
             <w:pPr>
@@ -30990,8 +33908,21 @@
                 <w:highlight w:val="magenta"/>
                 <w:lang w:eastAsia="cs-CZ"/>
               </w:rPr>
-              <w:t>{{table_force_distribution</w:t>
-            </w:r>
+              <w:t>{{</w:t>
+            </w:r>
+            <w:proofErr w:type="spellStart"/>
+            <w:r>
+              <w:rPr>
+                <w:rFonts w:ascii="Calibri" w:eastAsia="Times New Roman" w:hAnsi="Calibri" w:cs="Calibri"/>
+                <w:bCs/>
+                <w:color w:val="000000"/>
+                <w:szCs w:val="20"/>
+                <w:highlight w:val="magenta"/>
+                <w:lang w:eastAsia="cs-CZ"/>
+              </w:rPr>
+              <w:t>table_force_distribution</w:t>
+            </w:r>
+            <w:proofErr w:type="spellEnd"/>
           </w:p>
           <w:p>
             <w:pPr>
@@ -31079,8 +34010,21 @@
                 <w:highlight w:val="magenta"/>
                 <w:lang w:eastAsia="cs-CZ"/>
               </w:rPr>
-              <w:t>{{table_force_distribution</w:t>
-            </w:r>
+              <w:t>{{</w:t>
+            </w:r>
+            <w:proofErr w:type="spellStart"/>
+            <w:r>
+              <w:rPr>
+                <w:rFonts w:ascii="Calibri" w:eastAsia="Times New Roman" w:hAnsi="Calibri" w:cs="Calibri"/>
+                <w:bCs/>
+                <w:color w:val="000000"/>
+                <w:szCs w:val="20"/>
+                <w:highlight w:val="magenta"/>
+                <w:lang w:eastAsia="cs-CZ"/>
+              </w:rPr>
+              <w:t>table_force_distribution</w:t>
+            </w:r>
+            <w:proofErr w:type="spellEnd"/>
           </w:p>
           <w:p>
             <w:pPr>
@@ -31168,8 +34112,21 @@
                 <w:highlight w:val="magenta"/>
                 <w:lang w:eastAsia="cs-CZ"/>
               </w:rPr>
-              <w:t>{{table_force_distribution</w:t>
-            </w:r>
+              <w:t>{{</w:t>
+            </w:r>
+            <w:proofErr w:type="spellStart"/>
+            <w:r>
+              <w:rPr>
+                <w:rFonts w:ascii="Calibri" w:eastAsia="Times New Roman" w:hAnsi="Calibri" w:cs="Calibri"/>
+                <w:bCs/>
+                <w:color w:val="000000"/>
+                <w:szCs w:val="20"/>
+                <w:highlight w:val="magenta"/>
+                <w:lang w:eastAsia="cs-CZ"/>
+              </w:rPr>
+              <w:t>table_force_distribution</w:t>
+            </w:r>
+            <w:proofErr w:type="spellEnd"/>
           </w:p>
           <w:p>
             <w:pPr>
@@ -31257,8 +34214,21 @@
                 <w:highlight w:val="magenta"/>
                 <w:lang w:eastAsia="cs-CZ"/>
               </w:rPr>
-              <w:t>{{table_force_distribution</w:t>
-            </w:r>
+              <w:t>{{</w:t>
+            </w:r>
+            <w:proofErr w:type="spellStart"/>
+            <w:r>
+              <w:rPr>
+                <w:rFonts w:ascii="Calibri" w:eastAsia="Times New Roman" w:hAnsi="Calibri" w:cs="Calibri"/>
+                <w:bCs/>
+                <w:color w:val="000000"/>
+                <w:szCs w:val="20"/>
+                <w:highlight w:val="magenta"/>
+                <w:lang w:eastAsia="cs-CZ"/>
+              </w:rPr>
+              <w:t>table_force_distribution</w:t>
+            </w:r>
+            <w:proofErr w:type="spellEnd"/>
           </w:p>
           <w:p>
             <w:pPr>
@@ -31346,8 +34316,21 @@
                 <w:highlight w:val="magenta"/>
                 <w:lang w:eastAsia="cs-CZ"/>
               </w:rPr>
-              <w:t>{{table_force_distribution</w:t>
-            </w:r>
+              <w:t>{{</w:t>
+            </w:r>
+            <w:proofErr w:type="spellStart"/>
+            <w:r>
+              <w:rPr>
+                <w:rFonts w:ascii="Calibri" w:eastAsia="Times New Roman" w:hAnsi="Calibri" w:cs="Calibri"/>
+                <w:bCs/>
+                <w:color w:val="000000"/>
+                <w:szCs w:val="20"/>
+                <w:highlight w:val="magenta"/>
+                <w:lang w:eastAsia="cs-CZ"/>
+              </w:rPr>
+              <w:t>table_force_distribution</w:t>
+            </w:r>
+            <w:proofErr w:type="spellEnd"/>
           </w:p>
           <w:p>
             <w:pPr>
@@ -31435,8 +34418,21 @@
                 <w:highlight w:val="magenta"/>
                 <w:lang w:eastAsia="cs-CZ"/>
               </w:rPr>
-              <w:t>{{table_force_distribution</w:t>
-            </w:r>
+              <w:t>{{</w:t>
+            </w:r>
+            <w:proofErr w:type="spellStart"/>
+            <w:r>
+              <w:rPr>
+                <w:rFonts w:ascii="Calibri" w:eastAsia="Times New Roman" w:hAnsi="Calibri" w:cs="Calibri"/>
+                <w:bCs/>
+                <w:color w:val="000000"/>
+                <w:szCs w:val="20"/>
+                <w:highlight w:val="magenta"/>
+                <w:lang w:eastAsia="cs-CZ"/>
+              </w:rPr>
+              <w:t>table_force_distribution</w:t>
+            </w:r>
+            <w:proofErr w:type="spellEnd"/>
           </w:p>
           <w:p>
             <w:pPr>
@@ -31529,8 +34525,21 @@
                 <w:highlight w:val="magenta"/>
                 <w:lang w:eastAsia="cs-CZ"/>
               </w:rPr>
-              <w:t>{{table_force_distribution</w:t>
-            </w:r>
+              <w:t>{{</w:t>
+            </w:r>
+            <w:proofErr w:type="spellStart"/>
+            <w:r>
+              <w:rPr>
+                <w:rFonts w:ascii="Calibri" w:eastAsia="Times New Roman" w:hAnsi="Calibri" w:cs="Calibri"/>
+                <w:bCs/>
+                <w:color w:val="000000"/>
+                <w:szCs w:val="20"/>
+                <w:highlight w:val="magenta"/>
+                <w:lang w:eastAsia="cs-CZ"/>
+              </w:rPr>
+              <w:t>table_force_distribution</w:t>
+            </w:r>
+            <w:proofErr w:type="spellEnd"/>
           </w:p>
           <w:p>
             <w:pPr>
@@ -31597,8 +34606,21 @@
                 <w:highlight w:val="magenta"/>
                 <w:lang w:eastAsia="cs-CZ"/>
               </w:rPr>
-              <w:t>{{table_force_distribution</w:t>
-            </w:r>
+              <w:t>{{</w:t>
+            </w:r>
+            <w:proofErr w:type="spellStart"/>
+            <w:r>
+              <w:rPr>
+                <w:rFonts w:ascii="Calibri" w:eastAsia="Times New Roman" w:hAnsi="Calibri" w:cs="Calibri"/>
+                <w:bCs/>
+                <w:color w:val="000000"/>
+                <w:szCs w:val="20"/>
+                <w:highlight w:val="magenta"/>
+                <w:lang w:eastAsia="cs-CZ"/>
+              </w:rPr>
+              <w:t>table_force_distribution</w:t>
+            </w:r>
+            <w:proofErr w:type="spellEnd"/>
           </w:p>
           <w:p>
             <w:pPr>
@@ -31686,8 +34708,21 @@
                 <w:highlight w:val="magenta"/>
                 <w:lang w:eastAsia="cs-CZ"/>
               </w:rPr>
-              <w:t>{{table_force_distribution</w:t>
-            </w:r>
+              <w:t>{{</w:t>
+            </w:r>
+            <w:proofErr w:type="spellStart"/>
+            <w:r>
+              <w:rPr>
+                <w:rFonts w:ascii="Calibri" w:eastAsia="Times New Roman" w:hAnsi="Calibri" w:cs="Calibri"/>
+                <w:bCs/>
+                <w:color w:val="000000"/>
+                <w:szCs w:val="20"/>
+                <w:highlight w:val="magenta"/>
+                <w:lang w:eastAsia="cs-CZ"/>
+              </w:rPr>
+              <w:t>table_force_distribution</w:t>
+            </w:r>
+            <w:proofErr w:type="spellEnd"/>
           </w:p>
           <w:p>
             <w:pPr>
@@ -31775,8 +34810,21 @@
                 <w:highlight w:val="magenta"/>
                 <w:lang w:eastAsia="cs-CZ"/>
               </w:rPr>
-              <w:t>{{table_force_distribution</w:t>
-            </w:r>
+              <w:t>{{</w:t>
+            </w:r>
+            <w:proofErr w:type="spellStart"/>
+            <w:r>
+              <w:rPr>
+                <w:rFonts w:ascii="Calibri" w:eastAsia="Times New Roman" w:hAnsi="Calibri" w:cs="Calibri"/>
+                <w:bCs/>
+                <w:color w:val="000000"/>
+                <w:szCs w:val="20"/>
+                <w:highlight w:val="magenta"/>
+                <w:lang w:eastAsia="cs-CZ"/>
+              </w:rPr>
+              <w:t>table_force_distribution</w:t>
+            </w:r>
+            <w:proofErr w:type="spellEnd"/>
           </w:p>
           <w:p>
             <w:pPr>
@@ -31864,8 +34912,21 @@
                 <w:highlight w:val="magenta"/>
                 <w:lang w:eastAsia="cs-CZ"/>
               </w:rPr>
-              <w:t>{{table_force_distribution</w:t>
-            </w:r>
+              <w:t>{{</w:t>
+            </w:r>
+            <w:proofErr w:type="spellStart"/>
+            <w:r>
+              <w:rPr>
+                <w:rFonts w:ascii="Calibri" w:eastAsia="Times New Roman" w:hAnsi="Calibri" w:cs="Calibri"/>
+                <w:bCs/>
+                <w:color w:val="000000"/>
+                <w:szCs w:val="20"/>
+                <w:highlight w:val="magenta"/>
+                <w:lang w:eastAsia="cs-CZ"/>
+              </w:rPr>
+              <w:t>table_force_distribution</w:t>
+            </w:r>
+            <w:proofErr w:type="spellEnd"/>
           </w:p>
           <w:p>
             <w:pPr>
@@ -31953,8 +35014,21 @@
                 <w:highlight w:val="magenta"/>
                 <w:lang w:eastAsia="cs-CZ"/>
               </w:rPr>
-              <w:t>{{table_force_distribution</w:t>
-            </w:r>
+              <w:t>{{</w:t>
+            </w:r>
+            <w:proofErr w:type="spellStart"/>
+            <w:r>
+              <w:rPr>
+                <w:rFonts w:ascii="Calibri" w:eastAsia="Times New Roman" w:hAnsi="Calibri" w:cs="Calibri"/>
+                <w:bCs/>
+                <w:color w:val="000000"/>
+                <w:szCs w:val="20"/>
+                <w:highlight w:val="magenta"/>
+                <w:lang w:eastAsia="cs-CZ"/>
+              </w:rPr>
+              <w:t>table_force_distribution</w:t>
+            </w:r>
+            <w:proofErr w:type="spellEnd"/>
           </w:p>
           <w:p>
             <w:pPr>
@@ -32042,8 +35116,21 @@
                 <w:highlight w:val="magenta"/>
                 <w:lang w:eastAsia="cs-CZ"/>
               </w:rPr>
-              <w:t>{{table_force_distribution</w:t>
-            </w:r>
+              <w:t>{{</w:t>
+            </w:r>
+            <w:proofErr w:type="spellStart"/>
+            <w:r>
+              <w:rPr>
+                <w:rFonts w:ascii="Calibri" w:eastAsia="Times New Roman" w:hAnsi="Calibri" w:cs="Calibri"/>
+                <w:bCs/>
+                <w:color w:val="000000"/>
+                <w:szCs w:val="20"/>
+                <w:highlight w:val="magenta"/>
+                <w:lang w:eastAsia="cs-CZ"/>
+              </w:rPr>
+              <w:t>table_force_distribution</w:t>
+            </w:r>
+            <w:proofErr w:type="spellEnd"/>
           </w:p>
           <w:p>
             <w:pPr>
@@ -32131,8 +35218,21 @@
                 <w:highlight w:val="magenta"/>
                 <w:lang w:eastAsia="cs-CZ"/>
               </w:rPr>
-              <w:t>{{table_force_distribution</w:t>
-            </w:r>
+              <w:t>{{</w:t>
+            </w:r>
+            <w:proofErr w:type="spellStart"/>
+            <w:r>
+              <w:rPr>
+                <w:rFonts w:ascii="Calibri" w:eastAsia="Times New Roman" w:hAnsi="Calibri" w:cs="Calibri"/>
+                <w:bCs/>
+                <w:color w:val="000000"/>
+                <w:szCs w:val="20"/>
+                <w:highlight w:val="magenta"/>
+                <w:lang w:eastAsia="cs-CZ"/>
+              </w:rPr>
+              <w:t>table_force_distribution</w:t>
+            </w:r>
+            <w:proofErr w:type="spellEnd"/>
           </w:p>
           <w:p>
             <w:pPr>
@@ -32220,8 +35320,21 @@
                 <w:highlight w:val="magenta"/>
                 <w:lang w:eastAsia="cs-CZ"/>
               </w:rPr>
-              <w:t>{{table_force_distribution</w:t>
-            </w:r>
+              <w:t>{{</w:t>
+            </w:r>
+            <w:proofErr w:type="spellStart"/>
+            <w:r>
+              <w:rPr>
+                <w:rFonts w:ascii="Calibri" w:eastAsia="Times New Roman" w:hAnsi="Calibri" w:cs="Calibri"/>
+                <w:bCs/>
+                <w:color w:val="000000"/>
+                <w:szCs w:val="20"/>
+                <w:highlight w:val="magenta"/>
+                <w:lang w:eastAsia="cs-CZ"/>
+              </w:rPr>
+              <w:t>table_force_distribution</w:t>
+            </w:r>
+            <w:proofErr w:type="spellEnd"/>
           </w:p>
           <w:p>
             <w:pPr>
@@ -32314,8 +35427,21 @@
                 <w:highlight w:val="magenta"/>
                 <w:lang w:eastAsia="cs-CZ"/>
               </w:rPr>
-              <w:t>{{table_force_distribution</w:t>
-            </w:r>
+              <w:t>{{</w:t>
+            </w:r>
+            <w:proofErr w:type="spellStart"/>
+            <w:r>
+              <w:rPr>
+                <w:rFonts w:ascii="Calibri" w:eastAsia="Times New Roman" w:hAnsi="Calibri" w:cs="Calibri"/>
+                <w:bCs/>
+                <w:color w:val="000000"/>
+                <w:szCs w:val="20"/>
+                <w:highlight w:val="magenta"/>
+                <w:lang w:eastAsia="cs-CZ"/>
+              </w:rPr>
+              <w:t>table_force_distribution</w:t>
+            </w:r>
+            <w:proofErr w:type="spellEnd"/>
           </w:p>
           <w:p>
             <w:pPr>
@@ -32384,8 +35510,21 @@
                 <w:highlight w:val="magenta"/>
                 <w:lang w:eastAsia="cs-CZ"/>
               </w:rPr>
-              <w:t>{{table_force_distribution</w:t>
-            </w:r>
+              <w:t>{{</w:t>
+            </w:r>
+            <w:proofErr w:type="spellStart"/>
+            <w:r>
+              <w:rPr>
+                <w:rFonts w:ascii="Calibri" w:eastAsia="Times New Roman" w:hAnsi="Calibri" w:cs="Calibri"/>
+                <w:bCs/>
+                <w:color w:val="000000"/>
+                <w:szCs w:val="20"/>
+                <w:highlight w:val="magenta"/>
+                <w:lang w:eastAsia="cs-CZ"/>
+              </w:rPr>
+              <w:t>table_force_distribution</w:t>
+            </w:r>
+            <w:proofErr w:type="spellEnd"/>
           </w:p>
           <w:p>
             <w:pPr>
@@ -32473,8 +35612,21 @@
                 <w:highlight w:val="magenta"/>
                 <w:lang w:eastAsia="cs-CZ"/>
               </w:rPr>
-              <w:t>{{table_force_distribution</w:t>
-            </w:r>
+              <w:t>{{</w:t>
+            </w:r>
+            <w:proofErr w:type="spellStart"/>
+            <w:r>
+              <w:rPr>
+                <w:rFonts w:ascii="Calibri" w:eastAsia="Times New Roman" w:hAnsi="Calibri" w:cs="Calibri"/>
+                <w:bCs/>
+                <w:color w:val="000000"/>
+                <w:szCs w:val="20"/>
+                <w:highlight w:val="magenta"/>
+                <w:lang w:eastAsia="cs-CZ"/>
+              </w:rPr>
+              <w:t>table_force_distribution</w:t>
+            </w:r>
+            <w:proofErr w:type="spellEnd"/>
           </w:p>
           <w:p>
             <w:pPr>
@@ -32562,8 +35714,21 @@
                 <w:highlight w:val="magenta"/>
                 <w:lang w:eastAsia="cs-CZ"/>
               </w:rPr>
-              <w:t>{{table_force_distribution</w:t>
-            </w:r>
+              <w:t>{{</w:t>
+            </w:r>
+            <w:proofErr w:type="spellStart"/>
+            <w:r>
+              <w:rPr>
+                <w:rFonts w:ascii="Calibri" w:eastAsia="Times New Roman" w:hAnsi="Calibri" w:cs="Calibri"/>
+                <w:bCs/>
+                <w:color w:val="000000"/>
+                <w:szCs w:val="20"/>
+                <w:highlight w:val="magenta"/>
+                <w:lang w:eastAsia="cs-CZ"/>
+              </w:rPr>
+              <w:t>table_force_distribution</w:t>
+            </w:r>
+            <w:proofErr w:type="spellEnd"/>
           </w:p>
           <w:p>
             <w:pPr>
@@ -32651,8 +35816,21 @@
                 <w:highlight w:val="magenta"/>
                 <w:lang w:eastAsia="cs-CZ"/>
               </w:rPr>
-              <w:t>{{table_force_distribution</w:t>
-            </w:r>
+              <w:t>{{</w:t>
+            </w:r>
+            <w:proofErr w:type="spellStart"/>
+            <w:r>
+              <w:rPr>
+                <w:rFonts w:ascii="Calibri" w:eastAsia="Times New Roman" w:hAnsi="Calibri" w:cs="Calibri"/>
+                <w:bCs/>
+                <w:color w:val="000000"/>
+                <w:szCs w:val="20"/>
+                <w:highlight w:val="magenta"/>
+                <w:lang w:eastAsia="cs-CZ"/>
+              </w:rPr>
+              <w:t>table_force_distribution</w:t>
+            </w:r>
+            <w:proofErr w:type="spellEnd"/>
           </w:p>
           <w:p>
             <w:pPr>
@@ -32740,8 +35918,21 @@
                 <w:highlight w:val="magenta"/>
                 <w:lang w:eastAsia="cs-CZ"/>
               </w:rPr>
-              <w:t>{{table_force_distribution</w:t>
-            </w:r>
+              <w:t>{{</w:t>
+            </w:r>
+            <w:proofErr w:type="spellStart"/>
+            <w:r>
+              <w:rPr>
+                <w:rFonts w:ascii="Calibri" w:eastAsia="Times New Roman" w:hAnsi="Calibri" w:cs="Calibri"/>
+                <w:bCs/>
+                <w:color w:val="000000"/>
+                <w:szCs w:val="20"/>
+                <w:highlight w:val="magenta"/>
+                <w:lang w:eastAsia="cs-CZ"/>
+              </w:rPr>
+              <w:t>table_force_distribution</w:t>
+            </w:r>
+            <w:proofErr w:type="spellEnd"/>
           </w:p>
           <w:p>
             <w:pPr>
@@ -32829,8 +36020,21 @@
                 <w:highlight w:val="magenta"/>
                 <w:lang w:eastAsia="cs-CZ"/>
               </w:rPr>
-              <w:t>{{table_force_distribution</w:t>
-            </w:r>
+              <w:t>{{</w:t>
+            </w:r>
+            <w:proofErr w:type="spellStart"/>
+            <w:r>
+              <w:rPr>
+                <w:rFonts w:ascii="Calibri" w:eastAsia="Times New Roman" w:hAnsi="Calibri" w:cs="Calibri"/>
+                <w:bCs/>
+                <w:color w:val="000000"/>
+                <w:szCs w:val="20"/>
+                <w:highlight w:val="magenta"/>
+                <w:lang w:eastAsia="cs-CZ"/>
+              </w:rPr>
+              <w:t>table_force_distribution</w:t>
+            </w:r>
+            <w:proofErr w:type="spellEnd"/>
           </w:p>
           <w:p>
             <w:pPr>
@@ -32918,8 +36122,21 @@
                 <w:highlight w:val="magenta"/>
                 <w:lang w:eastAsia="cs-CZ"/>
               </w:rPr>
-              <w:t>{{table_force_distribution</w:t>
-            </w:r>
+              <w:t>{{</w:t>
+            </w:r>
+            <w:proofErr w:type="spellStart"/>
+            <w:r>
+              <w:rPr>
+                <w:rFonts w:ascii="Calibri" w:eastAsia="Times New Roman" w:hAnsi="Calibri" w:cs="Calibri"/>
+                <w:bCs/>
+                <w:color w:val="000000"/>
+                <w:szCs w:val="20"/>
+                <w:highlight w:val="magenta"/>
+                <w:lang w:eastAsia="cs-CZ"/>
+              </w:rPr>
+              <w:t>table_force_distribution</w:t>
+            </w:r>
+            <w:proofErr w:type="spellEnd"/>
           </w:p>
           <w:p>
             <w:pPr>
@@ -33007,8 +36224,21 @@
                 <w:highlight w:val="magenta"/>
                 <w:lang w:eastAsia="cs-CZ"/>
               </w:rPr>
-              <w:t>{{table_force_distribution</w:t>
-            </w:r>
+              <w:t>{{</w:t>
+            </w:r>
+            <w:proofErr w:type="spellStart"/>
+            <w:r>
+              <w:rPr>
+                <w:rFonts w:ascii="Calibri" w:eastAsia="Times New Roman" w:hAnsi="Calibri" w:cs="Calibri"/>
+                <w:bCs/>
+                <w:color w:val="000000"/>
+                <w:szCs w:val="20"/>
+                <w:highlight w:val="magenta"/>
+                <w:lang w:eastAsia="cs-CZ"/>
+              </w:rPr>
+              <w:t>table_force_distribution</w:t>
+            </w:r>
+            <w:proofErr w:type="spellEnd"/>
           </w:p>
           <w:p>
             <w:pPr>
@@ -33101,8 +36331,18 @@
           <w:sz w:val="18"/>
           <w:szCs w:val="18"/>
         </w:rPr>
-        <w:t>Průměrný hygienický limit pro počet vynakládaných svalových sil v rozmezí 55 až 70 % Fmax</w:t>
-      </w:r>
+        <w:t xml:space="preserve">Průměrný hygienický limit pro počet vynakládaných svalových sil v rozmezí 55 až 70 % </w:t>
+      </w:r>
+      <w:proofErr w:type="spellStart"/>
+      <w:r>
+        <w:rPr>
+          <w:i/>
+          <w:sz w:val="18"/>
+          <w:szCs w:val="18"/>
+        </w:rPr>
+        <w:t>Fmax</w:t>
+      </w:r>
+      <w:proofErr w:type="spellEnd"/>
       <w:r>
         <w:rPr>
           <w:i/>
@@ -33232,9 +36472,9 @@
           <w:szCs w:val="18"/>
           <w:highlight w:val="magenta"/>
         </w:rPr>
-        <w:t>{{section_generated_</w:t>
-      </w:r>
-      <w:proofErr w:type="gramStart"/>
+        <w:t>{{</w:t>
+      </w:r>
+      <w:proofErr w:type="spellStart"/>
       <w:r>
         <w:rPr>
           <w:i/>
@@ -33242,9 +36482,9 @@
           <w:szCs w:val="18"/>
           <w:highlight w:val="magenta"/>
         </w:rPr>
-        <w:t>texts.shift</w:t>
-      </w:r>
-      <w:proofErr w:type="gramEnd"/>
+        <w:t>section_generated_</w:t>
+      </w:r>
+      <w:proofErr w:type="gramStart"/>
       <w:r>
         <w:rPr>
           <w:i/>
@@ -33252,7 +36492,27 @@
           <w:szCs w:val="18"/>
           <w:highlight w:val="magenta"/>
         </w:rPr>
-        <w:t>_duration_text}}</w:t>
+        <w:t>texts.shift</w:t>
+      </w:r>
+      <w:proofErr w:type="gramEnd"/>
+      <w:r>
+        <w:rPr>
+          <w:i/>
+          <w:sz w:val="18"/>
+          <w:szCs w:val="18"/>
+          <w:highlight w:val="magenta"/>
+        </w:rPr>
+        <w:t>_duration_text</w:t>
+      </w:r>
+      <w:proofErr w:type="spellEnd"/>
+      <w:r>
+        <w:rPr>
+          <w:i/>
+          <w:sz w:val="18"/>
+          <w:szCs w:val="18"/>
+          <w:highlight w:val="magenta"/>
+        </w:rPr>
+        <w:t>}}</w:t>
       </w:r>
       <w:r>
         <w:rPr>
@@ -34018,18 +37278,102 @@
                 <w:rFonts w:cstheme="minorHAnsi"/>
                 <w:bCs/>
                 <w:szCs w:val="20"/>
-                <w:lang w:eastAsia="cs-CZ"/>
-              </w:rPr>
-              <w:t>415 min</w:t>
-            </w:r>
+                <w:highlight w:val="magenta"/>
+                <w:lang w:eastAsia="cs-CZ"/>
+              </w:rPr>
+              <w:t>{{section4_worker_</w:t>
+            </w:r>
+            <w:proofErr w:type="gramStart"/>
             <w:r>
               <w:rPr>
                 <w:rFonts w:cstheme="minorHAnsi"/>
                 <w:bCs/>
                 <w:szCs w:val="20"/>
-                <w:lang w:eastAsia="cs-CZ"/>
-              </w:rPr>
-              <w:t xml:space="preserve"> + 35 min bezpečnostní přestávka (BP)</w:t>
+                <w:highlight w:val="magenta"/>
+                <w:lang w:eastAsia="cs-CZ"/>
+              </w:rPr>
+              <w:t>a.work</w:t>
+            </w:r>
+            <w:proofErr w:type="gramEnd"/>
+            <w:r>
+              <w:rPr>
+                <w:rFonts w:cstheme="minorHAnsi"/>
+                <w:bCs/>
+                <w:szCs w:val="20"/>
+                <w:highlight w:val="magenta"/>
+                <w:lang w:eastAsia="cs-CZ"/>
+              </w:rPr>
+              <w:t>_duration_min</w:t>
+            </w:r>
+            <w:r>
+              <w:rPr>
+                <w:rFonts w:cstheme="minorHAnsi"/>
+                <w:bCs/>
+                <w:szCs w:val="20"/>
+                <w:highlight w:val="magenta"/>
+                <w:lang w:eastAsia="cs-CZ"/>
+              </w:rPr>
+              <w:t>|czech}}</w:t>
+            </w:r>
+            <w:r>
+              <w:rPr>
+                <w:rFonts w:cstheme="minorHAnsi"/>
+                <w:bCs/>
+                <w:szCs w:val="20"/>
+                <w:lang w:eastAsia="cs-CZ"/>
+              </w:rPr>
+              <w:t xml:space="preserve"> min + </w:t>
+            </w:r>
+            <w:r>
+              <w:rPr>
+                <w:rFonts w:cstheme="minorHAnsi"/>
+                <w:bCs/>
+                <w:szCs w:val="20"/>
+                <w:highlight w:val="magenta"/>
+                <w:lang w:eastAsia="cs-CZ"/>
+              </w:rPr>
+              <w:t>{{section4_worker_</w:t>
+            </w:r>
+            <w:proofErr w:type="gramStart"/>
+            <w:r>
+              <w:rPr>
+                <w:rFonts w:cstheme="minorHAnsi"/>
+                <w:bCs/>
+                <w:szCs w:val="20"/>
+                <w:highlight w:val="magenta"/>
+                <w:lang w:eastAsia="cs-CZ"/>
+              </w:rPr>
+              <w:t>a.safety</w:t>
+            </w:r>
+            <w:proofErr w:type="gramEnd"/>
+            <w:r>
+              <w:rPr>
+                <w:rFonts w:cstheme="minorHAnsi"/>
+                <w:bCs/>
+                <w:szCs w:val="20"/>
+                <w:highlight w:val="magenta"/>
+                <w:lang w:eastAsia="cs-CZ"/>
+              </w:rPr>
+              <w:t>_break_min</w:t>
+            </w:r>
+            <w:r>
+              <w:rPr>
+                <w:rFonts w:cstheme="minorHAnsi"/>
+                <w:bCs/>
+                <w:szCs w:val="20"/>
+                <w:highlight w:val="magenta"/>
+                <w:lang w:eastAsia="cs-CZ"/>
+              </w:rPr>
+              <w:t>|czech}}</w:t>
+            </w:r>
+            <w:r>
+              <w:rPr>
+                <w:rFonts w:cstheme="minorHAnsi"/>
+                <w:bCs/>
+                <w:szCs w:val="20"/>
+                <w:lang w:eastAsia="cs-CZ"/>
+              </w:rPr>
+              <w:t xml:space="preserve"> min BP</w:t>
             </w:r>
           </w:p>
         </w:tc>
@@ -34077,7 +37421,27 @@
                 <w:szCs w:val="20"/>
                 <w:lang w:eastAsia="cs-CZ"/>
               </w:rPr>
-              <w:t xml:space="preserve"> hyg.</w:t>
+              <w:t xml:space="preserve"> </w:t>
+            </w:r>
+            <w:proofErr w:type="spellStart"/>
+            <w:r>
+              <w:rPr>
+                <w:rFonts w:cstheme="minorHAnsi"/>
+                <w:b/>
+                <w:szCs w:val="20"/>
+                <w:lang w:eastAsia="cs-CZ"/>
+              </w:rPr>
+              <w:t>hyg</w:t>
+            </w:r>
+            <w:proofErr w:type="spellEnd"/>
+            <w:r>
+              <w:rPr>
+                <w:rFonts w:cstheme="minorHAnsi"/>
+                <w:b/>
+                <w:szCs w:val="20"/>
+                <w:lang w:eastAsia="cs-CZ"/>
+              </w:rPr>
+              <w:t>.</w:t>
             </w:r>
             <w:r>
               <w:rPr>
@@ -34300,20 +37664,43 @@
           <w:highlight w:val="magenta"/>
           <w:lang w:eastAsia="cs-CZ"/>
         </w:rPr>
-        <w:t>{{Fmax_Phk_Extenzor</w:t>
-      </w:r>
+        <w:t>{{</w:t>
+      </w:r>
+      <w:proofErr w:type="spellStart"/>
       <w:r>
         <w:rPr>
           <w:highlight w:val="magenta"/>
           <w:lang w:eastAsia="cs-CZ"/>
         </w:rPr>
-        <w:t>|czech}}</w:t>
-      </w:r>
-      <w:r>
-        <w:rPr>
+        <w:t>Fmax_Phk_Extenzor</w:t>
+      </w:r>
+      <w:r>
+        <w:rPr>
+          <w:highlight w:val="magenta"/>
           <w:lang w:eastAsia="cs-CZ"/>
         </w:rPr>
-        <w:t xml:space="preserve"> % F</w:t>
+        <w:t>|czech</w:t>
+      </w:r>
+      <w:proofErr w:type="spellEnd"/>
+      <w:r>
+        <w:rPr>
+          <w:highlight w:val="magenta"/>
+          <w:lang w:eastAsia="cs-CZ"/>
+        </w:rPr>
+        <w:t>}}</w:t>
+      </w:r>
+      <w:r>
+        <w:rPr>
+          <w:lang w:eastAsia="cs-CZ"/>
+        </w:rPr>
+        <w:t xml:space="preserve"> % </w:t>
+      </w:r>
+      <w:proofErr w:type="spellStart"/>
+      <w:r>
+        <w:rPr>
+          <w:lang w:eastAsia="cs-CZ"/>
+        </w:rPr>
+        <w:t>F</w:t>
       </w:r>
       <w:r>
         <w:rPr>
@@ -34322,6 +37709,7 @@
         </w:rPr>
         <w:t>max</w:t>
       </w:r>
+      <w:proofErr w:type="spellEnd"/>
       <w:r>
         <w:rPr>
           <w:lang w:eastAsia="cs-CZ"/>
@@ -34333,20 +37721,43 @@
           <w:highlight w:val="magenta"/>
           <w:lang w:eastAsia="cs-CZ"/>
         </w:rPr>
-        <w:t>{{Fmax_Phk_Flexor</w:t>
-      </w:r>
+        <w:t>{{</w:t>
+      </w:r>
+      <w:proofErr w:type="spellStart"/>
       <w:r>
         <w:rPr>
           <w:highlight w:val="magenta"/>
           <w:lang w:eastAsia="cs-CZ"/>
         </w:rPr>
-        <w:t>|czech}}</w:t>
-      </w:r>
-      <w:r>
-        <w:rPr>
+        <w:t>Fmax_Phk_Flexor</w:t>
+      </w:r>
+      <w:r>
+        <w:rPr>
+          <w:highlight w:val="magenta"/>
           <w:lang w:eastAsia="cs-CZ"/>
         </w:rPr>
-        <w:t xml:space="preserve"> % F</w:t>
+        <w:t>|czech</w:t>
+      </w:r>
+      <w:proofErr w:type="spellEnd"/>
+      <w:r>
+        <w:rPr>
+          <w:highlight w:val="magenta"/>
+          <w:lang w:eastAsia="cs-CZ"/>
+        </w:rPr>
+        <w:t>}}</w:t>
+      </w:r>
+      <w:r>
+        <w:rPr>
+          <w:lang w:eastAsia="cs-CZ"/>
+        </w:rPr>
+        <w:t xml:space="preserve"> % </w:t>
+      </w:r>
+      <w:proofErr w:type="spellStart"/>
+      <w:r>
+        <w:rPr>
+          <w:lang w:eastAsia="cs-CZ"/>
+        </w:rPr>
+        <w:t>F</w:t>
       </w:r>
       <w:r>
         <w:rPr>
@@ -34355,6 +37766,7 @@
         </w:rPr>
         <w:t>max</w:t>
       </w:r>
+      <w:proofErr w:type="spellEnd"/>
       <w:r>
         <w:rPr>
           <w:lang w:eastAsia="cs-CZ"/>
@@ -34373,14 +37785,30 @@
           <w:highlight w:val="magenta"/>
           <w:lang w:eastAsia="cs-CZ"/>
         </w:rPr>
-        <w:t>{{phk_number_of_movements</w:t>
-      </w:r>
+        <w:t>{{</w:t>
+      </w:r>
+      <w:proofErr w:type="spellStart"/>
       <w:r>
         <w:rPr>
           <w:highlight w:val="magenta"/>
           <w:lang w:eastAsia="cs-CZ"/>
         </w:rPr>
-        <w:t>|czech}}</w:t>
+        <w:t>phk_number_of_movements</w:t>
+      </w:r>
+      <w:r>
+        <w:rPr>
+          <w:highlight w:val="magenta"/>
+          <w:lang w:eastAsia="cs-CZ"/>
+        </w:rPr>
+        <w:t>|czech</w:t>
+      </w:r>
+      <w:proofErr w:type="spellEnd"/>
+      <w:r>
+        <w:rPr>
+          <w:highlight w:val="magenta"/>
+          <w:lang w:eastAsia="cs-CZ"/>
+        </w:rPr>
+        <w:t>}}</w:t>
       </w:r>
       <w:r>
         <w:rPr>
@@ -34459,20 +37887,43 @@
           <w:highlight w:val="magenta"/>
           <w:lang w:eastAsia="cs-CZ"/>
         </w:rPr>
-        <w:t>{{Fmax_Lhk_Extenzor</w:t>
-      </w:r>
+        <w:t>{{</w:t>
+      </w:r>
+      <w:proofErr w:type="spellStart"/>
       <w:r>
         <w:rPr>
           <w:highlight w:val="magenta"/>
           <w:lang w:eastAsia="cs-CZ"/>
         </w:rPr>
-        <w:t>|czech}}</w:t>
-      </w:r>
-      <w:r>
-        <w:rPr>
+        <w:t>Fmax_Lhk_Extenzor</w:t>
+      </w:r>
+      <w:r>
+        <w:rPr>
+          <w:highlight w:val="magenta"/>
           <w:lang w:eastAsia="cs-CZ"/>
         </w:rPr>
-        <w:t xml:space="preserve"> % F</w:t>
+        <w:t>|czech</w:t>
+      </w:r>
+      <w:proofErr w:type="spellEnd"/>
+      <w:r>
+        <w:rPr>
+          <w:highlight w:val="magenta"/>
+          <w:lang w:eastAsia="cs-CZ"/>
+        </w:rPr>
+        <w:t>}}</w:t>
+      </w:r>
+      <w:r>
+        <w:rPr>
+          <w:lang w:eastAsia="cs-CZ"/>
+        </w:rPr>
+        <w:t xml:space="preserve"> % </w:t>
+      </w:r>
+      <w:proofErr w:type="spellStart"/>
+      <w:r>
+        <w:rPr>
+          <w:lang w:eastAsia="cs-CZ"/>
+        </w:rPr>
+        <w:t>F</w:t>
       </w:r>
       <w:r>
         <w:rPr>
@@ -34481,6 +37932,7 @@
         </w:rPr>
         <w:t>max</w:t>
       </w:r>
+      <w:proofErr w:type="spellEnd"/>
       <w:r>
         <w:rPr>
           <w:lang w:eastAsia="cs-CZ"/>
@@ -34492,29 +37944,31 @@
           <w:highlight w:val="magenta"/>
           <w:lang w:eastAsia="cs-CZ"/>
         </w:rPr>
-        <w:t>{{Fmax_Lhk_Flexor</w:t>
-      </w:r>
+        <w:t>{{</w:t>
+      </w:r>
+      <w:proofErr w:type="spellStart"/>
       <w:r>
         <w:rPr>
           <w:highlight w:val="magenta"/>
           <w:lang w:eastAsia="cs-CZ"/>
         </w:rPr>
-        <w:t>|czech</w:t>
-      </w:r>
-      <w:proofErr w:type="gramStart"/>
+        <w:t>Fmax_Lhk_Flexor</w:t>
+      </w:r>
       <w:r>
         <w:rPr>
           <w:highlight w:val="magenta"/>
           <w:lang w:eastAsia="cs-CZ"/>
         </w:rPr>
-        <w:t>}}</w:t>
-      </w:r>
+        <w:t>|czech</w:t>
+      </w:r>
+      <w:proofErr w:type="spellEnd"/>
+      <w:proofErr w:type="gramStart"/>
       <w:r>
         <w:rPr>
           <w:highlight w:val="magenta"/>
           <w:lang w:eastAsia="cs-CZ"/>
         </w:rPr>
-        <w:t xml:space="preserve"> </w:t>
+        <w:t>}}</w:t>
       </w:r>
       <w:r>
         <w:rPr>
@@ -34525,8 +37979,15 @@
       </w:r>
       <w:r>
         <w:rPr>
+          <w:highlight w:val="magenta"/>
           <w:lang w:eastAsia="cs-CZ"/>
         </w:rPr>
+        <w:t xml:space="preserve"> </w:t>
+      </w:r>
+      <w:r>
+        <w:rPr>
+          <w:lang w:eastAsia="cs-CZ"/>
+        </w:rPr>
         <w:t>%</w:t>
       </w:r>
       <w:proofErr w:type="gramEnd"/>
@@ -34534,7 +37995,14 @@
         <w:rPr>
           <w:lang w:eastAsia="cs-CZ"/>
         </w:rPr>
-        <w:t xml:space="preserve"> F</w:t>
+        <w:t xml:space="preserve"> </w:t>
+      </w:r>
+      <w:proofErr w:type="spellStart"/>
+      <w:r>
+        <w:rPr>
+          <w:lang w:eastAsia="cs-CZ"/>
+        </w:rPr>
+        <w:t>F</w:t>
       </w:r>
       <w:r>
         <w:rPr>
@@ -34543,6 +38011,7 @@
         </w:rPr>
         <w:t>max</w:t>
       </w:r>
+      <w:proofErr w:type="spellEnd"/>
       <w:r>
         <w:rPr>
           <w:lang w:eastAsia="cs-CZ"/>
@@ -34563,6 +38032,7 @@
         </w:rPr>
         <w:t>{{</w:t>
       </w:r>
+      <w:proofErr w:type="spellStart"/>
       <w:r>
         <w:rPr>
           <w:highlight w:val="magenta"/>
@@ -34575,7 +38045,15 @@
           <w:highlight w:val="magenta"/>
           <w:lang w:eastAsia="cs-CZ"/>
         </w:rPr>
-        <w:t>|czech}}</w:t>
+        <w:t>|czech</w:t>
+      </w:r>
+      <w:proofErr w:type="spellEnd"/>
+      <w:r>
+        <w:rPr>
+          <w:highlight w:val="magenta"/>
+          <w:lang w:eastAsia="cs-CZ"/>
+        </w:rPr>
+        <w:t>}}</w:t>
       </w:r>
       <w:r>
         <w:rPr>
@@ -34642,7 +38120,15 @@
           <w:b/>
           <w:lang w:eastAsia="cs-CZ"/>
         </w:rPr>
-        <w:t>nebyl překročen přípustný hygienický limit 30 % F</w:t>
+        <w:t xml:space="preserve">nebyl překročen přípustný hygienický limit 30 % </w:t>
+      </w:r>
+      <w:proofErr w:type="spellStart"/>
+      <w:r>
+        <w:rPr>
+          <w:b/>
+          <w:lang w:eastAsia="cs-CZ"/>
+        </w:rPr>
+        <w:t>F</w:t>
       </w:r>
       <w:r>
         <w:rPr>
@@ -34652,6 +38138,7 @@
         </w:rPr>
         <w:t>max</w:t>
       </w:r>
+      <w:proofErr w:type="spellEnd"/>
       <w:r>
         <w:rPr>
           <w:lang w:eastAsia="cs-CZ"/>
@@ -34681,30 +38168,46 @@
           <w:highlight w:val="magenta"/>
           <w:lang w:eastAsia="cs-CZ"/>
         </w:rPr>
-        <w:t>{{section_generated_</w:t>
-      </w:r>
-      <w:proofErr w:type="gramStart"/>
+        <w:t>{{</w:t>
+      </w:r>
+      <w:proofErr w:type="spellStart"/>
       <w:r>
         <w:rPr>
           <w:highlight w:val="magenta"/>
           <w:lang w:eastAsia="cs-CZ"/>
         </w:rPr>
-        <w:t>texts.ctvrty</w:t>
-      </w:r>
-      <w:proofErr w:type="gramEnd"/>
+        <w:t>section_generated_</w:t>
+      </w:r>
+      <w:proofErr w:type="gramStart"/>
       <w:r>
         <w:rPr>
           <w:highlight w:val="magenta"/>
           <w:lang w:eastAsia="cs-CZ"/>
         </w:rPr>
-        <w:t>_text_podminka</w:t>
-      </w:r>
+        <w:t>texts.ctvrty</w:t>
+      </w:r>
+      <w:proofErr w:type="gramEnd"/>
       <w:r>
         <w:rPr>
           <w:highlight w:val="magenta"/>
           <w:lang w:eastAsia="cs-CZ"/>
         </w:rPr>
-        <w:t>|czech}}</w:t>
+        <w:t>_text_podminka</w:t>
+      </w:r>
+      <w:r>
+        <w:rPr>
+          <w:highlight w:val="magenta"/>
+          <w:lang w:eastAsia="cs-CZ"/>
+        </w:rPr>
+        <w:t>|czech</w:t>
+      </w:r>
+      <w:proofErr w:type="spellEnd"/>
+      <w:r>
+        <w:rPr>
+          <w:highlight w:val="magenta"/>
+          <w:lang w:eastAsia="cs-CZ"/>
+        </w:rPr>
+        <w:t>}}</w:t>
       </w:r>
       <w:r>
         <w:rPr>
@@ -34774,7 +38277,21 @@
         <w:rPr>
           <w:lang w:eastAsia="cs-CZ"/>
         </w:rPr>
-        <w:t>70 % Fmax)</w:t>
+        <w:t xml:space="preserve">70 % </w:t>
+      </w:r>
+      <w:proofErr w:type="spellStart"/>
+      <w:r>
+        <w:rPr>
+          <w:lang w:eastAsia="cs-CZ"/>
+        </w:rPr>
+        <w:t>Fmax</w:t>
+      </w:r>
+      <w:proofErr w:type="spellEnd"/>
+      <w:r>
+        <w:rPr>
+          <w:lang w:eastAsia="cs-CZ"/>
+        </w:rPr>
+        <w:t>)</w:t>
       </w:r>
       <w:r>
         <w:rPr>
@@ -34794,33 +38311,34 @@
           <w:highlight w:val="magenta"/>
           <w:lang w:eastAsia="cs-CZ"/>
         </w:rPr>
-        <w:t>{{section_generated_</w:t>
-      </w:r>
-      <w:proofErr w:type="gramStart"/>
+        <w:t>{{</w:t>
+      </w:r>
+      <w:proofErr w:type="spellStart"/>
       <w:r>
         <w:rPr>
           <w:bCs/>
           <w:highlight w:val="magenta"/>
           <w:lang w:eastAsia="cs-CZ"/>
         </w:rPr>
-        <w:t>texts.sedmy</w:t>
-      </w:r>
-      <w:proofErr w:type="gramEnd"/>
+        <w:t>section_generated_</w:t>
+      </w:r>
+      <w:proofErr w:type="gramStart"/>
       <w:r>
         <w:rPr>
           <w:bCs/>
           <w:highlight w:val="magenta"/>
           <w:lang w:eastAsia="cs-CZ"/>
         </w:rPr>
-        <w:t>_text_podminka</w:t>
-      </w:r>
+        <w:t>texts.sedmy</w:t>
+      </w:r>
+      <w:proofErr w:type="gramEnd"/>
       <w:r>
         <w:rPr>
           <w:bCs/>
           <w:highlight w:val="magenta"/>
           <w:lang w:eastAsia="cs-CZ"/>
         </w:rPr>
-        <w:t>|czech}}</w:t>
+        <w:t>_text_podminka</w:t>
       </w:r>
       <w:r>
         <w:rPr>
@@ -34828,15 +38346,16 @@
           <w:highlight w:val="magenta"/>
           <w:lang w:eastAsia="cs-CZ"/>
         </w:rPr>
-        <w:t>.</w:t>
-      </w:r>
+        <w:t>|czech</w:t>
+      </w:r>
+      <w:proofErr w:type="spellEnd"/>
       <w:r>
         <w:rPr>
           <w:bCs/>
           <w:highlight w:val="magenta"/>
           <w:lang w:eastAsia="cs-CZ"/>
         </w:rPr>
-        <w:t xml:space="preserve"> </w:t>
+        <w:t>}}</w:t>
       </w:r>
       <w:r>
         <w:rPr>
@@ -34844,44 +38363,7 @@
           <w:highlight w:val="magenta"/>
           <w:lang w:eastAsia="cs-CZ"/>
         </w:rPr>
-        <w:lastRenderedPageBreak/>
-        <w:t>{{</w:t>
-      </w:r>
-      <w:r>
-        <w:rPr>
-          <w:highlight w:val="magenta"/>
-          <w:lang w:eastAsia="cs-CZ"/>
-        </w:rPr>
-        <w:t>section_generated_</w:t>
-      </w:r>
-      <w:proofErr w:type="gramStart"/>
-      <w:r>
-        <w:rPr>
-          <w:highlight w:val="magenta"/>
-          <w:lang w:eastAsia="cs-CZ"/>
-        </w:rPr>
-        <w:t>texts.paty</w:t>
-      </w:r>
-      <w:proofErr w:type="gramEnd"/>
-      <w:r>
-        <w:rPr>
-          <w:highlight w:val="magenta"/>
-          <w:lang w:eastAsia="cs-CZ"/>
-        </w:rPr>
-        <w:t>_text_podminka</w:t>
-      </w:r>
-      <w:r>
-        <w:rPr>
-          <w:highlight w:val="magenta"/>
-          <w:lang w:eastAsia="cs-CZ"/>
-        </w:rPr>
-        <w:t>|czech}}</w:t>
-      </w:r>
-      <w:r>
-        <w:rPr>
-          <w:lang w:eastAsia="cs-CZ"/>
-        </w:rPr>
-        <w:t xml:space="preserve"> </w:t>
+        <w:t>.</w:t>
       </w:r>
       <w:r>
         <w:rPr>
@@ -34889,16 +38371,61 @@
           <w:highlight w:val="magenta"/>
           <w:lang w:eastAsia="cs-CZ"/>
         </w:rPr>
-        <w:t>{{section_generated_</w:t>
-      </w:r>
-      <w:proofErr w:type="gramStart"/>
+        <w:t xml:space="preserve"> </w:t>
+      </w:r>
       <w:r>
         <w:rPr>
           <w:bCs/>
           <w:highlight w:val="magenta"/>
           <w:lang w:eastAsia="cs-CZ"/>
         </w:rPr>
-        <w:t>text</w:t>
+        <w:lastRenderedPageBreak/>
+        <w:t>{{</w:t>
+      </w:r>
+      <w:proofErr w:type="spellStart"/>
+      <w:r>
+        <w:rPr>
+          <w:highlight w:val="magenta"/>
+          <w:lang w:eastAsia="cs-CZ"/>
+        </w:rPr>
+        <w:t>section_generated_</w:t>
+      </w:r>
+      <w:proofErr w:type="gramStart"/>
+      <w:r>
+        <w:rPr>
+          <w:highlight w:val="magenta"/>
+          <w:lang w:eastAsia="cs-CZ"/>
+        </w:rPr>
+        <w:t>texts.paty</w:t>
+      </w:r>
+      <w:proofErr w:type="gramEnd"/>
+      <w:r>
+        <w:rPr>
+          <w:highlight w:val="magenta"/>
+          <w:lang w:eastAsia="cs-CZ"/>
+        </w:rPr>
+        <w:t>_text_podminka</w:t>
+      </w:r>
+      <w:r>
+        <w:rPr>
+          <w:highlight w:val="magenta"/>
+          <w:lang w:eastAsia="cs-CZ"/>
+        </w:rPr>
+        <w:t>|czech</w:t>
+      </w:r>
+      <w:proofErr w:type="spellEnd"/>
+      <w:r>
+        <w:rPr>
+          <w:highlight w:val="magenta"/>
+          <w:lang w:eastAsia="cs-CZ"/>
+        </w:rPr>
+        <w:t>}}</w:t>
+      </w:r>
+      <w:r>
+        <w:rPr>
+          <w:lang w:eastAsia="cs-CZ"/>
+        </w:rPr>
+        <w:t xml:space="preserve"> </w:t>
       </w:r>
       <w:r>
         <w:rPr>
@@ -34906,24 +38433,25 @@
           <w:highlight w:val="magenta"/>
           <w:lang w:eastAsia="cs-CZ"/>
         </w:rPr>
-        <w:t>s</w:t>
-      </w:r>
+        <w:t>{{</w:t>
+      </w:r>
+      <w:proofErr w:type="spellStart"/>
       <w:r>
         <w:rPr>
           <w:bCs/>
           <w:highlight w:val="magenta"/>
           <w:lang w:eastAsia="cs-CZ"/>
         </w:rPr>
-        <w:t>.sesty</w:t>
-      </w:r>
-      <w:proofErr w:type="gramEnd"/>
+        <w:t>section_generated_</w:t>
+      </w:r>
+      <w:proofErr w:type="gramStart"/>
       <w:r>
         <w:rPr>
           <w:bCs/>
           <w:highlight w:val="magenta"/>
           <w:lang w:eastAsia="cs-CZ"/>
         </w:rPr>
-        <w:t>_text_podminka</w:t>
+        <w:t>text</w:t>
       </w:r>
       <w:r>
         <w:rPr>
@@ -34931,20 +38459,7 @@
           <w:highlight w:val="magenta"/>
           <w:lang w:eastAsia="cs-CZ"/>
         </w:rPr>
-        <w:t>|czech}}</w:t>
-      </w:r>
-      <w:r>
-        <w:rPr>
-          <w:b/>
-          <w:lang w:eastAsia="cs-CZ"/>
-        </w:rPr>
-        <w:t xml:space="preserve"> </w:t>
-      </w:r>
-      <w:r>
-        <w:rPr>
-          <w:lang w:eastAsia="cs-CZ"/>
-        </w:rPr>
-        <w:t>(</w:t>
+        <w:t>s</w:t>
       </w:r>
       <w:r>
         <w:rPr>
@@ -34952,33 +38467,98 @@
           <w:highlight w:val="magenta"/>
           <w:lang w:eastAsia="cs-CZ"/>
         </w:rPr>
-        <w:t>{{section_generated_</w:t>
-      </w:r>
-      <w:proofErr w:type="gramStart"/>
+        <w:t>.sesty</w:t>
+      </w:r>
+      <w:proofErr w:type="gramEnd"/>
       <w:r>
         <w:rPr>
           <w:bCs/>
           <w:highlight w:val="magenta"/>
           <w:lang w:eastAsia="cs-CZ"/>
         </w:rPr>
-        <w:t>texts.osmy</w:t>
-      </w:r>
-      <w:proofErr w:type="gramEnd"/>
+        <w:t>_text_podminka</w:t>
+      </w:r>
       <w:r>
         <w:rPr>
           <w:bCs/>
           <w:highlight w:val="magenta"/>
           <w:lang w:eastAsia="cs-CZ"/>
         </w:rPr>
-        <w:t>_text_podminka</w:t>
-      </w:r>
+        <w:t>|czech</w:t>
+      </w:r>
+      <w:proofErr w:type="spellEnd"/>
       <w:r>
         <w:rPr>
           <w:bCs/>
           <w:highlight w:val="magenta"/>
           <w:lang w:eastAsia="cs-CZ"/>
         </w:rPr>
-        <w:t>|czech}}</w:t>
+        <w:t>}}</w:t>
+      </w:r>
+      <w:r>
+        <w:rPr>
+          <w:b/>
+          <w:lang w:eastAsia="cs-CZ"/>
+        </w:rPr>
+        <w:t xml:space="preserve"> </w:t>
+      </w:r>
+      <w:r>
+        <w:rPr>
+          <w:lang w:eastAsia="cs-CZ"/>
+        </w:rPr>
+        <w:t>(</w:t>
+      </w:r>
+      <w:r>
+        <w:rPr>
+          <w:bCs/>
+          <w:highlight w:val="magenta"/>
+          <w:lang w:eastAsia="cs-CZ"/>
+        </w:rPr>
+        <w:t>{{</w:t>
+      </w:r>
+      <w:proofErr w:type="spellStart"/>
+      <w:r>
+        <w:rPr>
+          <w:bCs/>
+          <w:highlight w:val="magenta"/>
+          <w:lang w:eastAsia="cs-CZ"/>
+        </w:rPr>
+        <w:t>section_generated_</w:t>
+      </w:r>
+      <w:proofErr w:type="gramStart"/>
+      <w:r>
+        <w:rPr>
+          <w:bCs/>
+          <w:highlight w:val="magenta"/>
+          <w:lang w:eastAsia="cs-CZ"/>
+        </w:rPr>
+        <w:t>texts.osmy</w:t>
+      </w:r>
+      <w:proofErr w:type="gramEnd"/>
+      <w:r>
+        <w:rPr>
+          <w:bCs/>
+          <w:highlight w:val="magenta"/>
+          <w:lang w:eastAsia="cs-CZ"/>
+        </w:rPr>
+        <w:t>_text_podminka</w:t>
+      </w:r>
+      <w:r>
+        <w:rPr>
+          <w:bCs/>
+          <w:highlight w:val="magenta"/>
+          <w:lang w:eastAsia="cs-CZ"/>
+        </w:rPr>
+        <w:t>|czech</w:t>
+      </w:r>
+      <w:proofErr w:type="spellEnd"/>
+      <w:r>
+        <w:rPr>
+          <w:bCs/>
+          <w:highlight w:val="magenta"/>
+          <w:lang w:eastAsia="cs-CZ"/>
+        </w:rPr>
+        <w:t>}}</w:t>
       </w:r>
       <w:r>
         <w:rPr>
@@ -35819,7 +39399,15 @@
                 <w:b/>
                 <w:lang w:eastAsia="cs-CZ"/>
               </w:rPr>
-              <w:t>{{ section</w:t>
+              <w:t xml:space="preserve">{{ </w:t>
+            </w:r>
+            <w:proofErr w:type="spellStart"/>
+            <w:r>
+              <w:rPr>
+                <w:b/>
+                <w:lang w:eastAsia="cs-CZ"/>
+              </w:rPr>
+              <w:t>section</w:t>
             </w:r>
             <w:proofErr w:type="gramEnd"/>
             <w:r>
@@ -35843,7 +39431,15 @@
                 <w:b/>
                 <w:lang w:eastAsia="cs-CZ"/>
               </w:rPr>
-              <w:t>_text_podminka }}</w:t>
+              <w:t>_text_podminka</w:t>
+            </w:r>
+            <w:proofErr w:type="spellEnd"/>
+            <w:r>
+              <w:rPr>
+                <w:b/>
+                <w:lang w:eastAsia="cs-CZ"/>
+              </w:rPr>
+              <w:t xml:space="preserve"> }}</w:t>
             </w:r>
           </w:p>
         </w:tc>
@@ -35878,7 +39474,11 @@
     </w:p>
     <w:p>
       <w:r>
-        <w:t>{{section_generated_</w:t>
+        <w:t>{{</w:t>
+      </w:r>
+      <w:proofErr w:type="spellStart"/>
+      <w:r>
+        <w:t>section_generated_</w:t>
       </w:r>
       <w:proofErr w:type="gramStart"/>
       <w:r>
@@ -35886,12 +39486,20 @@
       </w:r>
       <w:proofErr w:type="gramEnd"/>
       <w:r>
-        <w:t>_text_if_true}}</w:t>
+        <w:t>_text_if_true</w:t>
+      </w:r>
+      <w:proofErr w:type="spellEnd"/>
+      <w:r>
+        <w:t>}}</w:t>
       </w:r>
     </w:p>
     <w:p>
       <w:r>
-        <w:t>{{section_generated_</w:t>
+        <w:t>{{</w:t>
+      </w:r>
+      <w:proofErr w:type="spellStart"/>
+      <w:r>
+        <w:t>section_generated_</w:t>
       </w:r>
       <w:proofErr w:type="gramStart"/>
       <w:r>
@@ -35902,7 +39510,11 @@
       </w:r>
       <w:proofErr w:type="gramEnd"/>
       <w:r>
-        <w:t>_text_if_true}}</w:t>
+        <w:t>_text_if_true</w:t>
+      </w:r>
+      <w:proofErr w:type="spellEnd"/>
+      <w:r>
+        <w:t>}}</w:t>
       </w:r>
     </w:p>
     <w:p>
@@ -36091,6 +39703,7 @@
         </w:rPr>
         <w:t>{{</w:t>
       </w:r>
+      <w:proofErr w:type="spellStart"/>
       <w:r>
         <w:rPr>
           <w:b/>
@@ -36114,6 +39727,7 @@
         </w:rPr>
         <w:t>_text_podminka</w:t>
       </w:r>
+      <w:proofErr w:type="spellEnd"/>
       <w:r>
         <w:rPr>
           <w:b/>
@@ -36192,8 +39806,19 @@
                 <w:lang w:eastAsia="cs-CZ"/>
               </w:rPr>
               <w:lastRenderedPageBreak/>
-              <w:t>hodnotu % Fmax</w:t>
-            </w:r>
+              <w:t xml:space="preserve">hodnotu % </w:t>
+            </w:r>
+            <w:proofErr w:type="spellStart"/>
+            <w:r>
+              <w:rPr>
+                <w:rFonts w:eastAsia="Times New Roman" w:cs="Calibri"/>
+                <w:b/>
+                <w:szCs w:val="20"/>
+                <w:lang w:eastAsia="cs-CZ"/>
+              </w:rPr>
+              <w:t>Fmax</w:t>
+            </w:r>
+            <w:proofErr w:type="spellEnd"/>
           </w:p>
         </w:tc>
         <w:tc>
@@ -36290,6 +39915,7 @@
               </w:rPr>
               <w:t>{{</w:t>
             </w:r>
+            <w:proofErr w:type="spellStart"/>
             <w:r>
               <w:rPr>
                 <w:rFonts w:ascii="Cambria" w:eastAsia="Times New Roman" w:hAnsi="Cambria" w:cs="Calibri"/>
@@ -36320,7 +39946,18 @@
                 <w:sz w:val="72"/>
                 <w:lang w:eastAsia="cs-CZ"/>
               </w:rPr>
-              <w:t xml:space="preserve">_text_podminka </w:t>
+              <w:t>_text_podminka</w:t>
+            </w:r>
+            <w:proofErr w:type="spellEnd"/>
+            <w:r>
+              <w:rPr>
+                <w:rFonts w:ascii="Cambria" w:eastAsia="Times New Roman" w:hAnsi="Cambria" w:cs="Calibri"/>
+                <w:b/>
+                <w:color w:val="FFFFFF"/>
+                <w:sz w:val="72"/>
+                <w:lang w:eastAsia="cs-CZ"/>
+              </w:rPr>
+              <w:t xml:space="preserve"> </w:t>
             </w:r>
             <w:r>
               <w:rPr>
@@ -36589,6 +40226,7 @@
                 <w:szCs w:val="20"/>
               </w:rPr>
             </w:pPr>
+            <w:proofErr w:type="spellStart"/>
             <w:r>
               <w:rPr>
                 <w:b/>
@@ -36604,6 +40242,7 @@
               </w:rPr>
               <w:t>max</w:t>
             </w:r>
+            <w:proofErr w:type="spellEnd"/>
           </w:p>
         </w:tc>
         <w:tc>
@@ -36685,16 +40324,25 @@
                 <w:b/>
                 <w:szCs w:val="20"/>
               </w:rPr>
-              <w:t>% F</w:t>
-            </w:r>
+              <w:t xml:space="preserve">% </w:t>
+            </w:r>
+            <w:proofErr w:type="spellStart"/>
             <w:r>
               <w:rPr>
                 <w:b/>
                 <w:szCs w:val="20"/>
+              </w:rPr>
+              <w:t>F</w:t>
+            </w:r>
+            <w:r>
+              <w:rPr>
+                <w:b/>
+                <w:szCs w:val="20"/>
                 <w:vertAlign w:val="subscript"/>
               </w:rPr>
               <w:t>max</w:t>
             </w:r>
+            <w:proofErr w:type="spellEnd"/>
           </w:p>
         </w:tc>
         <w:tc>
@@ -36740,7 +40388,14 @@
               <w:rPr>
                 <w:szCs w:val="20"/>
               </w:rPr>
-              <w:t xml:space="preserve"> udává poměr vynaložené svalové síly k F</w:t>
+              <w:t xml:space="preserve"> udává poměr vynaložené svalové síly k </w:t>
+            </w:r>
+            <w:proofErr w:type="spellStart"/>
+            <w:r>
+              <w:rPr>
+                <w:szCs w:val="20"/>
+              </w:rPr>
+              <w:t>F</w:t>
             </w:r>
             <w:r>
               <w:rPr>
@@ -36749,11 +40404,19 @@
               </w:rPr>
               <w:t>max</w:t>
             </w:r>
-            <w:r>
-              <w:rPr>
-                <w:szCs w:val="20"/>
-              </w:rPr>
-              <w:t>, přičemž F</w:t>
+            <w:proofErr w:type="spellEnd"/>
+            <w:r>
+              <w:rPr>
+                <w:szCs w:val="20"/>
+              </w:rPr>
+              <w:t xml:space="preserve">, přičemž </w:t>
+            </w:r>
+            <w:proofErr w:type="spellStart"/>
+            <w:r>
+              <w:rPr>
+                <w:szCs w:val="20"/>
+              </w:rPr>
+              <w:t>F</w:t>
             </w:r>
             <w:r>
               <w:rPr>
@@ -36762,6 +40425,7 @@
               </w:rPr>
               <w:t>max</w:t>
             </w:r>
+            <w:proofErr w:type="spellEnd"/>
             <w:r>
               <w:rPr>
                 <w:szCs w:val="20"/>
@@ -37447,7 +41111,21 @@
               <w:rPr>
                 <w:szCs w:val="20"/>
               </w:rPr>
-              <w:t xml:space="preserve"> (% Fmax)</w:t>
+              <w:t xml:space="preserve"> (% </w:t>
+            </w:r>
+            <w:proofErr w:type="spellStart"/>
+            <w:r>
+              <w:rPr>
+                <w:szCs w:val="20"/>
+              </w:rPr>
+              <w:t>Fmax</w:t>
+            </w:r>
+            <w:proofErr w:type="spellEnd"/>
+            <w:r>
+              <w:rPr>
+                <w:szCs w:val="20"/>
+              </w:rPr>
+              <w:t>)</w:t>
             </w:r>
           </w:p>
         </w:tc>
@@ -37510,8 +41188,16 @@
               <w:rPr>
                 <w:szCs w:val="20"/>
               </w:rPr>
-              <w:t xml:space="preserve"> síly v rozmezí 55 až 70 % Fmax</w:t>
-            </w:r>
+              <w:t xml:space="preserve"> síly v rozmezí 55 až 70 % </w:t>
+            </w:r>
+            <w:proofErr w:type="spellStart"/>
+            <w:r>
+              <w:rPr>
+                <w:szCs w:val="20"/>
+              </w:rPr>
+              <w:t>Fmax</w:t>
+            </w:r>
+            <w:proofErr w:type="spellEnd"/>
           </w:p>
         </w:tc>
       </w:tr>
@@ -37574,8 +41260,16 @@
               <w:rPr>
                 <w:szCs w:val="20"/>
               </w:rPr>
-              <w:t>svalové síly přesahující 70 % Fmax</w:t>
-            </w:r>
+              <w:t xml:space="preserve">svalové síly přesahující 70 % </w:t>
+            </w:r>
+            <w:proofErr w:type="spellStart"/>
+            <w:r>
+              <w:rPr>
+                <w:szCs w:val="20"/>
+              </w:rPr>
+              <w:t>Fmax</w:t>
+            </w:r>
+            <w:proofErr w:type="spellEnd"/>
           </w:p>
         </w:tc>
       </w:tr>
@@ -37834,7 +41528,15 @@
         <w:t xml:space="preserve">Protokol vypracoval: </w:t>
       </w:r>
       <w:r>
-        <w:t>MUDr. Danica Henčeková, Ph.D.</w:t>
+        <w:t xml:space="preserve">MUDr. Danica </w:t>
+      </w:r>
+      <w:proofErr w:type="spellStart"/>
+      <w:r>
+        <w:t>Henčeková</w:t>
+      </w:r>
+      <w:proofErr w:type="spellEnd"/>
+      <w:r>
+        <w:t>, Ph.D.</w:t>
       </w:r>
       <w:r>
         <w:rPr>
@@ -37865,7 +41567,21 @@
         <w:rPr>
           <w:lang w:eastAsia="cs-CZ"/>
         </w:rPr>
-        <w:t>{{today_date}}</w:t>
+        <w:t>{{</w:t>
+      </w:r>
+      <w:proofErr w:type="spellStart"/>
+      <w:r>
+        <w:rPr>
+          <w:lang w:eastAsia="cs-CZ"/>
+        </w:rPr>
+        <w:t>today_date</w:t>
+      </w:r>
+      <w:proofErr w:type="spellEnd"/>
+      <w:r>
+        <w:rPr>
+          <w:lang w:eastAsia="cs-CZ"/>
+        </w:rPr>
+        <w:t>}}</w:t>
       </w:r>
     </w:p>
     <w:p>
@@ -37885,7 +41601,15 @@
         <w:t xml:space="preserve"> </w:t>
       </w:r>
       <w:r>
-        <w:t>MUDr. Danica Henčeková, Ph.D.</w:t>
+        <w:t xml:space="preserve">MUDr. Danica </w:t>
+      </w:r>
+      <w:proofErr w:type="spellStart"/>
+      <w:r>
+        <w:t>Henčeková</w:t>
+      </w:r>
+      <w:proofErr w:type="spellEnd"/>
+      <w:r>
+        <w:t>, Ph.D.</w:t>
       </w:r>
     </w:p>
     <w:p>
@@ -38096,8 +41820,17 @@
           <w:sz w:val="24"/>
           <w:szCs w:val="24"/>
         </w:rPr>
-        <w:t>: výstup z programu EMG Analyzer</w:t>
-      </w:r>
+        <w:t xml:space="preserve">: výstup z programu EMG </w:t>
+      </w:r>
+      <w:proofErr w:type="spellStart"/>
+      <w:r>
+        <w:rPr>
+          <w:sz w:val="24"/>
+          <w:szCs w:val="24"/>
+        </w:rPr>
+        <w:t>Analyzer</w:t>
+      </w:r>
+      <w:proofErr w:type="spellEnd"/>
     </w:p>
     <w:bookmarkEnd w:id="14"/>
     <w:p>
@@ -38404,7 +42137,27 @@
           <w:sz w:val="18"/>
           <w:szCs w:val="20"/>
         </w:rPr>
-        <w:t xml:space="preserve"> EMG_1    Fmax =199,000</w:t>
+        <w:t xml:space="preserve"> EMG_1    </w:t>
+      </w:r>
+      <w:proofErr w:type="spellStart"/>
+      <w:r>
+        <w:rPr>
+          <w:rFonts w:ascii="Arial" w:hAnsi="Arial" w:cs="Arial"/>
+          <w:color w:val="000000"/>
+          <w:sz w:val="18"/>
+          <w:szCs w:val="20"/>
+        </w:rPr>
+        <w:t>Fmax</w:t>
+      </w:r>
+      <w:proofErr w:type="spellEnd"/>
+      <w:r>
+        <w:rPr>
+          <w:rFonts w:ascii="Arial" w:hAnsi="Arial" w:cs="Arial"/>
+          <w:color w:val="000000"/>
+          <w:sz w:val="18"/>
+          <w:szCs w:val="20"/>
+        </w:rPr>
+        <w:t xml:space="preserve"> =199,000</w:t>
       </w:r>
     </w:p>
     <w:p>
@@ -38426,7 +42179,27 @@
           <w:sz w:val="18"/>
           <w:szCs w:val="20"/>
         </w:rPr>
-        <w:t xml:space="preserve"> EMG_2    Fmax =171,000</w:t>
+        <w:t xml:space="preserve"> EMG_2    </w:t>
+      </w:r>
+      <w:proofErr w:type="spellStart"/>
+      <w:r>
+        <w:rPr>
+          <w:rFonts w:ascii="Arial" w:hAnsi="Arial" w:cs="Arial"/>
+          <w:color w:val="000000"/>
+          <w:sz w:val="18"/>
+          <w:szCs w:val="20"/>
+        </w:rPr>
+        <w:t>Fmax</w:t>
+      </w:r>
+      <w:proofErr w:type="spellEnd"/>
+      <w:r>
+        <w:rPr>
+          <w:rFonts w:ascii="Arial" w:hAnsi="Arial" w:cs="Arial"/>
+          <w:color w:val="000000"/>
+          <w:sz w:val="18"/>
+          <w:szCs w:val="20"/>
+        </w:rPr>
+        <w:t xml:space="preserve"> =171,000</w:t>
       </w:r>
     </w:p>
     <w:p>
@@ -38448,7 +42221,27 @@
           <w:sz w:val="18"/>
           <w:szCs w:val="20"/>
         </w:rPr>
-        <w:t xml:space="preserve"> EMG_3    Fmax =138,000</w:t>
+        <w:t xml:space="preserve"> EMG_3    </w:t>
+      </w:r>
+      <w:proofErr w:type="spellStart"/>
+      <w:r>
+        <w:rPr>
+          <w:rFonts w:ascii="Arial" w:hAnsi="Arial" w:cs="Arial"/>
+          <w:color w:val="000000"/>
+          <w:sz w:val="18"/>
+          <w:szCs w:val="20"/>
+        </w:rPr>
+        <w:t>Fmax</w:t>
+      </w:r>
+      <w:proofErr w:type="spellEnd"/>
+      <w:r>
+        <w:rPr>
+          <w:rFonts w:ascii="Arial" w:hAnsi="Arial" w:cs="Arial"/>
+          <w:color w:val="000000"/>
+          <w:sz w:val="18"/>
+          <w:szCs w:val="20"/>
+        </w:rPr>
+        <w:t xml:space="preserve"> =138,000</w:t>
       </w:r>
     </w:p>
     <w:p>
@@ -38470,7 +42263,27 @@
           <w:sz w:val="18"/>
           <w:szCs w:val="20"/>
         </w:rPr>
-        <w:t xml:space="preserve"> EMG_4    Fmax </w:t>
+        <w:t xml:space="preserve"> EMG_4    </w:t>
+      </w:r>
+      <w:proofErr w:type="spellStart"/>
+      <w:r>
+        <w:rPr>
+          <w:rFonts w:ascii="Arial" w:hAnsi="Arial" w:cs="Arial"/>
+          <w:color w:val="000000"/>
+          <w:sz w:val="18"/>
+          <w:szCs w:val="20"/>
+        </w:rPr>
+        <w:t>Fmax</w:t>
+      </w:r>
+      <w:proofErr w:type="spellEnd"/>
+      <w:r>
+        <w:rPr>
+          <w:rFonts w:ascii="Arial" w:hAnsi="Arial" w:cs="Arial"/>
+          <w:color w:val="000000"/>
+          <w:sz w:val="18"/>
+          <w:szCs w:val="20"/>
+        </w:rPr>
+        <w:t xml:space="preserve"> </w:t>
       </w:r>
       <w:proofErr w:type="gramStart"/>
       <w:r>
@@ -38590,6 +42403,7 @@
         </w:rPr>
         <w:t xml:space="preserve">      % hodnoty </w:t>
       </w:r>
+      <w:proofErr w:type="spellStart"/>
       <w:proofErr w:type="gramStart"/>
       <w:r>
         <w:rPr>
@@ -38598,7 +42412,17 @@
           <w:sz w:val="18"/>
           <w:szCs w:val="20"/>
         </w:rPr>
-        <w:t xml:space="preserve">Fmax:   </w:t>
+        <w:t>Fmax</w:t>
+      </w:r>
+      <w:proofErr w:type="spellEnd"/>
+      <w:r>
+        <w:rPr>
+          <w:rFonts w:ascii="Arial" w:hAnsi="Arial" w:cs="Arial"/>
+          <w:color w:val="000000"/>
+          <w:sz w:val="18"/>
+          <w:szCs w:val="20"/>
+        </w:rPr>
+        <w:t xml:space="preserve">:   </w:t>
       </w:r>
       <w:proofErr w:type="gramEnd"/>
       <w:r>
@@ -38809,6 +42633,7 @@
         </w:rPr>
         <w:t xml:space="preserve">      % hodnoty </w:t>
       </w:r>
+      <w:proofErr w:type="spellStart"/>
       <w:proofErr w:type="gramStart"/>
       <w:r>
         <w:rPr>
@@ -38818,7 +42643,18 @@
           <w:szCs w:val="20"/>
           <w:highlight w:val="yellow"/>
         </w:rPr>
-        <w:t xml:space="preserve">Fmax:   </w:t>
+        <w:t>Fmax</w:t>
+      </w:r>
+      <w:proofErr w:type="spellEnd"/>
+      <w:r>
+        <w:rPr>
+          <w:rFonts w:ascii="Arial" w:hAnsi="Arial" w:cs="Arial"/>
+          <w:color w:val="000000"/>
+          <w:sz w:val="18"/>
+          <w:szCs w:val="20"/>
+          <w:highlight w:val="yellow"/>
+        </w:rPr>
+        <w:t xml:space="preserve">:   </w:t>
       </w:r>
       <w:proofErr w:type="gramEnd"/>
       <w:r>
@@ -39300,8 +43136,17 @@
           <w:sz w:val="24"/>
           <w:szCs w:val="24"/>
         </w:rPr>
-        <w:t>: výstup z programu EMG Analyzer</w:t>
-      </w:r>
+        <w:t xml:space="preserve">: výstup z programu EMG </w:t>
+      </w:r>
+      <w:proofErr w:type="spellStart"/>
+      <w:r>
+        <w:rPr>
+          <w:sz w:val="24"/>
+          <w:szCs w:val="24"/>
+        </w:rPr>
+        <w:t>Analyzer</w:t>
+      </w:r>
+      <w:proofErr w:type="spellEnd"/>
     </w:p>
     <w:p>
       <w:pPr>
@@ -39615,7 +43460,27 @@
           <w:sz w:val="18"/>
           <w:szCs w:val="18"/>
         </w:rPr>
-        <w:t xml:space="preserve"> EMG_1    Fmax =136,500</w:t>
+        <w:t xml:space="preserve"> EMG_1    </w:t>
+      </w:r>
+      <w:proofErr w:type="spellStart"/>
+      <w:r>
+        <w:rPr>
+          <w:rFonts w:ascii="Arial" w:hAnsi="Arial" w:cs="Arial"/>
+          <w:color w:val="000000"/>
+          <w:sz w:val="18"/>
+          <w:szCs w:val="18"/>
+        </w:rPr>
+        <w:t>Fmax</w:t>
+      </w:r>
+      <w:proofErr w:type="spellEnd"/>
+      <w:r>
+        <w:rPr>
+          <w:rFonts w:ascii="Arial" w:hAnsi="Arial" w:cs="Arial"/>
+          <w:color w:val="000000"/>
+          <w:sz w:val="18"/>
+          <w:szCs w:val="18"/>
+        </w:rPr>
+        <w:t xml:space="preserve"> =136,500</w:t>
       </w:r>
     </w:p>
     <w:p>
@@ -39637,7 +43502,27 @@
           <w:sz w:val="18"/>
           <w:szCs w:val="18"/>
         </w:rPr>
-        <w:t xml:space="preserve"> EMG_2    Fmax =133,000</w:t>
+        <w:t xml:space="preserve"> EMG_2    </w:t>
+      </w:r>
+      <w:proofErr w:type="spellStart"/>
+      <w:r>
+        <w:rPr>
+          <w:rFonts w:ascii="Arial" w:hAnsi="Arial" w:cs="Arial"/>
+          <w:color w:val="000000"/>
+          <w:sz w:val="18"/>
+          <w:szCs w:val="18"/>
+        </w:rPr>
+        <w:t>Fmax</w:t>
+      </w:r>
+      <w:proofErr w:type="spellEnd"/>
+      <w:r>
+        <w:rPr>
+          <w:rFonts w:ascii="Arial" w:hAnsi="Arial" w:cs="Arial"/>
+          <w:color w:val="000000"/>
+          <w:sz w:val="18"/>
+          <w:szCs w:val="18"/>
+        </w:rPr>
+        <w:t xml:space="preserve"> =133,000</w:t>
       </w:r>
     </w:p>
     <w:p>
@@ -39659,7 +43544,27 @@
           <w:sz w:val="18"/>
           <w:szCs w:val="18"/>
         </w:rPr>
-        <w:t xml:space="preserve"> EMG_3    Fmax =184,500</w:t>
+        <w:t xml:space="preserve"> EMG_3    </w:t>
+      </w:r>
+      <w:proofErr w:type="spellStart"/>
+      <w:r>
+        <w:rPr>
+          <w:rFonts w:ascii="Arial" w:hAnsi="Arial" w:cs="Arial"/>
+          <w:color w:val="000000"/>
+          <w:sz w:val="18"/>
+          <w:szCs w:val="18"/>
+        </w:rPr>
+        <w:t>Fmax</w:t>
+      </w:r>
+      <w:proofErr w:type="spellEnd"/>
+      <w:r>
+        <w:rPr>
+          <w:rFonts w:ascii="Arial" w:hAnsi="Arial" w:cs="Arial"/>
+          <w:color w:val="000000"/>
+          <w:sz w:val="18"/>
+          <w:szCs w:val="18"/>
+        </w:rPr>
+        <w:t xml:space="preserve"> =184,500</w:t>
       </w:r>
     </w:p>
     <w:p>
@@ -39681,7 +43586,27 @@
           <w:sz w:val="18"/>
           <w:szCs w:val="18"/>
         </w:rPr>
-        <w:t xml:space="preserve"> EMG_4    Fmax =138,000</w:t>
+        <w:t xml:space="preserve"> EMG_4    </w:t>
+      </w:r>
+      <w:proofErr w:type="spellStart"/>
+      <w:r>
+        <w:rPr>
+          <w:rFonts w:ascii="Arial" w:hAnsi="Arial" w:cs="Arial"/>
+          <w:color w:val="000000"/>
+          <w:sz w:val="18"/>
+          <w:szCs w:val="18"/>
+        </w:rPr>
+        <w:t>Fmax</w:t>
+      </w:r>
+      <w:proofErr w:type="spellEnd"/>
+      <w:r>
+        <w:rPr>
+          <w:rFonts w:ascii="Arial" w:hAnsi="Arial" w:cs="Arial"/>
+          <w:color w:val="000000"/>
+          <w:sz w:val="18"/>
+          <w:szCs w:val="18"/>
+        </w:rPr>
+        <w:t xml:space="preserve"> =138,000</w:t>
       </w:r>
     </w:p>
     <w:p>
@@ -39785,6 +43710,7 @@
         </w:rPr>
         <w:t xml:space="preserve">      % hodnoty </w:t>
       </w:r>
+      <w:proofErr w:type="spellStart"/>
       <w:proofErr w:type="gramStart"/>
       <w:r>
         <w:rPr>
@@ -39793,7 +43719,17 @@
           <w:sz w:val="18"/>
           <w:szCs w:val="18"/>
         </w:rPr>
-        <w:t xml:space="preserve">Fmax:   </w:t>
+        <w:t>Fmax</w:t>
+      </w:r>
+      <w:proofErr w:type="spellEnd"/>
+      <w:r>
+        <w:rPr>
+          <w:rFonts w:ascii="Arial" w:hAnsi="Arial" w:cs="Arial"/>
+          <w:color w:val="000000"/>
+          <w:sz w:val="18"/>
+          <w:szCs w:val="18"/>
+        </w:rPr>
+        <w:t xml:space="preserve">:   </w:t>
       </w:r>
       <w:proofErr w:type="gramEnd"/>
       <w:r>
@@ -39982,6 +43918,7 @@
         </w:rPr>
         <w:t xml:space="preserve">      % hodnoty </w:t>
       </w:r>
+      <w:proofErr w:type="spellStart"/>
       <w:proofErr w:type="gramStart"/>
       <w:r>
         <w:rPr>
@@ -39991,7 +43928,18 @@
           <w:szCs w:val="18"/>
           <w:highlight w:val="yellow"/>
         </w:rPr>
-        <w:t xml:space="preserve">Fmax:   </w:t>
+        <w:t>Fmax</w:t>
+      </w:r>
+      <w:proofErr w:type="spellEnd"/>
+      <w:r>
+        <w:rPr>
+          <w:rFonts w:ascii="Arial" w:hAnsi="Arial" w:cs="Arial"/>
+          <w:color w:val="000000"/>
+          <w:sz w:val="18"/>
+          <w:szCs w:val="18"/>
+          <w:highlight w:val="yellow"/>
+        </w:rPr>
+        <w:t xml:space="preserve">:   </w:t>
       </w:r>
       <w:proofErr w:type="gramEnd"/>
       <w:r>
@@ -40635,7 +44583,25 @@
               <w:sz w:val="18"/>
               <w:szCs w:val="18"/>
             </w:rPr>
-            <w:t>MUDr. Danica Henčeková, Ph.D.</w:t>
+            <w:t xml:space="preserve">MUDr. Danica </w:t>
+          </w:r>
+          <w:proofErr w:type="spellStart"/>
+          <w:r>
+            <w:rPr>
+              <w:rFonts w:cstheme="minorHAnsi"/>
+              <w:sz w:val="18"/>
+              <w:szCs w:val="18"/>
+            </w:rPr>
+            <w:t>Henčeková</w:t>
+          </w:r>
+          <w:proofErr w:type="spellEnd"/>
+          <w:r>
+            <w:rPr>
+              <w:rFonts w:cstheme="minorHAnsi"/>
+              <w:sz w:val="18"/>
+              <w:szCs w:val="18"/>
+            </w:rPr>
+            <w:t>, Ph.D.</w:t>
           </w:r>
         </w:p>
       </w:tc>
@@ -40974,7 +44940,25 @@
               <w:sz w:val="18"/>
               <w:szCs w:val="18"/>
             </w:rPr>
-            <w:t>MUDr. Danica Henčeková, Ph.D.</w:t>
+            <w:t xml:space="preserve">MUDr. Danica </w:t>
+          </w:r>
+          <w:proofErr w:type="spellStart"/>
+          <w:r>
+            <w:rPr>
+              <w:rFonts w:cstheme="minorHAnsi"/>
+              <w:sz w:val="18"/>
+              <w:szCs w:val="18"/>
+            </w:rPr>
+            <w:t>Henčeková</w:t>
+          </w:r>
+          <w:proofErr w:type="spellEnd"/>
+          <w:r>
+            <w:rPr>
+              <w:rFonts w:cstheme="minorHAnsi"/>
+              <w:sz w:val="18"/>
+              <w:szCs w:val="18"/>
+            </w:rPr>
+            <w:t>, Ph.D.</w:t>
           </w:r>
         </w:p>
       </w:tc>
@@ -41385,7 +45369,7 @@
         </mc:Choice>
         <mc:Fallback>
           <w:pict>
-            <v:line w14:anchorId="626563E2" id="Přímá spojnice 3" o:spid="_x0000_s1026" style="position:absolute;z-index:251659264;visibility:visible;mso-wrap-style:square;mso-width-percent:0;mso-height-percent:0;mso-wrap-distance-left:9pt;mso-wrap-distance-top:0;mso-wrap-distance-right:9pt;mso-wrap-distance-bottom:0;mso-position-horizontal:absolute;mso-position-horizontal-relative:text;mso-position-vertical:absolute;mso-position-vertical-relative:text;mso-width-percent:0;mso-height-percent:0;mso-width-relative:margin;mso-height-relative:margin" from="-15.75pt,20pt" to="482.6pt,20pt" o:gfxdata="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" strokecolor="black [3040]"/>
+            <v:line w14:anchorId="11BEECAA" id="Přímá spojnice 3" o:spid="_x0000_s1026" style="position:absolute;z-index:251659264;visibility:visible;mso-wrap-style:square;mso-width-percent:0;mso-height-percent:0;mso-wrap-distance-left:9pt;mso-wrap-distance-top:0;mso-wrap-distance-right:9pt;mso-wrap-distance-bottom:0;mso-position-horizontal:absolute;mso-position-horizontal-relative:text;mso-position-vertical:absolute;mso-position-vertical-relative:text;mso-width-percent:0;mso-height-percent:0;mso-width-relative:margin;mso-height-relative:margin" from="-15.75pt,20pt" to="482.6pt,20pt" o:gfxdata="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" strokecolor="black [3040]"/>
           </w:pict>
         </mc:Fallback>
       </mc:AlternateContent>
